--- a/deliverables/inland_transport_2026-10/docx/QASOP_0XX_A03.docx
+++ b/deliverables/inland_transport_2026-10/docx/QASOP_0XX_A03.docx
@@ -96,72 +96,56 @@
         <w:t xml:space="preserve">   —   Верзија | Version: DRAFT   ·   Датум на важност | Effective date: —</w:t>
       </w:r>
     </w:p>
-    <w:tbl>
-      <w:tblPr>
-        <w:tblLook w:firstColumn="1" w:firstRow="1" w:lastColumn="0" w:lastRow="0" w:noHBand="0" w:noVBand="1" w:val="04A0"/>
-        <w:tblLayout w:type="fixed"/>
-        <w:tblW w:type="dxa" w:w="15399"/>
-        <w:tblInd w:type="dxa" w:w="0"/>
+    <w:p>
+      <w:pPr>
+        <w:spacing w:before="0" w:after="0"/>
         <w:jc w:val="center"/>
-        <w:tblBorders>
-          <w:top w:val="single" w:sz="4" w:space="0" w:color="2B547E"/>
-          <w:left w:val="single" w:sz="4" w:space="0" w:color="2B547E"/>
-          <w:bottom w:val="single" w:sz="4" w:space="0" w:color="2B547E"/>
-          <w:right w:val="single" w:sz="4" w:space="0" w:color="2B547E"/>
-          <w:insideH w:val="single" w:sz="4" w:space="0" w:color="2B547E"/>
-          <w:insideV w:val="single" w:sz="4" w:space="0" w:color="2B547E"/>
-        </w:tblBorders>
-      </w:tblPr>
-      <w:tblGrid>
-        <w:gridCol w:w="15399"/>
-      </w:tblGrid>
-      <w:tr>
-        <w:tc>
-          <w:tcPr>
-            <w:shd w:val="clear" w:color="auto" w:fill="2B547E"/>
-            <w:vAlign w:val="center"/>
-            <w:tcW w:type="dxa" w:w="15399"/>
-          </w:tcPr>
-          <w:p>
-            <w:pPr>
-              <w:spacing w:before="20" w:after="20"/>
-              <w:jc w:val="center"/>
-            </w:pPr>
-            <w:r/>
-            <w:r>
-              <w:rPr>
-                <w:rFonts w:ascii="Calibri" w:hAnsi="Calibri"/>
-                <w:b/>
-                <w:i w:val="0"/>
-                <w:color w:val="FFFFFF"/>
-                <w:sz w:val="22"/>
-              </w:rPr>
-              <w:t>1 Идентификација</w:t>
-            </w:r>
-            <w:r>
-              <w:rPr>
-                <w:rFonts w:ascii="Calibri" w:hAnsi="Calibri"/>
-                <w:b w:val="0"/>
-                <w:i w:val="0"/>
-                <w:color w:val="FFFFFF"/>
-                <w:sz w:val="18"/>
-              </w:rPr>
-              <w:t xml:space="preserve"> | </w:t>
-            </w:r>
-            <w:r>
-              <w:rPr>
-                <w:rFonts w:ascii="Calibri" w:hAnsi="Calibri"/>
-                <w:b w:val="0"/>
-                <w:i w:val="0"/>
-                <w:color w:val="FFFFFF"/>
-                <w:sz w:val="18"/>
-              </w:rPr>
-              <w:t>Identification</w:t>
-            </w:r>
-          </w:p>
-        </w:tc>
-      </w:tr>
-    </w:tbl>
+        <w:keepNext/>
+        <w:pBdr>
+          <w:top w:val="single" w:sz="4" w:space="2" w:color="2B547E"/>
+          <w:left w:val="single" w:sz="4" w:space="4" w:color="2B547E"/>
+          <w:bottom w:val="single" w:sz="4" w:space="2" w:color="2B547E"/>
+          <w:right w:val="single" w:sz="4" w:space="4" w:color="2B547E"/>
+        </w:pBdr>
+        <w:shd w:val="clear" w:color="auto" w:fill="2B547E"/>
+      </w:pPr>
+      <w:r>
+        <w:rPr>
+          <w:rFonts w:ascii="Calibri" w:hAnsi="Calibri"/>
+          <w:b/>
+          <w:i w:val="0"/>
+          <w:color w:val="FFFFFF"/>
+          <w:sz w:val="22"/>
+        </w:rPr>
+        <w:t>1 Идентификација</w:t>
+      </w:r>
+      <w:r>
+        <w:rPr>
+          <w:rFonts w:ascii="Calibri" w:hAnsi="Calibri"/>
+          <w:b w:val="0"/>
+          <w:i w:val="0"/>
+          <w:color w:val="FFFFFF"/>
+          <w:sz w:val="18"/>
+        </w:rPr>
+        <w:t xml:space="preserve"> | </w:t>
+      </w:r>
+      <w:r>
+        <w:rPr>
+          <w:rFonts w:ascii="Calibri" w:hAnsi="Calibri"/>
+          <w:b w:val="0"/>
+          <w:i w:val="0"/>
+          <w:color w:val="FFFFFF"/>
+          <w:sz w:val="18"/>
+        </w:rPr>
+        <w:t>Identification</w:t>
+      </w:r>
+    </w:p>
+    <w:p>
+      <w:pPr>
+        <w:keepNext/>
+        <w:spacing w:before="0" w:after="0" w:lineRule="exact" w:line="40"/>
+      </w:pPr>
+    </w:p>
     <w:tbl>
       <w:tblPr>
         <w:jc w:val="center"/>
@@ -187,6 +171,9 @@
         <w:gridCol w:w="2358"/>
       </w:tblGrid>
       <w:tr>
+        <w:trPr>
+          <w:cantSplit/>
+        </w:trPr>
         <w:tc>
           <w:tcPr>
             <w:shd w:val="clear" w:color="auto" w:fill="F2F2F2"/>
@@ -195,6 +182,7 @@
           </w:tcPr>
           <w:p>
             <w:pPr>
+              <w:keepNext/>
               <w:spacing w:before="20" w:after="20"/>
               <w:jc w:val="left"/>
             </w:pPr>
@@ -238,6 +226,7 @@
           </w:tcPr>
           <w:p>
             <w:pPr>
+              <w:keepNext/>
               <w:spacing w:before="20" w:after="20"/>
               <w:jc w:val="center"/>
             </w:pPr>
@@ -262,6 +251,7 @@
           </w:tcPr>
           <w:p>
             <w:pPr>
+              <w:keepNext/>
               <w:spacing w:before="20" w:after="20"/>
               <w:jc w:val="left"/>
             </w:pPr>
@@ -305,6 +295,7 @@
           </w:tcPr>
           <w:p>
             <w:pPr>
+              <w:keepNext/>
               <w:spacing w:before="20" w:after="20"/>
               <w:jc w:val="center"/>
             </w:pPr>
@@ -319,6 +310,7 @@
           </w:tcPr>
           <w:p>
             <w:pPr>
+              <w:keepNext/>
               <w:spacing w:before="20" w:after="20"/>
               <w:jc w:val="left"/>
             </w:pPr>
@@ -362,6 +354,7 @@
           </w:tcPr>
           <w:p>
             <w:pPr>
+              <w:keepNext/>
               <w:spacing w:before="20" w:after="20"/>
               <w:jc w:val="center"/>
             </w:pPr>
@@ -395,6 +388,9 @@
         <w:gridCol w:w="3432"/>
       </w:tblGrid>
       <w:tr>
+        <w:trPr>
+          <w:cantSplit/>
+        </w:trPr>
         <w:tc>
           <w:tcPr>
             <w:shd w:val="clear" w:color="auto" w:fill="F2F2F2"/>
@@ -568,72 +564,62 @@
         </w:tc>
       </w:tr>
     </w:tbl>
-    <w:tbl>
-      <w:tblPr>
-        <w:tblLook w:firstColumn="1" w:firstRow="1" w:lastColumn="0" w:lastRow="0" w:noHBand="0" w:noVBand="1" w:val="04A0"/>
-        <w:tblLayout w:type="fixed"/>
-        <w:tblW w:type="dxa" w:w="15399"/>
-        <w:tblInd w:type="dxa" w:w="0"/>
+    <w:p>
+      <w:pPr>
+        <w:keepNext/>
+        <w:spacing w:before="0" w:after="0" w:lineRule="exact" w:line="240"/>
+      </w:pPr>
+    </w:p>
+    <w:p>
+      <w:pPr>
+        <w:spacing w:before="0" w:after="0"/>
         <w:jc w:val="center"/>
-        <w:tblBorders>
-          <w:top w:val="single" w:sz="4" w:space="0" w:color="2B547E"/>
-          <w:left w:val="single" w:sz="4" w:space="0" w:color="2B547E"/>
-          <w:bottom w:val="single" w:sz="4" w:space="0" w:color="2B547E"/>
-          <w:right w:val="single" w:sz="4" w:space="0" w:color="2B547E"/>
-          <w:insideH w:val="single" w:sz="4" w:space="0" w:color="2B547E"/>
-          <w:insideV w:val="single" w:sz="4" w:space="0" w:color="2B547E"/>
-        </w:tblBorders>
-      </w:tblPr>
-      <w:tblGrid>
-        <w:gridCol w:w="15399"/>
-      </w:tblGrid>
-      <w:tr>
-        <w:tc>
-          <w:tcPr>
-            <w:shd w:val="clear" w:color="auto" w:fill="2B547E"/>
-            <w:vAlign w:val="center"/>
-            <w:tcW w:type="dxa" w:w="15399"/>
-          </w:tcPr>
-          <w:p>
-            <w:pPr>
-              <w:spacing w:before="20" w:after="20"/>
-              <w:jc w:val="center"/>
-            </w:pPr>
-            <w:r/>
-            <w:r>
-              <w:rPr>
-                <w:rFonts w:ascii="Calibri" w:hAnsi="Calibri"/>
-                <w:b/>
-                <w:i w:val="0"/>
-                <w:color w:val="FFFFFF"/>
-                <w:sz w:val="22"/>
-              </w:rPr>
-              <w:t>2 Логери и позиции</w:t>
-            </w:r>
-            <w:r>
-              <w:rPr>
-                <w:rFonts w:ascii="Calibri" w:hAnsi="Calibri"/>
-                <w:b w:val="0"/>
-                <w:i w:val="0"/>
-                <w:color w:val="FFFFFF"/>
-                <w:sz w:val="18"/>
-              </w:rPr>
-              <w:t xml:space="preserve"> | </w:t>
-            </w:r>
-            <w:r>
-              <w:rPr>
-                <w:rFonts w:ascii="Calibri" w:hAnsi="Calibri"/>
-                <w:b w:val="0"/>
-                <w:i w:val="0"/>
-                <w:color w:val="FFFFFF"/>
-                <w:sz w:val="18"/>
-              </w:rPr>
-              <w:t>Loggers and positions</w:t>
-            </w:r>
-          </w:p>
-        </w:tc>
-      </w:tr>
-    </w:tbl>
+        <w:keepNext/>
+        <w:pBdr>
+          <w:top w:val="single" w:sz="4" w:space="2" w:color="2B547E"/>
+          <w:left w:val="single" w:sz="4" w:space="4" w:color="2B547E"/>
+          <w:bottom w:val="single" w:sz="4" w:space="2" w:color="2B547E"/>
+          <w:right w:val="single" w:sz="4" w:space="4" w:color="2B547E"/>
+        </w:pBdr>
+        <w:shd w:val="clear" w:color="auto" w:fill="2B547E"/>
+      </w:pPr>
+      <w:r>
+        <w:rPr>
+          <w:rFonts w:ascii="Calibri" w:hAnsi="Calibri"/>
+          <w:b/>
+          <w:i w:val="0"/>
+          <w:color w:val="FFFFFF"/>
+          <w:sz w:val="22"/>
+        </w:rPr>
+        <w:t>2 Логери и позиции</w:t>
+      </w:r>
+      <w:r>
+        <w:rPr>
+          <w:rFonts w:ascii="Calibri" w:hAnsi="Calibri"/>
+          <w:b w:val="0"/>
+          <w:i w:val="0"/>
+          <w:color w:val="FFFFFF"/>
+          <w:sz w:val="18"/>
+        </w:rPr>
+        <w:t xml:space="preserve"> | </w:t>
+      </w:r>
+      <w:r>
+        <w:rPr>
+          <w:rFonts w:ascii="Calibri" w:hAnsi="Calibri"/>
+          <w:b w:val="0"/>
+          <w:i w:val="0"/>
+          <w:color w:val="FFFFFF"/>
+          <w:sz w:val="18"/>
+        </w:rPr>
+        <w:t>Loggers and positions</w:t>
+      </w:r>
+    </w:p>
+    <w:p>
+      <w:pPr>
+        <w:keepNext/>
+        <w:spacing w:before="0" w:after="0" w:lineRule="exact" w:line="40"/>
+      </w:pPr>
+    </w:p>
     <w:tbl>
       <w:tblPr>
         <w:tblLook w:firstColumn="1" w:firstRow="1" w:lastColumn="0" w:lastRow="0" w:noHBand="0" w:noVBand="1" w:val="04A0"/>
@@ -661,6 +647,7 @@
       <w:tr>
         <w:trPr>
           <w:tblHeader w:val="true"/>
+          <w:cantSplit/>
         </w:trPr>
         <w:tc>
           <w:tcPr>
@@ -670,6 +657,7 @@
           </w:tcPr>
           <w:p>
             <w:pPr>
+              <w:keepNext/>
               <w:spacing w:before="20" w:after="20"/>
               <w:jc w:val="center"/>
             </w:pPr>
@@ -714,6 +702,7 @@
           </w:tcPr>
           <w:p>
             <w:pPr>
+              <w:keepNext/>
               <w:spacing w:before="20" w:after="20"/>
               <w:jc w:val="center"/>
             </w:pPr>
@@ -758,6 +747,7 @@
           </w:tcPr>
           <w:p>
             <w:pPr>
+              <w:keepNext/>
               <w:spacing w:before="20" w:after="20"/>
               <w:jc w:val="center"/>
             </w:pPr>
@@ -802,6 +792,7 @@
           </w:tcPr>
           <w:p>
             <w:pPr>
+              <w:keepNext/>
               <w:spacing w:before="20" w:after="20"/>
               <w:jc w:val="center"/>
             </w:pPr>
@@ -846,6 +837,7 @@
           </w:tcPr>
           <w:p>
             <w:pPr>
+              <w:keepNext/>
               <w:spacing w:before="20" w:after="20"/>
               <w:jc w:val="center"/>
             </w:pPr>
@@ -890,6 +882,7 @@
           </w:tcPr>
           <w:p>
             <w:pPr>
+              <w:keepNext/>
               <w:spacing w:before="20" w:after="20"/>
               <w:jc w:val="center"/>
             </w:pPr>
@@ -928,6 +921,9 @@
         </w:tc>
       </w:tr>
       <w:tr>
+        <w:trPr>
+          <w:cantSplit/>
+        </w:trPr>
         <w:tc>
           <w:tcPr>
             <w:shd w:val="clear" w:color="auto" w:fill="F2F2F2"/>
@@ -936,6 +932,7 @@
           </w:tcPr>
           <w:p>
             <w:pPr>
+              <w:keepNext/>
               <w:spacing w:before="20" w:after="20"/>
               <w:jc w:val="center"/>
             </w:pPr>
@@ -959,6 +956,7 @@
           </w:tcPr>
           <w:p>
             <w:pPr>
+              <w:keepNext/>
               <w:spacing w:before="20" w:after="20"/>
               <w:jc w:val="center"/>
             </w:pPr>
@@ -1002,6 +1000,7 @@
           </w:tcPr>
           <w:p>
             <w:pPr>
+              <w:keepNext/>
               <w:spacing w:before="20" w:after="20"/>
               <w:jc w:val="center"/>
             </w:pPr>
@@ -1015,6 +1014,7 @@
           </w:tcPr>
           <w:p>
             <w:pPr>
+              <w:keepNext/>
               <w:spacing w:before="20" w:after="20"/>
               <w:jc w:val="center"/>
             </w:pPr>
@@ -1028,6 +1028,7 @@
           </w:tcPr>
           <w:p>
             <w:pPr>
+              <w:keepNext/>
               <w:spacing w:before="20" w:after="20"/>
               <w:jc w:val="center"/>
             </w:pPr>
@@ -1041,6 +1042,7 @@
           </w:tcPr>
           <w:p>
             <w:pPr>
+              <w:keepNext/>
               <w:spacing w:before="20" w:after="20"/>
               <w:jc w:val="center"/>
             </w:pPr>
@@ -1049,6 +1051,9 @@
         </w:tc>
       </w:tr>
       <w:tr>
+        <w:trPr>
+          <w:cantSplit/>
+        </w:trPr>
         <w:tc>
           <w:tcPr>
             <w:shd w:val="clear" w:color="auto" w:fill="F2F2F2"/>
@@ -1057,6 +1062,7 @@
           </w:tcPr>
           <w:p>
             <w:pPr>
+              <w:keepNext/>
               <w:spacing w:before="20" w:after="20"/>
               <w:jc w:val="center"/>
             </w:pPr>
@@ -1081,6 +1087,7 @@
           </w:tcPr>
           <w:p>
             <w:pPr>
+              <w:keepNext/>
               <w:spacing w:before="20" w:after="20"/>
               <w:jc w:val="center"/>
             </w:pPr>
@@ -1125,6 +1132,7 @@
           </w:tcPr>
           <w:p>
             <w:pPr>
+              <w:keepNext/>
               <w:spacing w:before="20" w:after="20"/>
               <w:jc w:val="center"/>
             </w:pPr>
@@ -1139,6 +1147,7 @@
           </w:tcPr>
           <w:p>
             <w:pPr>
+              <w:keepNext/>
               <w:spacing w:before="20" w:after="20"/>
               <w:jc w:val="center"/>
             </w:pPr>
@@ -1153,6 +1162,7 @@
           </w:tcPr>
           <w:p>
             <w:pPr>
+              <w:keepNext/>
               <w:spacing w:before="20" w:after="20"/>
               <w:jc w:val="center"/>
             </w:pPr>
@@ -1167,6 +1177,7 @@
           </w:tcPr>
           <w:p>
             <w:pPr>
+              <w:keepNext/>
               <w:spacing w:before="20" w:after="20"/>
               <w:jc w:val="center"/>
             </w:pPr>
@@ -1175,6 +1186,9 @@
         </w:tc>
       </w:tr>
       <w:tr>
+        <w:trPr>
+          <w:cantSplit/>
+        </w:trPr>
         <w:tc>
           <w:tcPr>
             <w:shd w:val="clear" w:color="auto" w:fill="F2F2F2"/>
@@ -1296,6 +1310,9 @@
         </w:tc>
       </w:tr>
       <w:tr>
+        <w:trPr>
+          <w:cantSplit/>
+        </w:trPr>
         <w:tc>
           <w:tcPr>
             <w:shd w:val="clear" w:color="auto" w:fill="F2F2F2"/>
@@ -1422,6 +1439,9 @@
         </w:tc>
       </w:tr>
       <w:tr>
+        <w:trPr>
+          <w:cantSplit/>
+        </w:trPr>
         <w:tc>
           <w:tcPr>
             <w:shd w:val="clear" w:color="auto" w:fill="F2F2F2"/>
@@ -1543,6 +1563,9 @@
         </w:tc>
       </w:tr>
       <w:tr>
+        <w:trPr>
+          <w:cantSplit/>
+        </w:trPr>
         <w:tc>
           <w:tcPr>
             <w:shd w:val="clear" w:color="auto" w:fill="F2F2F2"/>
@@ -1669,6 +1692,9 @@
         </w:tc>
       </w:tr>
       <w:tr>
+        <w:trPr>
+          <w:cantSplit/>
+        </w:trPr>
         <w:tc>
           <w:tcPr>
             <w:shd w:val="clear" w:color="auto" w:fill="F2F2F2"/>
@@ -1790,6 +1816,9 @@
         </w:tc>
       </w:tr>
       <w:tr>
+        <w:trPr>
+          <w:cantSplit/>
+        </w:trPr>
         <w:tc>
           <w:tcPr>
             <w:shd w:val="clear" w:color="auto" w:fill="F2F2F2"/>
@@ -1916,6 +1945,9 @@
         </w:tc>
       </w:tr>
       <w:tr>
+        <w:trPr>
+          <w:cantSplit/>
+        </w:trPr>
         <w:tc>
           <w:tcPr>
             <w:shd w:val="clear" w:color="auto" w:fill="F2F2F2"/>
@@ -2037,6 +2069,9 @@
         </w:tc>
       </w:tr>
       <w:tr>
+        <w:trPr>
+          <w:cantSplit/>
+        </w:trPr>
         <w:tc>
           <w:tcPr>
             <w:shd w:val="clear" w:color="auto" w:fill="F2F2F2"/>
@@ -2163,6 +2198,9 @@
         </w:tc>
       </w:tr>
       <w:tr>
+        <w:trPr>
+          <w:cantSplit/>
+        </w:trPr>
         <w:tc>
           <w:tcPr>
             <w:shd w:val="clear" w:color="auto" w:fill="F2F2F2"/>
@@ -2284,6 +2322,9 @@
         </w:tc>
       </w:tr>
       <w:tr>
+        <w:trPr>
+          <w:cantSplit/>
+        </w:trPr>
         <w:tc>
           <w:tcPr>
             <w:shd w:val="clear" w:color="auto" w:fill="F2F2F2"/>
@@ -2414,6 +2455,56 @@
       <w:r>
         <w:br w:type="page"/>
       </w:r>
+    </w:p>
+    <w:p>
+      <w:pPr>
+        <w:spacing w:before="0" w:after="0"/>
+        <w:jc w:val="center"/>
+        <w:keepNext/>
+        <w:pBdr>
+          <w:top w:val="single" w:sz="4" w:space="2" w:color="2B547E"/>
+          <w:left w:val="single" w:sz="4" w:space="4" w:color="2B547E"/>
+          <w:bottom w:val="single" w:sz="4" w:space="2" w:color="2B547E"/>
+          <w:right w:val="single" w:sz="4" w:space="4" w:color="2B547E"/>
+        </w:pBdr>
+        <w:shd w:val="clear" w:color="auto" w:fill="2B547E"/>
+      </w:pPr>
+      <w:r>
+        <w:rPr>
+          <w:rFonts w:ascii="Calibri" w:hAnsi="Calibri"/>
+          <w:b/>
+          <w:i w:val="0"/>
+          <w:color w:val="FFFFFF"/>
+          <w:sz w:val="22"/>
+        </w:rPr>
+        <w:t>3 Резултати по тест</w:t>
+      </w:r>
+      <w:r>
+        <w:rPr>
+          <w:rFonts w:ascii="Calibri" w:hAnsi="Calibri"/>
+          <w:b w:val="0"/>
+          <w:i w:val="0"/>
+          <w:color w:val="FFFFFF"/>
+          <w:sz w:val="18"/>
+        </w:rPr>
+        <w:t xml:space="preserve"> | </w:t>
+      </w:r>
+      <w:r>
+        <w:rPr>
+          <w:rFonts w:ascii="Calibri" w:hAnsi="Calibri"/>
+          <w:b w:val="0"/>
+          <w:i w:val="0"/>
+          <w:color w:val="FFFFFF"/>
+          <w:sz w:val="18"/>
+        </w:rPr>
+        <w:t>Results per test</w:t>
+      </w:r>
+    </w:p>
+    <w:p>
+      <w:pPr>
+        <w:keepNext/>
+        <w:spacing w:before="0" w:after="0" w:lineRule="exact" w:line="40"/>
+      </w:pPr>
     </w:p>
     <w:tbl>
       <w:tblPr>
@@ -2432,94 +2523,30 @@
         </w:tblBorders>
       </w:tblPr>
       <w:tblGrid>
-        <w:gridCol w:w="15399"/>
-      </w:tblGrid>
-      <w:tr>
-        <w:tc>
-          <w:tcPr>
-            <w:shd w:val="clear" w:color="auto" w:fill="2B547E"/>
-            <w:vAlign w:val="center"/>
-            <w:tcW w:type="dxa" w:w="15399"/>
-          </w:tcPr>
-          <w:p>
-            <w:pPr>
-              <w:spacing w:before="20" w:after="20"/>
-              <w:jc w:val="center"/>
-            </w:pPr>
-            <w:r/>
-            <w:r>
-              <w:rPr>
-                <w:rFonts w:ascii="Calibri" w:hAnsi="Calibri"/>
-                <w:b/>
-                <w:i w:val="0"/>
-                <w:color w:val="FFFFFF"/>
-                <w:sz w:val="22"/>
-              </w:rPr>
-              <w:t>3 Резултати по тест</w:t>
-            </w:r>
-            <w:r>
-              <w:rPr>
-                <w:rFonts w:ascii="Calibri" w:hAnsi="Calibri"/>
-                <w:b w:val="0"/>
-                <w:i w:val="0"/>
-                <w:color w:val="FFFFFF"/>
-                <w:sz w:val="18"/>
-              </w:rPr>
-              <w:t xml:space="preserve"> | </w:t>
-            </w:r>
-            <w:r>
-              <w:rPr>
-                <w:rFonts w:ascii="Calibri" w:hAnsi="Calibri"/>
-                <w:b w:val="0"/>
-                <w:i w:val="0"/>
-                <w:color w:val="FFFFFF"/>
-                <w:sz w:val="18"/>
-              </w:rPr>
-              <w:t>Results per test</w:t>
-            </w:r>
-          </w:p>
-        </w:tc>
-      </w:tr>
-    </w:tbl>
-    <w:tbl>
-      <w:tblPr>
-        <w:tblLook w:firstColumn="1" w:firstRow="1" w:lastColumn="0" w:lastRow="0" w:noHBand="0" w:noVBand="1" w:val="04A0"/>
-        <w:tblLayout w:type="fixed"/>
-        <w:tblW w:type="dxa" w:w="15399"/>
-        <w:tblInd w:type="dxa" w:w="0"/>
-        <w:jc w:val="center"/>
-        <w:tblBorders>
-          <w:top w:val="single" w:sz="4" w:space="0" w:color="2B547E"/>
-          <w:left w:val="single" w:sz="4" w:space="0" w:color="2B547E"/>
-          <w:bottom w:val="single" w:sz="4" w:space="0" w:color="2B547E"/>
-          <w:right w:val="single" w:sz="4" w:space="0" w:color="2B547E"/>
-          <w:insideH w:val="single" w:sz="4" w:space="0" w:color="2B547E"/>
-          <w:insideV w:val="single" w:sz="4" w:space="0" w:color="2B547E"/>
-        </w:tblBorders>
-      </w:tblPr>
-      <w:tblGrid>
-        <w:gridCol w:w="1924"/>
-        <w:gridCol w:w="866"/>
-        <w:gridCol w:w="623"/>
-        <w:gridCol w:w="1924"/>
-        <w:gridCol w:w="2948"/>
-        <w:gridCol w:w="2948"/>
-        <w:gridCol w:w="549"/>
-        <w:gridCol w:w="1828"/>
-        <w:gridCol w:w="1786"/>
+        <w:gridCol w:w="1911"/>
+        <w:gridCol w:w="936"/>
+        <w:gridCol w:w="637"/>
+        <w:gridCol w:w="1906"/>
+        <w:gridCol w:w="2898"/>
+        <w:gridCol w:w="2898"/>
+        <w:gridCol w:w="637"/>
+        <w:gridCol w:w="1803"/>
+        <w:gridCol w:w="1769"/>
       </w:tblGrid>
       <w:tr>
         <w:trPr>
           <w:tblHeader w:val="true"/>
+          <w:cantSplit/>
         </w:trPr>
         <w:tc>
           <w:tcPr>
             <w:shd w:val="clear" w:color="auto" w:fill="2B547E"/>
             <w:vAlign w:val="center"/>
-            <w:tcW w:type="dxa" w:w="1924"/>
-          </w:tcPr>
-          <w:p>
-            <w:pPr>
+            <w:tcW w:type="dxa" w:w="1911"/>
+          </w:tcPr>
+          <w:p>
+            <w:pPr>
+              <w:keepNext/>
               <w:spacing w:before="20" w:after="20"/>
               <w:jc w:val="center"/>
             </w:pPr>
@@ -2560,10 +2587,11 @@
           <w:tcPr>
             <w:shd w:val="clear" w:color="auto" w:fill="2B547E"/>
             <w:vAlign w:val="center"/>
-            <w:tcW w:type="dxa" w:w="866"/>
-          </w:tcPr>
-          <w:p>
-            <w:pPr>
+            <w:tcW w:type="dxa" w:w="936"/>
+          </w:tcPr>
+          <w:p>
+            <w:pPr>
+              <w:keepNext/>
               <w:spacing w:before="20" w:after="20"/>
               <w:jc w:val="center"/>
             </w:pPr>
@@ -2604,10 +2632,11 @@
           <w:tcPr>
             <w:shd w:val="clear" w:color="auto" w:fill="2B547E"/>
             <w:vAlign w:val="center"/>
-            <w:tcW w:type="dxa" w:w="623"/>
-          </w:tcPr>
-          <w:p>
-            <w:pPr>
+            <w:tcW w:type="dxa" w:w="637"/>
+          </w:tcPr>
+          <w:p>
+            <w:pPr>
+              <w:keepNext/>
               <w:spacing w:before="20" w:after="20"/>
               <w:jc w:val="center"/>
             </w:pPr>
@@ -2648,10 +2677,11 @@
           <w:tcPr>
             <w:shd w:val="clear" w:color="auto" w:fill="2B547E"/>
             <w:vAlign w:val="center"/>
-            <w:tcW w:type="dxa" w:w="1924"/>
-          </w:tcPr>
-          <w:p>
-            <w:pPr>
+            <w:tcW w:type="dxa" w:w="1906"/>
+          </w:tcPr>
+          <w:p>
+            <w:pPr>
+              <w:keepNext/>
               <w:spacing w:before="20" w:after="20"/>
               <w:jc w:val="center"/>
             </w:pPr>
@@ -2692,10 +2722,11 @@
           <w:tcPr>
             <w:shd w:val="clear" w:color="auto" w:fill="2B547E"/>
             <w:vAlign w:val="center"/>
-            <w:tcW w:type="dxa" w:w="2948"/>
-          </w:tcPr>
-          <w:p>
-            <w:pPr>
+            <w:tcW w:type="dxa" w:w="2898"/>
+          </w:tcPr>
+          <w:p>
+            <w:pPr>
+              <w:keepNext/>
               <w:spacing w:before="20" w:after="20"/>
               <w:jc w:val="center"/>
             </w:pPr>
@@ -2736,10 +2767,11 @@
           <w:tcPr>
             <w:shd w:val="clear" w:color="auto" w:fill="2B547E"/>
             <w:vAlign w:val="center"/>
-            <w:tcW w:type="dxa" w:w="2948"/>
-          </w:tcPr>
-          <w:p>
-            <w:pPr>
+            <w:tcW w:type="dxa" w:w="2898"/>
+          </w:tcPr>
+          <w:p>
+            <w:pPr>
+              <w:keepNext/>
               <w:spacing w:before="20" w:after="20"/>
               <w:jc w:val="center"/>
             </w:pPr>
@@ -2780,10 +2812,11 @@
           <w:tcPr>
             <w:shd w:val="clear" w:color="auto" w:fill="2B547E"/>
             <w:vAlign w:val="center"/>
-            <w:tcW w:type="dxa" w:w="549"/>
-          </w:tcPr>
-          <w:p>
-            <w:pPr>
+            <w:tcW w:type="dxa" w:w="637"/>
+          </w:tcPr>
+          <w:p>
+            <w:pPr>
+              <w:keepNext/>
               <w:spacing w:before="20" w:after="20"/>
               <w:jc w:val="center"/>
             </w:pPr>
@@ -2804,10 +2837,11 @@
           <w:tcPr>
             <w:shd w:val="clear" w:color="auto" w:fill="2B547E"/>
             <w:vAlign w:val="center"/>
-            <w:tcW w:type="dxa" w:w="1828"/>
-          </w:tcPr>
-          <w:p>
-            <w:pPr>
+            <w:tcW w:type="dxa" w:w="1803"/>
+          </w:tcPr>
+          <w:p>
+            <w:pPr>
+              <w:keepNext/>
               <w:spacing w:before="20" w:after="20"/>
               <w:jc w:val="center"/>
             </w:pPr>
@@ -2848,10 +2882,11 @@
           <w:tcPr>
             <w:shd w:val="clear" w:color="auto" w:fill="2B547E"/>
             <w:vAlign w:val="center"/>
-            <w:tcW w:type="dxa" w:w="1786"/>
-          </w:tcPr>
-          <w:p>
-            <w:pPr>
+            <w:tcW w:type="dxa" w:w="1769"/>
+          </w:tcPr>
+          <w:p>
+            <w:pPr>
+              <w:keepNext/>
               <w:spacing w:before="20" w:after="20"/>
               <w:jc w:val="center"/>
             </w:pPr>
@@ -2890,14 +2925,18 @@
         </w:tc>
       </w:tr>
       <w:tr>
+        <w:trPr>
+          <w:cantSplit/>
+        </w:trPr>
         <w:tc>
           <w:tcPr>
             <w:shd w:val="clear" w:color="auto" w:fill="F2F2F2"/>
             <w:vAlign w:val="center"/>
-            <w:tcW w:type="dxa" w:w="1924"/>
-          </w:tcPr>
-          <w:p>
-            <w:pPr>
+            <w:tcW w:type="dxa" w:w="1911"/>
+          </w:tcPr>
+          <w:p>
+            <w:pPr>
+              <w:keepNext/>
               <w:spacing w:before="20" w:after="20"/>
               <w:jc w:val="center"/>
             </w:pPr>
@@ -2937,101 +2976,109 @@
         <w:tc>
           <w:tcPr>
             <w:vAlign w:val="center"/>
-            <w:tcW w:type="dxa" w:w="866"/>
-          </w:tcPr>
-          <w:p>
-            <w:pPr>
-              <w:spacing w:before="20" w:after="20"/>
-              <w:jc w:val="center"/>
-            </w:pPr>
-            <w:r/>
-          </w:p>
-        </w:tc>
-        <w:tc>
-          <w:tcPr>
-            <w:vAlign w:val="center"/>
-            <w:tcW w:type="dxa" w:w="623"/>
-          </w:tcPr>
-          <w:p>
-            <w:pPr>
-              <w:spacing w:before="20" w:after="20"/>
-              <w:jc w:val="center"/>
-            </w:pPr>
-            <w:r/>
-          </w:p>
-        </w:tc>
-        <w:tc>
-          <w:tcPr>
-            <w:vAlign w:val="center"/>
-            <w:tcW w:type="dxa" w:w="1924"/>
-          </w:tcPr>
-          <w:p>
-            <w:pPr>
-              <w:spacing w:before="20" w:after="20"/>
-              <w:jc w:val="center"/>
-            </w:pPr>
-            <w:r/>
-          </w:p>
-        </w:tc>
-        <w:tc>
-          <w:tcPr>
-            <w:vAlign w:val="center"/>
-            <w:tcW w:type="dxa" w:w="2948"/>
-          </w:tcPr>
-          <w:p>
-            <w:pPr>
-              <w:spacing w:before="20" w:after="20"/>
-              <w:jc w:val="center"/>
-            </w:pPr>
-            <w:r/>
-          </w:p>
-        </w:tc>
-        <w:tc>
-          <w:tcPr>
-            <w:vAlign w:val="center"/>
-            <w:tcW w:type="dxa" w:w="2948"/>
-          </w:tcPr>
-          <w:p>
-            <w:pPr>
-              <w:spacing w:before="20" w:after="20"/>
-              <w:jc w:val="center"/>
-            </w:pPr>
-            <w:r/>
-          </w:p>
-        </w:tc>
-        <w:tc>
-          <w:tcPr>
-            <w:vAlign w:val="center"/>
-            <w:tcW w:type="dxa" w:w="549"/>
-          </w:tcPr>
-          <w:p>
-            <w:pPr>
-              <w:spacing w:before="20" w:after="20"/>
-              <w:jc w:val="center"/>
-            </w:pPr>
-            <w:r/>
-          </w:p>
-        </w:tc>
-        <w:tc>
-          <w:tcPr>
-            <w:vAlign w:val="center"/>
-            <w:tcW w:type="dxa" w:w="1828"/>
-          </w:tcPr>
-          <w:p>
-            <w:pPr>
-              <w:spacing w:before="20" w:after="20"/>
-              <w:jc w:val="center"/>
-            </w:pPr>
-            <w:r/>
-          </w:p>
-        </w:tc>
-        <w:tc>
-          <w:tcPr>
-            <w:vAlign w:val="center"/>
-            <w:tcW w:type="dxa" w:w="1786"/>
-          </w:tcPr>
-          <w:p>
-            <w:pPr>
+            <w:tcW w:type="dxa" w:w="936"/>
+          </w:tcPr>
+          <w:p>
+            <w:pPr>
+              <w:keepNext/>
+              <w:spacing w:before="20" w:after="20"/>
+              <w:jc w:val="center"/>
+            </w:pPr>
+            <w:r/>
+          </w:p>
+        </w:tc>
+        <w:tc>
+          <w:tcPr>
+            <w:vAlign w:val="center"/>
+            <w:tcW w:type="dxa" w:w="637"/>
+          </w:tcPr>
+          <w:p>
+            <w:pPr>
+              <w:keepNext/>
+              <w:spacing w:before="20" w:after="20"/>
+              <w:jc w:val="center"/>
+            </w:pPr>
+            <w:r/>
+          </w:p>
+        </w:tc>
+        <w:tc>
+          <w:tcPr>
+            <w:vAlign w:val="center"/>
+            <w:tcW w:type="dxa" w:w="1906"/>
+          </w:tcPr>
+          <w:p>
+            <w:pPr>
+              <w:keepNext/>
+              <w:spacing w:before="20" w:after="20"/>
+              <w:jc w:val="center"/>
+            </w:pPr>
+            <w:r/>
+          </w:p>
+        </w:tc>
+        <w:tc>
+          <w:tcPr>
+            <w:vAlign w:val="center"/>
+            <w:tcW w:type="dxa" w:w="2898"/>
+          </w:tcPr>
+          <w:p>
+            <w:pPr>
+              <w:keepNext/>
+              <w:spacing w:before="20" w:after="20"/>
+              <w:jc w:val="center"/>
+            </w:pPr>
+            <w:r/>
+          </w:p>
+        </w:tc>
+        <w:tc>
+          <w:tcPr>
+            <w:vAlign w:val="center"/>
+            <w:tcW w:type="dxa" w:w="2898"/>
+          </w:tcPr>
+          <w:p>
+            <w:pPr>
+              <w:keepNext/>
+              <w:spacing w:before="20" w:after="20"/>
+              <w:jc w:val="center"/>
+            </w:pPr>
+            <w:r/>
+          </w:p>
+        </w:tc>
+        <w:tc>
+          <w:tcPr>
+            <w:vAlign w:val="center"/>
+            <w:tcW w:type="dxa" w:w="637"/>
+          </w:tcPr>
+          <w:p>
+            <w:pPr>
+              <w:keepNext/>
+              <w:spacing w:before="20" w:after="20"/>
+              <w:jc w:val="center"/>
+            </w:pPr>
+            <w:r/>
+          </w:p>
+        </w:tc>
+        <w:tc>
+          <w:tcPr>
+            <w:vAlign w:val="center"/>
+            <w:tcW w:type="dxa" w:w="1803"/>
+          </w:tcPr>
+          <w:p>
+            <w:pPr>
+              <w:keepNext/>
+              <w:spacing w:before="20" w:after="20"/>
+              <w:jc w:val="center"/>
+            </w:pPr>
+            <w:r/>
+          </w:p>
+        </w:tc>
+        <w:tc>
+          <w:tcPr>
+            <w:vAlign w:val="center"/>
+            <w:tcW w:type="dxa" w:w="1769"/>
+          </w:tcPr>
+          <w:p>
+            <w:pPr>
+              <w:keepNext/>
               <w:spacing w:before="20" w:after="20"/>
               <w:jc w:val="center"/>
             </w:pPr>
@@ -3040,14 +3087,18 @@
         </w:tc>
       </w:tr>
       <w:tr>
+        <w:trPr>
+          <w:cantSplit/>
+        </w:trPr>
         <w:tc>
           <w:tcPr>
             <w:shd w:val="clear" w:color="auto" w:fill="F2F2F2"/>
             <w:vAlign w:val="center"/>
-            <w:tcW w:type="dxa" w:w="1924"/>
-          </w:tcPr>
-          <w:p>
-            <w:pPr>
+            <w:tcW w:type="dxa" w:w="1911"/>
+          </w:tcPr>
+          <w:p>
+            <w:pPr>
+              <w:keepNext/>
               <w:spacing w:before="20" w:after="20"/>
               <w:jc w:val="center"/>
             </w:pPr>
@@ -3088,10 +3139,11 @@
           <w:tcPr>
             <w:shd w:val="clear" w:color="auto" w:fill="F7FAFC"/>
             <w:vAlign w:val="center"/>
-            <w:tcW w:type="dxa" w:w="866"/>
-          </w:tcPr>
-          <w:p>
-            <w:pPr>
+            <w:tcW w:type="dxa" w:w="936"/>
+          </w:tcPr>
+          <w:p>
+            <w:pPr>
+              <w:keepNext/>
               <w:spacing w:before="20" w:after="20"/>
               <w:jc w:val="center"/>
             </w:pPr>
@@ -3102,10 +3154,11 @@
           <w:tcPr>
             <w:shd w:val="clear" w:color="auto" w:fill="F7FAFC"/>
             <w:vAlign w:val="center"/>
-            <w:tcW w:type="dxa" w:w="623"/>
-          </w:tcPr>
-          <w:p>
-            <w:pPr>
+            <w:tcW w:type="dxa" w:w="637"/>
+          </w:tcPr>
+          <w:p>
+            <w:pPr>
+              <w:keepNext/>
               <w:spacing w:before="20" w:after="20"/>
               <w:jc w:val="center"/>
             </w:pPr>
@@ -3116,10 +3169,11 @@
           <w:tcPr>
             <w:shd w:val="clear" w:color="auto" w:fill="F7FAFC"/>
             <w:vAlign w:val="center"/>
-            <w:tcW w:type="dxa" w:w="1924"/>
-          </w:tcPr>
-          <w:p>
-            <w:pPr>
+            <w:tcW w:type="dxa" w:w="1906"/>
+          </w:tcPr>
+          <w:p>
+            <w:pPr>
+              <w:keepNext/>
               <w:spacing w:before="20" w:after="20"/>
               <w:jc w:val="center"/>
             </w:pPr>
@@ -3130,10 +3184,11 @@
           <w:tcPr>
             <w:shd w:val="clear" w:color="auto" w:fill="F7FAFC"/>
             <w:vAlign w:val="center"/>
-            <w:tcW w:type="dxa" w:w="2948"/>
-          </w:tcPr>
-          <w:p>
-            <w:pPr>
+            <w:tcW w:type="dxa" w:w="2898"/>
+          </w:tcPr>
+          <w:p>
+            <w:pPr>
+              <w:keepNext/>
               <w:spacing w:before="20" w:after="20"/>
               <w:jc w:val="center"/>
             </w:pPr>
@@ -3144,10 +3199,11 @@
           <w:tcPr>
             <w:shd w:val="clear" w:color="auto" w:fill="F7FAFC"/>
             <w:vAlign w:val="center"/>
-            <w:tcW w:type="dxa" w:w="2948"/>
-          </w:tcPr>
-          <w:p>
-            <w:pPr>
+            <w:tcW w:type="dxa" w:w="2898"/>
+          </w:tcPr>
+          <w:p>
+            <w:pPr>
+              <w:keepNext/>
               <w:spacing w:before="20" w:after="20"/>
               <w:jc w:val="center"/>
             </w:pPr>
@@ -3158,10 +3214,11 @@
           <w:tcPr>
             <w:shd w:val="clear" w:color="auto" w:fill="F7FAFC"/>
             <w:vAlign w:val="center"/>
-            <w:tcW w:type="dxa" w:w="549"/>
-          </w:tcPr>
-          <w:p>
-            <w:pPr>
+            <w:tcW w:type="dxa" w:w="637"/>
+          </w:tcPr>
+          <w:p>
+            <w:pPr>
+              <w:keepNext/>
               <w:spacing w:before="20" w:after="20"/>
               <w:jc w:val="center"/>
             </w:pPr>
@@ -3172,10 +3229,11 @@
           <w:tcPr>
             <w:shd w:val="clear" w:color="auto" w:fill="F7FAFC"/>
             <w:vAlign w:val="center"/>
-            <w:tcW w:type="dxa" w:w="1828"/>
-          </w:tcPr>
-          <w:p>
-            <w:pPr>
+            <w:tcW w:type="dxa" w:w="1803"/>
+          </w:tcPr>
+          <w:p>
+            <w:pPr>
+              <w:keepNext/>
               <w:spacing w:before="20" w:after="20"/>
               <w:jc w:val="center"/>
             </w:pPr>
@@ -3186,10 +3244,11 @@
           <w:tcPr>
             <w:shd w:val="clear" w:color="auto" w:fill="F7FAFC"/>
             <w:vAlign w:val="center"/>
-            <w:tcW w:type="dxa" w:w="1786"/>
-          </w:tcPr>
-          <w:p>
-            <w:pPr>
+            <w:tcW w:type="dxa" w:w="1769"/>
+          </w:tcPr>
+          <w:p>
+            <w:pPr>
+              <w:keepNext/>
               <w:spacing w:before="20" w:after="20"/>
               <w:jc w:val="center"/>
             </w:pPr>
@@ -3198,14 +3257,18 @@
         </w:tc>
       </w:tr>
       <w:tr>
+        <w:trPr>
+          <w:cantSplit/>
+        </w:trPr>
         <w:tc>
           <w:tcPr>
             <w:shd w:val="clear" w:color="auto" w:fill="F2F2F2"/>
             <w:vAlign w:val="center"/>
-            <w:tcW w:type="dxa" w:w="1924"/>
-          </w:tcPr>
-          <w:p>
-            <w:pPr>
+            <w:tcW w:type="dxa" w:w="1911"/>
+          </w:tcPr>
+          <w:p>
+            <w:pPr>
+              <w:keepNext/>
               <w:spacing w:before="20" w:after="20"/>
               <w:jc w:val="center"/>
             </w:pPr>
@@ -3245,101 +3308,109 @@
         <w:tc>
           <w:tcPr>
             <w:vAlign w:val="center"/>
-            <w:tcW w:type="dxa" w:w="866"/>
-          </w:tcPr>
-          <w:p>
-            <w:pPr>
-              <w:spacing w:before="20" w:after="20"/>
-              <w:jc w:val="center"/>
-            </w:pPr>
-            <w:r/>
-          </w:p>
-        </w:tc>
-        <w:tc>
-          <w:tcPr>
-            <w:vAlign w:val="center"/>
-            <w:tcW w:type="dxa" w:w="623"/>
-          </w:tcPr>
-          <w:p>
-            <w:pPr>
-              <w:spacing w:before="20" w:after="20"/>
-              <w:jc w:val="center"/>
-            </w:pPr>
-            <w:r/>
-          </w:p>
-        </w:tc>
-        <w:tc>
-          <w:tcPr>
-            <w:vAlign w:val="center"/>
-            <w:tcW w:type="dxa" w:w="1924"/>
-          </w:tcPr>
-          <w:p>
-            <w:pPr>
-              <w:spacing w:before="20" w:after="20"/>
-              <w:jc w:val="center"/>
-            </w:pPr>
-            <w:r/>
-          </w:p>
-        </w:tc>
-        <w:tc>
-          <w:tcPr>
-            <w:vAlign w:val="center"/>
-            <w:tcW w:type="dxa" w:w="2948"/>
-          </w:tcPr>
-          <w:p>
-            <w:pPr>
-              <w:spacing w:before="20" w:after="20"/>
-              <w:jc w:val="center"/>
-            </w:pPr>
-            <w:r/>
-          </w:p>
-        </w:tc>
-        <w:tc>
-          <w:tcPr>
-            <w:vAlign w:val="center"/>
-            <w:tcW w:type="dxa" w:w="2948"/>
-          </w:tcPr>
-          <w:p>
-            <w:pPr>
-              <w:spacing w:before="20" w:after="20"/>
-              <w:jc w:val="center"/>
-            </w:pPr>
-            <w:r/>
-          </w:p>
-        </w:tc>
-        <w:tc>
-          <w:tcPr>
-            <w:vAlign w:val="center"/>
-            <w:tcW w:type="dxa" w:w="549"/>
-          </w:tcPr>
-          <w:p>
-            <w:pPr>
-              <w:spacing w:before="20" w:after="20"/>
-              <w:jc w:val="center"/>
-            </w:pPr>
-            <w:r/>
-          </w:p>
-        </w:tc>
-        <w:tc>
-          <w:tcPr>
-            <w:vAlign w:val="center"/>
-            <w:tcW w:type="dxa" w:w="1828"/>
-          </w:tcPr>
-          <w:p>
-            <w:pPr>
-              <w:spacing w:before="20" w:after="20"/>
-              <w:jc w:val="center"/>
-            </w:pPr>
-            <w:r/>
-          </w:p>
-        </w:tc>
-        <w:tc>
-          <w:tcPr>
-            <w:vAlign w:val="center"/>
-            <w:tcW w:type="dxa" w:w="1786"/>
-          </w:tcPr>
-          <w:p>
-            <w:pPr>
+            <w:tcW w:type="dxa" w:w="936"/>
+          </w:tcPr>
+          <w:p>
+            <w:pPr>
+              <w:keepNext/>
+              <w:spacing w:before="20" w:after="20"/>
+              <w:jc w:val="center"/>
+            </w:pPr>
+            <w:r/>
+          </w:p>
+        </w:tc>
+        <w:tc>
+          <w:tcPr>
+            <w:vAlign w:val="center"/>
+            <w:tcW w:type="dxa" w:w="637"/>
+          </w:tcPr>
+          <w:p>
+            <w:pPr>
+              <w:keepNext/>
+              <w:spacing w:before="20" w:after="20"/>
+              <w:jc w:val="center"/>
+            </w:pPr>
+            <w:r/>
+          </w:p>
+        </w:tc>
+        <w:tc>
+          <w:tcPr>
+            <w:vAlign w:val="center"/>
+            <w:tcW w:type="dxa" w:w="1906"/>
+          </w:tcPr>
+          <w:p>
+            <w:pPr>
+              <w:keepNext/>
+              <w:spacing w:before="20" w:after="20"/>
+              <w:jc w:val="center"/>
+            </w:pPr>
+            <w:r/>
+          </w:p>
+        </w:tc>
+        <w:tc>
+          <w:tcPr>
+            <w:vAlign w:val="center"/>
+            <w:tcW w:type="dxa" w:w="2898"/>
+          </w:tcPr>
+          <w:p>
+            <w:pPr>
+              <w:keepNext/>
+              <w:spacing w:before="20" w:after="20"/>
+              <w:jc w:val="center"/>
+            </w:pPr>
+            <w:r/>
+          </w:p>
+        </w:tc>
+        <w:tc>
+          <w:tcPr>
+            <w:vAlign w:val="center"/>
+            <w:tcW w:type="dxa" w:w="2898"/>
+          </w:tcPr>
+          <w:p>
+            <w:pPr>
+              <w:keepNext/>
+              <w:spacing w:before="20" w:after="20"/>
+              <w:jc w:val="center"/>
+            </w:pPr>
+            <w:r/>
+          </w:p>
+        </w:tc>
+        <w:tc>
+          <w:tcPr>
+            <w:vAlign w:val="center"/>
+            <w:tcW w:type="dxa" w:w="637"/>
+          </w:tcPr>
+          <w:p>
+            <w:pPr>
+              <w:keepNext/>
+              <w:spacing w:before="20" w:after="20"/>
+              <w:jc w:val="center"/>
+            </w:pPr>
+            <w:r/>
+          </w:p>
+        </w:tc>
+        <w:tc>
+          <w:tcPr>
+            <w:vAlign w:val="center"/>
+            <w:tcW w:type="dxa" w:w="1803"/>
+          </w:tcPr>
+          <w:p>
+            <w:pPr>
+              <w:keepNext/>
+              <w:spacing w:before="20" w:after="20"/>
+              <w:jc w:val="center"/>
+            </w:pPr>
+            <w:r/>
+          </w:p>
+        </w:tc>
+        <w:tc>
+          <w:tcPr>
+            <w:vAlign w:val="center"/>
+            <w:tcW w:type="dxa" w:w="1769"/>
+          </w:tcPr>
+          <w:p>
+            <w:pPr>
+              <w:keepNext/>
               <w:spacing w:before="20" w:after="20"/>
               <w:jc w:val="center"/>
             </w:pPr>
@@ -3348,14 +3419,18 @@
         </w:tc>
       </w:tr>
       <w:tr>
+        <w:trPr>
+          <w:cantSplit/>
+        </w:trPr>
         <w:tc>
           <w:tcPr>
             <w:shd w:val="clear" w:color="auto" w:fill="F2F2F2"/>
             <w:vAlign w:val="center"/>
-            <w:tcW w:type="dxa" w:w="1924"/>
-          </w:tcPr>
-          <w:p>
-            <w:pPr>
+            <w:tcW w:type="dxa" w:w="1911"/>
+          </w:tcPr>
+          <w:p>
+            <w:pPr>
+              <w:keepNext/>
               <w:spacing w:before="20" w:after="20"/>
               <w:jc w:val="center"/>
             </w:pPr>
@@ -3396,10 +3471,11 @@
           <w:tcPr>
             <w:shd w:val="clear" w:color="auto" w:fill="F7FAFC"/>
             <w:vAlign w:val="center"/>
-            <w:tcW w:type="dxa" w:w="866"/>
-          </w:tcPr>
-          <w:p>
-            <w:pPr>
+            <w:tcW w:type="dxa" w:w="936"/>
+          </w:tcPr>
+          <w:p>
+            <w:pPr>
+              <w:keepNext/>
               <w:spacing w:before="20" w:after="20"/>
               <w:jc w:val="center"/>
             </w:pPr>
@@ -3410,10 +3486,11 @@
           <w:tcPr>
             <w:shd w:val="clear" w:color="auto" w:fill="F7FAFC"/>
             <w:vAlign w:val="center"/>
-            <w:tcW w:type="dxa" w:w="623"/>
-          </w:tcPr>
-          <w:p>
-            <w:pPr>
+            <w:tcW w:type="dxa" w:w="637"/>
+          </w:tcPr>
+          <w:p>
+            <w:pPr>
+              <w:keepNext/>
               <w:spacing w:before="20" w:after="20"/>
               <w:jc w:val="center"/>
             </w:pPr>
@@ -3424,10 +3501,11 @@
           <w:tcPr>
             <w:shd w:val="clear" w:color="auto" w:fill="F7FAFC"/>
             <w:vAlign w:val="center"/>
-            <w:tcW w:type="dxa" w:w="1924"/>
-          </w:tcPr>
-          <w:p>
-            <w:pPr>
+            <w:tcW w:type="dxa" w:w="1906"/>
+          </w:tcPr>
+          <w:p>
+            <w:pPr>
+              <w:keepNext/>
               <w:spacing w:before="20" w:after="20"/>
               <w:jc w:val="center"/>
             </w:pPr>
@@ -3438,10 +3516,11 @@
           <w:tcPr>
             <w:shd w:val="clear" w:color="auto" w:fill="F7FAFC"/>
             <w:vAlign w:val="center"/>
-            <w:tcW w:type="dxa" w:w="2948"/>
-          </w:tcPr>
-          <w:p>
-            <w:pPr>
+            <w:tcW w:type="dxa" w:w="2898"/>
+          </w:tcPr>
+          <w:p>
+            <w:pPr>
+              <w:keepNext/>
               <w:spacing w:before="20" w:after="20"/>
               <w:jc w:val="center"/>
             </w:pPr>
@@ -3452,10 +3531,11 @@
           <w:tcPr>
             <w:shd w:val="clear" w:color="auto" w:fill="F7FAFC"/>
             <w:vAlign w:val="center"/>
-            <w:tcW w:type="dxa" w:w="2948"/>
-          </w:tcPr>
-          <w:p>
-            <w:pPr>
+            <w:tcW w:type="dxa" w:w="2898"/>
+          </w:tcPr>
+          <w:p>
+            <w:pPr>
+              <w:keepNext/>
               <w:spacing w:before="20" w:after="20"/>
               <w:jc w:val="center"/>
             </w:pPr>
@@ -3466,10 +3546,11 @@
           <w:tcPr>
             <w:shd w:val="clear" w:color="auto" w:fill="F7FAFC"/>
             <w:vAlign w:val="center"/>
-            <w:tcW w:type="dxa" w:w="549"/>
-          </w:tcPr>
-          <w:p>
-            <w:pPr>
+            <w:tcW w:type="dxa" w:w="637"/>
+          </w:tcPr>
+          <w:p>
+            <w:pPr>
+              <w:keepNext/>
               <w:spacing w:before="20" w:after="20"/>
               <w:jc w:val="center"/>
             </w:pPr>
@@ -3480,10 +3561,11 @@
           <w:tcPr>
             <w:shd w:val="clear" w:color="auto" w:fill="F7FAFC"/>
             <w:vAlign w:val="center"/>
-            <w:tcW w:type="dxa" w:w="1828"/>
-          </w:tcPr>
-          <w:p>
-            <w:pPr>
+            <w:tcW w:type="dxa" w:w="1803"/>
+          </w:tcPr>
+          <w:p>
+            <w:pPr>
+              <w:keepNext/>
               <w:spacing w:before="20" w:after="20"/>
               <w:jc w:val="center"/>
             </w:pPr>
@@ -3494,10 +3576,11 @@
           <w:tcPr>
             <w:shd w:val="clear" w:color="auto" w:fill="F7FAFC"/>
             <w:vAlign w:val="center"/>
-            <w:tcW w:type="dxa" w:w="1786"/>
-          </w:tcPr>
-          <w:p>
-            <w:pPr>
+            <w:tcW w:type="dxa" w:w="1769"/>
+          </w:tcPr>
+          <w:p>
+            <w:pPr>
+              <w:keepNext/>
               <w:spacing w:before="20" w:after="20"/>
               <w:jc w:val="center"/>
             </w:pPr>
@@ -3506,14 +3589,18 @@
         </w:tc>
       </w:tr>
       <w:tr>
+        <w:trPr>
+          <w:cantSplit/>
+        </w:trPr>
         <w:tc>
           <w:tcPr>
             <w:shd w:val="clear" w:color="auto" w:fill="F2F2F2"/>
             <w:vAlign w:val="center"/>
-            <w:tcW w:type="dxa" w:w="1924"/>
-          </w:tcPr>
-          <w:p>
-            <w:pPr>
+            <w:tcW w:type="dxa" w:w="1911"/>
+          </w:tcPr>
+          <w:p>
+            <w:pPr>
+              <w:keepNext/>
               <w:spacing w:before="20" w:after="20"/>
               <w:jc w:val="center"/>
             </w:pPr>
@@ -3553,101 +3640,109 @@
         <w:tc>
           <w:tcPr>
             <w:vAlign w:val="center"/>
-            <w:tcW w:type="dxa" w:w="866"/>
-          </w:tcPr>
-          <w:p>
-            <w:pPr>
-              <w:spacing w:before="20" w:after="20"/>
-              <w:jc w:val="center"/>
-            </w:pPr>
-            <w:r/>
-          </w:p>
-        </w:tc>
-        <w:tc>
-          <w:tcPr>
-            <w:vAlign w:val="center"/>
-            <w:tcW w:type="dxa" w:w="623"/>
-          </w:tcPr>
-          <w:p>
-            <w:pPr>
-              <w:spacing w:before="20" w:after="20"/>
-              <w:jc w:val="center"/>
-            </w:pPr>
-            <w:r/>
-          </w:p>
-        </w:tc>
-        <w:tc>
-          <w:tcPr>
-            <w:vAlign w:val="center"/>
-            <w:tcW w:type="dxa" w:w="1924"/>
-          </w:tcPr>
-          <w:p>
-            <w:pPr>
-              <w:spacing w:before="20" w:after="20"/>
-              <w:jc w:val="center"/>
-            </w:pPr>
-            <w:r/>
-          </w:p>
-        </w:tc>
-        <w:tc>
-          <w:tcPr>
-            <w:vAlign w:val="center"/>
-            <w:tcW w:type="dxa" w:w="2948"/>
-          </w:tcPr>
-          <w:p>
-            <w:pPr>
-              <w:spacing w:before="20" w:after="20"/>
-              <w:jc w:val="center"/>
-            </w:pPr>
-            <w:r/>
-          </w:p>
-        </w:tc>
-        <w:tc>
-          <w:tcPr>
-            <w:vAlign w:val="center"/>
-            <w:tcW w:type="dxa" w:w="2948"/>
-          </w:tcPr>
-          <w:p>
-            <w:pPr>
-              <w:spacing w:before="20" w:after="20"/>
-              <w:jc w:val="center"/>
-            </w:pPr>
-            <w:r/>
-          </w:p>
-        </w:tc>
-        <w:tc>
-          <w:tcPr>
-            <w:vAlign w:val="center"/>
-            <w:tcW w:type="dxa" w:w="549"/>
-          </w:tcPr>
-          <w:p>
-            <w:pPr>
-              <w:spacing w:before="20" w:after="20"/>
-              <w:jc w:val="center"/>
-            </w:pPr>
-            <w:r/>
-          </w:p>
-        </w:tc>
-        <w:tc>
-          <w:tcPr>
-            <w:vAlign w:val="center"/>
-            <w:tcW w:type="dxa" w:w="1828"/>
-          </w:tcPr>
-          <w:p>
-            <w:pPr>
-              <w:spacing w:before="20" w:after="20"/>
-              <w:jc w:val="center"/>
-            </w:pPr>
-            <w:r/>
-          </w:p>
-        </w:tc>
-        <w:tc>
-          <w:tcPr>
-            <w:vAlign w:val="center"/>
-            <w:tcW w:type="dxa" w:w="1786"/>
-          </w:tcPr>
-          <w:p>
-            <w:pPr>
+            <w:tcW w:type="dxa" w:w="936"/>
+          </w:tcPr>
+          <w:p>
+            <w:pPr>
+              <w:keepNext/>
+              <w:spacing w:before="20" w:after="20"/>
+              <w:jc w:val="center"/>
+            </w:pPr>
+            <w:r/>
+          </w:p>
+        </w:tc>
+        <w:tc>
+          <w:tcPr>
+            <w:vAlign w:val="center"/>
+            <w:tcW w:type="dxa" w:w="637"/>
+          </w:tcPr>
+          <w:p>
+            <w:pPr>
+              <w:keepNext/>
+              <w:spacing w:before="20" w:after="20"/>
+              <w:jc w:val="center"/>
+            </w:pPr>
+            <w:r/>
+          </w:p>
+        </w:tc>
+        <w:tc>
+          <w:tcPr>
+            <w:vAlign w:val="center"/>
+            <w:tcW w:type="dxa" w:w="1906"/>
+          </w:tcPr>
+          <w:p>
+            <w:pPr>
+              <w:keepNext/>
+              <w:spacing w:before="20" w:after="20"/>
+              <w:jc w:val="center"/>
+            </w:pPr>
+            <w:r/>
+          </w:p>
+        </w:tc>
+        <w:tc>
+          <w:tcPr>
+            <w:vAlign w:val="center"/>
+            <w:tcW w:type="dxa" w:w="2898"/>
+          </w:tcPr>
+          <w:p>
+            <w:pPr>
+              <w:keepNext/>
+              <w:spacing w:before="20" w:after="20"/>
+              <w:jc w:val="center"/>
+            </w:pPr>
+            <w:r/>
+          </w:p>
+        </w:tc>
+        <w:tc>
+          <w:tcPr>
+            <w:vAlign w:val="center"/>
+            <w:tcW w:type="dxa" w:w="2898"/>
+          </w:tcPr>
+          <w:p>
+            <w:pPr>
+              <w:keepNext/>
+              <w:spacing w:before="20" w:after="20"/>
+              <w:jc w:val="center"/>
+            </w:pPr>
+            <w:r/>
+          </w:p>
+        </w:tc>
+        <w:tc>
+          <w:tcPr>
+            <w:vAlign w:val="center"/>
+            <w:tcW w:type="dxa" w:w="637"/>
+          </w:tcPr>
+          <w:p>
+            <w:pPr>
+              <w:keepNext/>
+              <w:spacing w:before="20" w:after="20"/>
+              <w:jc w:val="center"/>
+            </w:pPr>
+            <w:r/>
+          </w:p>
+        </w:tc>
+        <w:tc>
+          <w:tcPr>
+            <w:vAlign w:val="center"/>
+            <w:tcW w:type="dxa" w:w="1803"/>
+          </w:tcPr>
+          <w:p>
+            <w:pPr>
+              <w:keepNext/>
+              <w:spacing w:before="20" w:after="20"/>
+              <w:jc w:val="center"/>
+            </w:pPr>
+            <w:r/>
+          </w:p>
+        </w:tc>
+        <w:tc>
+          <w:tcPr>
+            <w:vAlign w:val="center"/>
+            <w:tcW w:type="dxa" w:w="1769"/>
+          </w:tcPr>
+          <w:p>
+            <w:pPr>
+              <w:keepNext/>
               <w:spacing w:before="20" w:after="20"/>
               <w:jc w:val="center"/>
             </w:pPr>
@@ -3656,11 +3751,14 @@
         </w:tc>
       </w:tr>
       <w:tr>
+        <w:trPr>
+          <w:cantSplit/>
+        </w:trPr>
         <w:tc>
           <w:tcPr>
             <w:shd w:val="clear" w:color="auto" w:fill="F2F2F2"/>
             <w:vAlign w:val="center"/>
-            <w:tcW w:type="dxa" w:w="1924"/>
+            <w:tcW w:type="dxa" w:w="1911"/>
           </w:tcPr>
           <w:p>
             <w:pPr>
@@ -3704,7 +3802,7 @@
           <w:tcPr>
             <w:shd w:val="clear" w:color="auto" w:fill="F7FAFC"/>
             <w:vAlign w:val="center"/>
-            <w:tcW w:type="dxa" w:w="866"/>
+            <w:tcW w:type="dxa" w:w="936"/>
           </w:tcPr>
           <w:p>
             <w:pPr>
@@ -3718,7 +3816,7 @@
           <w:tcPr>
             <w:shd w:val="clear" w:color="auto" w:fill="F7FAFC"/>
             <w:vAlign w:val="center"/>
-            <w:tcW w:type="dxa" w:w="623"/>
+            <w:tcW w:type="dxa" w:w="637"/>
           </w:tcPr>
           <w:p>
             <w:pPr>
@@ -3732,7 +3830,7 @@
           <w:tcPr>
             <w:shd w:val="clear" w:color="auto" w:fill="F7FAFC"/>
             <w:vAlign w:val="center"/>
-            <w:tcW w:type="dxa" w:w="1924"/>
+            <w:tcW w:type="dxa" w:w="1906"/>
           </w:tcPr>
           <w:p>
             <w:pPr>
@@ -3746,7 +3844,7 @@
           <w:tcPr>
             <w:shd w:val="clear" w:color="auto" w:fill="F7FAFC"/>
             <w:vAlign w:val="center"/>
-            <w:tcW w:type="dxa" w:w="2948"/>
+            <w:tcW w:type="dxa" w:w="2898"/>
           </w:tcPr>
           <w:p>
             <w:pPr>
@@ -3760,7 +3858,7 @@
           <w:tcPr>
             <w:shd w:val="clear" w:color="auto" w:fill="F7FAFC"/>
             <w:vAlign w:val="center"/>
-            <w:tcW w:type="dxa" w:w="2948"/>
+            <w:tcW w:type="dxa" w:w="2898"/>
           </w:tcPr>
           <w:p>
             <w:pPr>
@@ -3774,7 +3872,7 @@
           <w:tcPr>
             <w:shd w:val="clear" w:color="auto" w:fill="F7FAFC"/>
             <w:vAlign w:val="center"/>
-            <w:tcW w:type="dxa" w:w="549"/>
+            <w:tcW w:type="dxa" w:w="637"/>
           </w:tcPr>
           <w:p>
             <w:pPr>
@@ -3788,7 +3886,7 @@
           <w:tcPr>
             <w:shd w:val="clear" w:color="auto" w:fill="F7FAFC"/>
             <w:vAlign w:val="center"/>
-            <w:tcW w:type="dxa" w:w="1828"/>
+            <w:tcW w:type="dxa" w:w="1803"/>
           </w:tcPr>
           <w:p>
             <w:pPr>
@@ -3802,7 +3900,7 @@
           <w:tcPr>
             <w:shd w:val="clear" w:color="auto" w:fill="F7FAFC"/>
             <w:vAlign w:val="center"/>
-            <w:tcW w:type="dxa" w:w="1786"/>
+            <w:tcW w:type="dxa" w:w="1769"/>
           </w:tcPr>
           <w:p>
             <w:pPr>
@@ -3814,6 +3912,12 @@
         </w:tc>
       </w:tr>
     </w:tbl>
+    <w:p>
+      <w:pPr>
+        <w:keepNext/>
+        <w:spacing w:before="0" w:after="0" w:lineRule="exact" w:line="120"/>
+      </w:pPr>
+    </w:p>
     <w:tbl>
       <w:tblPr>
         <w:jc w:val="center"/>
@@ -3839,6 +3943,9 @@
         <w:gridCol w:w="1844"/>
       </w:tblGrid>
       <w:tr>
+        <w:trPr>
+          <w:cantSplit/>
+        </w:trPr>
         <w:tc>
           <w:tcPr>
             <w:shd w:val="clear" w:color="auto" w:fill="F2F2F2"/>
@@ -3847,6 +3954,7 @@
           </w:tcPr>
           <w:p>
             <w:pPr>
+              <w:keepNext/>
               <w:spacing w:before="20" w:after="20"/>
               <w:jc w:val="left"/>
             </w:pPr>
@@ -3890,6 +3998,7 @@
           </w:tcPr>
           <w:p>
             <w:pPr>
+              <w:keepNext/>
               <w:spacing w:before="20" w:after="20"/>
               <w:jc w:val="center"/>
             </w:pPr>
@@ -3904,6 +4013,7 @@
           </w:tcPr>
           <w:p>
             <w:pPr>
+              <w:keepNext/>
               <w:spacing w:before="20" w:after="20"/>
               <w:jc w:val="left"/>
             </w:pPr>
@@ -3947,6 +4057,7 @@
           </w:tcPr>
           <w:p>
             <w:pPr>
+              <w:keepNext/>
               <w:spacing w:before="20" w:after="20"/>
               <w:jc w:val="center"/>
             </w:pPr>
@@ -3961,6 +4072,7 @@
           </w:tcPr>
           <w:p>
             <w:pPr>
+              <w:keepNext/>
               <w:spacing w:before="20" w:after="20"/>
               <w:jc w:val="left"/>
             </w:pPr>
@@ -4004,6 +4116,7 @@
           </w:tcPr>
           <w:p>
             <w:pPr>
+              <w:keepNext/>
               <w:spacing w:before="20" w:after="20"/>
               <w:jc w:val="center"/>
             </w:pPr>
@@ -4037,6 +4150,9 @@
         <w:gridCol w:w="2721"/>
       </w:tblGrid>
       <w:tr>
+        <w:trPr>
+          <w:cantSplit/>
+        </w:trPr>
         <w:tc>
           <w:tcPr>
             <w:shd w:val="clear" w:color="auto" w:fill="F2F2F2"/>
@@ -4210,6 +4326,12 @@
         </w:tc>
       </w:tr>
     </w:tbl>
+    <w:p>
+      <w:pPr>
+        <w:keepNext/>
+        <w:spacing w:before="0" w:after="0" w:lineRule="exact" w:line="80"/>
+      </w:pPr>
+    </w:p>
     <w:p>
       <w:pPr>
         <w:spacing w:before="0" w:after="0" w:line="250" w:lineRule="auto"/>
@@ -4251,72 +4373,56 @@
         <w:br w:type="page"/>
       </w:r>
     </w:p>
-    <w:tbl>
-      <w:tblPr>
-        <w:tblLook w:firstColumn="1" w:firstRow="1" w:lastColumn="0" w:lastRow="0" w:noHBand="0" w:noVBand="1" w:val="04A0"/>
-        <w:tblLayout w:type="fixed"/>
-        <w:tblW w:type="dxa" w:w="15399"/>
-        <w:tblInd w:type="dxa" w:w="0"/>
+    <w:p>
+      <w:pPr>
+        <w:spacing w:before="0" w:after="0"/>
         <w:jc w:val="center"/>
-        <w:tblBorders>
-          <w:top w:val="single" w:sz="4" w:space="0" w:color="2B547E"/>
-          <w:left w:val="single" w:sz="4" w:space="0" w:color="2B547E"/>
-          <w:bottom w:val="single" w:sz="4" w:space="0" w:color="2B547E"/>
-          <w:right w:val="single" w:sz="4" w:space="0" w:color="2B547E"/>
-          <w:insideH w:val="single" w:sz="4" w:space="0" w:color="2B547E"/>
-          <w:insideV w:val="single" w:sz="4" w:space="0" w:color="2B547E"/>
-        </w:tblBorders>
-      </w:tblPr>
-      <w:tblGrid>
-        <w:gridCol w:w="15399"/>
-      </w:tblGrid>
-      <w:tr>
-        <w:tc>
-          <w:tcPr>
-            <w:shd w:val="clear" w:color="auto" w:fill="2B547E"/>
-            <w:vAlign w:val="center"/>
-            <w:tcW w:type="dxa" w:w="15399"/>
-          </w:tcPr>
-          <w:p>
-            <w:pPr>
-              <w:spacing w:before="20" w:after="20"/>
-              <w:jc w:val="center"/>
-            </w:pPr>
-            <w:r/>
-            <w:r>
-              <w:rPr>
-                <w:rFonts w:ascii="Calibri" w:hAnsi="Calibri"/>
-                <w:b/>
-                <w:i w:val="0"/>
-                <w:color w:val="FFFFFF"/>
-                <w:sz w:val="22"/>
-              </w:rPr>
-              <w:t>4 Отстапувања</w:t>
-            </w:r>
-            <w:r>
-              <w:rPr>
-                <w:rFonts w:ascii="Calibri" w:hAnsi="Calibri"/>
-                <w:b w:val="0"/>
-                <w:i w:val="0"/>
-                <w:color w:val="FFFFFF"/>
-                <w:sz w:val="18"/>
-              </w:rPr>
-              <w:t xml:space="preserve"> | </w:t>
-            </w:r>
-            <w:r>
-              <w:rPr>
-                <w:rFonts w:ascii="Calibri" w:hAnsi="Calibri"/>
-                <w:b w:val="0"/>
-                <w:i w:val="0"/>
-                <w:color w:val="FFFFFF"/>
-                <w:sz w:val="18"/>
-              </w:rPr>
-              <w:t>Deviations</w:t>
-            </w:r>
-          </w:p>
-        </w:tc>
-      </w:tr>
-    </w:tbl>
+        <w:keepNext/>
+        <w:pBdr>
+          <w:top w:val="single" w:sz="4" w:space="2" w:color="2B547E"/>
+          <w:left w:val="single" w:sz="4" w:space="4" w:color="2B547E"/>
+          <w:bottom w:val="single" w:sz="4" w:space="2" w:color="2B547E"/>
+          <w:right w:val="single" w:sz="4" w:space="4" w:color="2B547E"/>
+        </w:pBdr>
+        <w:shd w:val="clear" w:color="auto" w:fill="2B547E"/>
+      </w:pPr>
+      <w:r>
+        <w:rPr>
+          <w:rFonts w:ascii="Calibri" w:hAnsi="Calibri"/>
+          <w:b/>
+          <w:i w:val="0"/>
+          <w:color w:val="FFFFFF"/>
+          <w:sz w:val="22"/>
+        </w:rPr>
+        <w:t>4 Отстапувања</w:t>
+      </w:r>
+      <w:r>
+        <w:rPr>
+          <w:rFonts w:ascii="Calibri" w:hAnsi="Calibri"/>
+          <w:b w:val="0"/>
+          <w:i w:val="0"/>
+          <w:color w:val="FFFFFF"/>
+          <w:sz w:val="18"/>
+        </w:rPr>
+        <w:t xml:space="preserve"> | </w:t>
+      </w:r>
+      <w:r>
+        <w:rPr>
+          <w:rFonts w:ascii="Calibri" w:hAnsi="Calibri"/>
+          <w:b w:val="0"/>
+          <w:i w:val="0"/>
+          <w:color w:val="FFFFFF"/>
+          <w:sz w:val="18"/>
+        </w:rPr>
+        <w:t>Deviations</w:t>
+      </w:r>
+    </w:p>
+    <w:p>
+      <w:pPr>
+        <w:keepNext/>
+        <w:spacing w:before="0" w:after="0" w:lineRule="exact" w:line="40"/>
+      </w:pPr>
+    </w:p>
     <w:tbl>
       <w:tblPr>
         <w:tblLook w:firstColumn="1" w:firstRow="1" w:lastColumn="0" w:lastRow="0" w:noHBand="0" w:noVBand="1" w:val="04A0"/>
@@ -4343,6 +4449,7 @@
       <w:tr>
         <w:trPr>
           <w:tblHeader w:val="true"/>
+          <w:cantSplit/>
         </w:trPr>
         <w:tc>
           <w:tcPr>
@@ -4352,6 +4459,7 @@
           </w:tcPr>
           <w:p>
             <w:pPr>
+              <w:keepNext/>
               <w:spacing w:before="20" w:after="20"/>
               <w:jc w:val="center"/>
             </w:pPr>
@@ -4396,6 +4504,7 @@
           </w:tcPr>
           <w:p>
             <w:pPr>
+              <w:keepNext/>
               <w:spacing w:before="20" w:after="20"/>
               <w:jc w:val="center"/>
             </w:pPr>
@@ -4440,6 +4549,7 @@
           </w:tcPr>
           <w:p>
             <w:pPr>
+              <w:keepNext/>
               <w:spacing w:before="20" w:after="20"/>
               <w:jc w:val="center"/>
             </w:pPr>
@@ -4484,6 +4594,7 @@
           </w:tcPr>
           <w:p>
             <w:pPr>
+              <w:keepNext/>
               <w:spacing w:before="20" w:after="20"/>
               <w:jc w:val="center"/>
             </w:pPr>
@@ -4528,6 +4639,7 @@
           </w:tcPr>
           <w:p>
             <w:pPr>
+              <w:keepNext/>
               <w:spacing w:before="20" w:after="20"/>
               <w:jc w:val="center"/>
             </w:pPr>
@@ -4566,6 +4678,9 @@
         </w:tc>
       </w:tr>
       <w:tr>
+        <w:trPr>
+          <w:cantSplit/>
+        </w:trPr>
         <w:tc>
           <w:tcPr>
             <w:vAlign w:val="center"/>
@@ -4633,72 +4748,62 @@
         </w:tc>
       </w:tr>
     </w:tbl>
-    <w:tbl>
-      <w:tblPr>
-        <w:tblLook w:firstColumn="1" w:firstRow="1" w:lastColumn="0" w:lastRow="0" w:noHBand="0" w:noVBand="1" w:val="04A0"/>
-        <w:tblLayout w:type="fixed"/>
-        <w:tblW w:type="dxa" w:w="15399"/>
-        <w:tblInd w:type="dxa" w:w="0"/>
+    <w:p>
+      <w:pPr>
+        <w:keepNext/>
+        <w:spacing w:before="0" w:after="0" w:lineRule="exact" w:line="240"/>
+      </w:pPr>
+    </w:p>
+    <w:p>
+      <w:pPr>
+        <w:spacing w:before="0" w:after="0"/>
         <w:jc w:val="center"/>
-        <w:tblBorders>
-          <w:top w:val="single" w:sz="4" w:space="0" w:color="2B547E"/>
-          <w:left w:val="single" w:sz="4" w:space="0" w:color="2B547E"/>
-          <w:bottom w:val="single" w:sz="4" w:space="0" w:color="2B547E"/>
-          <w:right w:val="single" w:sz="4" w:space="0" w:color="2B547E"/>
-          <w:insideH w:val="single" w:sz="4" w:space="0" w:color="2B547E"/>
-          <w:insideV w:val="single" w:sz="4" w:space="0" w:color="2B547E"/>
-        </w:tblBorders>
-      </w:tblPr>
-      <w:tblGrid>
-        <w:gridCol w:w="15399"/>
-      </w:tblGrid>
-      <w:tr>
-        <w:tc>
-          <w:tcPr>
-            <w:shd w:val="clear" w:color="auto" w:fill="2B547E"/>
-            <w:vAlign w:val="center"/>
-            <w:tcW w:type="dxa" w:w="15399"/>
-          </w:tcPr>
-          <w:p>
-            <w:pPr>
-              <w:spacing w:before="20" w:after="20"/>
-              <w:jc w:val="center"/>
-            </w:pPr>
-            <w:r/>
-            <w:r>
-              <w:rPr>
-                <w:rFonts w:ascii="Calibri" w:hAnsi="Calibri"/>
-                <w:b/>
-                <w:i w:val="0"/>
-                <w:color w:val="FFFFFF"/>
-                <w:sz w:val="22"/>
-              </w:rPr>
-              <w:t>5 Потписи по тест</w:t>
-            </w:r>
-            <w:r>
-              <w:rPr>
-                <w:rFonts w:ascii="Calibri" w:hAnsi="Calibri"/>
-                <w:b w:val="0"/>
-                <w:i w:val="0"/>
-                <w:color w:val="FFFFFF"/>
-                <w:sz w:val="18"/>
-              </w:rPr>
-              <w:t xml:space="preserve"> | </w:t>
-            </w:r>
-            <w:r>
-              <w:rPr>
-                <w:rFonts w:ascii="Calibri" w:hAnsi="Calibri"/>
-                <w:b w:val="0"/>
-                <w:i w:val="0"/>
-                <w:color w:val="FFFFFF"/>
-                <w:sz w:val="18"/>
-              </w:rPr>
-              <w:t>Sign-off per test</w:t>
-            </w:r>
-          </w:p>
-        </w:tc>
-      </w:tr>
-    </w:tbl>
+        <w:keepNext/>
+        <w:pBdr>
+          <w:top w:val="single" w:sz="4" w:space="2" w:color="2B547E"/>
+          <w:left w:val="single" w:sz="4" w:space="4" w:color="2B547E"/>
+          <w:bottom w:val="single" w:sz="4" w:space="2" w:color="2B547E"/>
+          <w:right w:val="single" w:sz="4" w:space="4" w:color="2B547E"/>
+        </w:pBdr>
+        <w:shd w:val="clear" w:color="auto" w:fill="2B547E"/>
+      </w:pPr>
+      <w:r>
+        <w:rPr>
+          <w:rFonts w:ascii="Calibri" w:hAnsi="Calibri"/>
+          <w:b/>
+          <w:i w:val="0"/>
+          <w:color w:val="FFFFFF"/>
+          <w:sz w:val="22"/>
+        </w:rPr>
+        <w:t>5 Потписи по тест</w:t>
+      </w:r>
+      <w:r>
+        <w:rPr>
+          <w:rFonts w:ascii="Calibri" w:hAnsi="Calibri"/>
+          <w:b w:val="0"/>
+          <w:i w:val="0"/>
+          <w:color w:val="FFFFFF"/>
+          <w:sz w:val="18"/>
+        </w:rPr>
+        <w:t xml:space="preserve"> | </w:t>
+      </w:r>
+      <w:r>
+        <w:rPr>
+          <w:rFonts w:ascii="Calibri" w:hAnsi="Calibri"/>
+          <w:b w:val="0"/>
+          <w:i w:val="0"/>
+          <w:color w:val="FFFFFF"/>
+          <w:sz w:val="18"/>
+        </w:rPr>
+        <w:t>Sign-off per test</w:t>
+      </w:r>
+    </w:p>
+    <w:p>
+      <w:pPr>
+        <w:keepNext/>
+        <w:spacing w:before="0" w:after="0" w:lineRule="exact" w:line="40"/>
+      </w:pPr>
+    </w:p>
     <w:tbl>
       <w:tblPr>
         <w:tblLook w:firstColumn="1" w:firstRow="1" w:lastColumn="0" w:lastRow="0" w:noHBand="0" w:noVBand="1" w:val="04A0"/>
@@ -4725,6 +4830,7 @@
       <w:tr>
         <w:trPr>
           <w:tblHeader w:val="true"/>
+          <w:cantSplit/>
         </w:trPr>
         <w:tc>
           <w:tcPr>
@@ -4734,6 +4840,7 @@
           </w:tcPr>
           <w:p>
             <w:pPr>
+              <w:keepNext/>
               <w:spacing w:before="20" w:after="20"/>
               <w:jc w:val="center"/>
             </w:pPr>
@@ -4778,6 +4885,7 @@
           </w:tcPr>
           <w:p>
             <w:pPr>
+              <w:keepNext/>
               <w:spacing w:before="20" w:after="20"/>
               <w:jc w:val="center"/>
             </w:pPr>
@@ -4822,6 +4930,7 @@
           </w:tcPr>
           <w:p>
             <w:pPr>
+              <w:keepNext/>
               <w:spacing w:before="20" w:after="20"/>
               <w:jc w:val="center"/>
             </w:pPr>
@@ -4866,6 +4975,7 @@
           </w:tcPr>
           <w:p>
             <w:pPr>
+              <w:keepNext/>
               <w:spacing w:before="20" w:after="20"/>
               <w:jc w:val="center"/>
             </w:pPr>
@@ -4910,6 +5020,7 @@
           </w:tcPr>
           <w:p>
             <w:pPr>
+              <w:keepNext/>
               <w:spacing w:before="20" w:after="20"/>
               <w:jc w:val="center"/>
             </w:pPr>
@@ -4948,6 +5059,9 @@
         </w:tc>
       </w:tr>
       <w:tr>
+        <w:trPr>
+          <w:cantSplit/>
+        </w:trPr>
         <w:tc>
           <w:tcPr>
             <w:shd w:val="clear" w:color="auto" w:fill="F2F2F2"/>
@@ -4956,6 +5070,7 @@
           </w:tcPr>
           <w:p>
             <w:pPr>
+              <w:keepNext/>
               <w:spacing w:before="20" w:after="20"/>
               <w:jc w:val="center"/>
             </w:pPr>
@@ -4979,6 +5094,7 @@
           </w:tcPr>
           <w:p>
             <w:pPr>
+              <w:keepNext/>
               <w:spacing w:before="20" w:after="20"/>
               <w:jc w:val="center"/>
             </w:pPr>
@@ -4992,6 +5108,7 @@
           </w:tcPr>
           <w:p>
             <w:pPr>
+              <w:keepNext/>
               <w:spacing w:before="20" w:after="20"/>
               <w:jc w:val="center"/>
             </w:pPr>
@@ -5005,6 +5122,7 @@
           </w:tcPr>
           <w:p>
             <w:pPr>
+              <w:keepNext/>
               <w:spacing w:before="20" w:after="20"/>
               <w:jc w:val="center"/>
             </w:pPr>
@@ -5018,6 +5136,7 @@
           </w:tcPr>
           <w:p>
             <w:pPr>
+              <w:keepNext/>
               <w:spacing w:before="20" w:after="20"/>
               <w:jc w:val="center"/>
             </w:pPr>
@@ -5026,6 +5145,9 @@
         </w:tc>
       </w:tr>
       <w:tr>
+        <w:trPr>
+          <w:cantSplit/>
+        </w:trPr>
         <w:tc>
           <w:tcPr>
             <w:shd w:val="clear" w:color="auto" w:fill="F2F2F2"/>
@@ -5034,6 +5156,7 @@
           </w:tcPr>
           <w:p>
             <w:pPr>
+              <w:keepNext/>
               <w:spacing w:before="20" w:after="20"/>
               <w:jc w:val="center"/>
             </w:pPr>
@@ -5058,6 +5181,7 @@
           </w:tcPr>
           <w:p>
             <w:pPr>
+              <w:keepNext/>
               <w:spacing w:before="20" w:after="20"/>
               <w:jc w:val="center"/>
             </w:pPr>
@@ -5072,6 +5196,7 @@
           </w:tcPr>
           <w:p>
             <w:pPr>
+              <w:keepNext/>
               <w:spacing w:before="20" w:after="20"/>
               <w:jc w:val="center"/>
             </w:pPr>
@@ -5086,6 +5211,7 @@
           </w:tcPr>
           <w:p>
             <w:pPr>
+              <w:keepNext/>
               <w:spacing w:before="20" w:after="20"/>
               <w:jc w:val="center"/>
             </w:pPr>
@@ -5100,6 +5226,7 @@
           </w:tcPr>
           <w:p>
             <w:pPr>
+              <w:keepNext/>
               <w:spacing w:before="20" w:after="20"/>
               <w:jc w:val="center"/>
             </w:pPr>
@@ -5108,6 +5235,9 @@
         </w:tc>
       </w:tr>
       <w:tr>
+        <w:trPr>
+          <w:cantSplit/>
+        </w:trPr>
         <w:tc>
           <w:tcPr>
             <w:shd w:val="clear" w:color="auto" w:fill="F2F2F2"/>
@@ -5116,6 +5246,7 @@
           </w:tcPr>
           <w:p>
             <w:pPr>
+              <w:keepNext/>
               <w:spacing w:before="20" w:after="20"/>
               <w:jc w:val="center"/>
             </w:pPr>
@@ -5139,6 +5270,7 @@
           </w:tcPr>
           <w:p>
             <w:pPr>
+              <w:keepNext/>
               <w:spacing w:before="20" w:after="20"/>
               <w:jc w:val="center"/>
             </w:pPr>
@@ -5152,6 +5284,7 @@
           </w:tcPr>
           <w:p>
             <w:pPr>
+              <w:keepNext/>
               <w:spacing w:before="20" w:after="20"/>
               <w:jc w:val="center"/>
             </w:pPr>
@@ -5165,6 +5298,7 @@
           </w:tcPr>
           <w:p>
             <w:pPr>
+              <w:keepNext/>
               <w:spacing w:before="20" w:after="20"/>
               <w:jc w:val="center"/>
             </w:pPr>
@@ -5178,6 +5312,7 @@
           </w:tcPr>
           <w:p>
             <w:pPr>
+              <w:keepNext/>
               <w:spacing w:before="20" w:after="20"/>
               <w:jc w:val="center"/>
             </w:pPr>
@@ -5186,6 +5321,9 @@
         </w:tc>
       </w:tr>
       <w:tr>
+        <w:trPr>
+          <w:cantSplit/>
+        </w:trPr>
         <w:tc>
           <w:tcPr>
             <w:shd w:val="clear" w:color="auto" w:fill="F2F2F2"/>
@@ -5194,6 +5332,7 @@
           </w:tcPr>
           <w:p>
             <w:pPr>
+              <w:keepNext/>
               <w:spacing w:before="20" w:after="20"/>
               <w:jc w:val="center"/>
             </w:pPr>
@@ -5218,6 +5357,7 @@
           </w:tcPr>
           <w:p>
             <w:pPr>
+              <w:keepNext/>
               <w:spacing w:before="20" w:after="20"/>
               <w:jc w:val="center"/>
             </w:pPr>
@@ -5232,6 +5372,7 @@
           </w:tcPr>
           <w:p>
             <w:pPr>
+              <w:keepNext/>
               <w:spacing w:before="20" w:after="20"/>
               <w:jc w:val="center"/>
             </w:pPr>
@@ -5246,6 +5387,7 @@
           </w:tcPr>
           <w:p>
             <w:pPr>
+              <w:keepNext/>
               <w:spacing w:before="20" w:after="20"/>
               <w:jc w:val="center"/>
             </w:pPr>
@@ -5260,6 +5402,7 @@
           </w:tcPr>
           <w:p>
             <w:pPr>
+              <w:keepNext/>
               <w:spacing w:before="20" w:after="20"/>
               <w:jc w:val="center"/>
             </w:pPr>
@@ -5268,6 +5411,9 @@
         </w:tc>
       </w:tr>
       <w:tr>
+        <w:trPr>
+          <w:cantSplit/>
+        </w:trPr>
         <w:tc>
           <w:tcPr>
             <w:shd w:val="clear" w:color="auto" w:fill="F2F2F2"/>
@@ -5276,6 +5422,7 @@
           </w:tcPr>
           <w:p>
             <w:pPr>
+              <w:keepNext/>
               <w:spacing w:before="20" w:after="20"/>
               <w:jc w:val="center"/>
             </w:pPr>
@@ -5299,6 +5446,7 @@
           </w:tcPr>
           <w:p>
             <w:pPr>
+              <w:keepNext/>
               <w:spacing w:before="20" w:after="20"/>
               <w:jc w:val="center"/>
             </w:pPr>
@@ -5312,6 +5460,7 @@
           </w:tcPr>
           <w:p>
             <w:pPr>
+              <w:keepNext/>
               <w:spacing w:before="20" w:after="20"/>
               <w:jc w:val="center"/>
             </w:pPr>
@@ -5325,6 +5474,7 @@
           </w:tcPr>
           <w:p>
             <w:pPr>
+              <w:keepNext/>
               <w:spacing w:before="20" w:after="20"/>
               <w:jc w:val="center"/>
             </w:pPr>
@@ -5338,6 +5488,7 @@
           </w:tcPr>
           <w:p>
             <w:pPr>
+              <w:keepNext/>
               <w:spacing w:before="20" w:after="20"/>
               <w:jc w:val="center"/>
             </w:pPr>
@@ -5346,6 +5497,9 @@
         </w:tc>
       </w:tr>
       <w:tr>
+        <w:trPr>
+          <w:cantSplit/>
+        </w:trPr>
         <w:tc>
           <w:tcPr>
             <w:shd w:val="clear" w:color="auto" w:fill="F2F2F2"/>
@@ -5428,6 +5582,12 @@
         </w:tc>
       </w:tr>
     </w:tbl>
+    <w:p>
+      <w:pPr>
+        <w:keepNext/>
+        <w:spacing w:before="0" w:after="0" w:lineRule="exact" w:line="120"/>
+      </w:pPr>
+    </w:p>
     <w:tbl>
       <w:tblPr>
         <w:jc w:val="center"/>
@@ -5605,6 +5765,12 @@
         </w:tc>
       </w:tr>
     </w:tbl>
+    <w:p>
+      <w:pPr>
+        <w:keepNext/>
+        <w:spacing w:before="0" w:after="0" w:lineRule="exact" w:line="120"/>
+      </w:pPr>
+    </w:p>
     <w:tbl>
       <w:tblPr>
         <w:tblLook w:firstColumn="1" w:firstRow="1" w:lastColumn="0" w:lastRow="0" w:noHBand="0" w:noVBand="1" w:val="04A0"/>
@@ -5630,6 +5796,7 @@
       <w:tr>
         <w:trPr>
           <w:tblHeader w:val="true"/>
+          <w:cantSplit/>
         </w:trPr>
         <w:tc>
           <w:tcPr>
@@ -5639,6 +5806,7 @@
           </w:tcPr>
           <w:p>
             <w:pPr>
+              <w:keepNext/>
               <w:spacing w:before="20" w:after="20"/>
               <w:jc w:val="center"/>
             </w:pPr>
@@ -5683,6 +5851,7 @@
           </w:tcPr>
           <w:p>
             <w:pPr>
+              <w:keepNext/>
               <w:spacing w:before="20" w:after="20"/>
               <w:jc w:val="center"/>
             </w:pPr>
@@ -5727,6 +5896,7 @@
           </w:tcPr>
           <w:p>
             <w:pPr>
+              <w:keepNext/>
               <w:spacing w:before="20" w:after="20"/>
               <w:jc w:val="center"/>
             </w:pPr>
@@ -5771,6 +5941,7 @@
           </w:tcPr>
           <w:p>
             <w:pPr>
+              <w:keepNext/>
               <w:spacing w:before="20" w:after="20"/>
               <w:jc w:val="center"/>
             </w:pPr>
@@ -5809,6 +5980,9 @@
         </w:tc>
       </w:tr>
       <w:tr>
+        <w:trPr>
+          <w:cantSplit/>
+        </w:trPr>
         <w:tc>
           <w:tcPr>
             <w:shd w:val="clear" w:color="auto" w:fill="F2F2F2"/>

--- a/deliverables/inland_transport_2026-10/docx/QASOP_0XX_A03.docx
+++ b/deliverables/inland_transport_2026-10/docx/QASOP_0XX_A03.docx
@@ -164,11 +164,11 @@
       </w:tblPr>
       <w:tblGrid>
         <w:gridCol w:w="2109"/>
-        <w:gridCol w:w="2358"/>
+        <w:gridCol w:w="2237"/>
         <w:gridCol w:w="3288"/>
-        <w:gridCol w:w="2358"/>
-        <w:gridCol w:w="2925"/>
-        <w:gridCol w:w="2358"/>
+        <w:gridCol w:w="2237"/>
+        <w:gridCol w:w="3288"/>
+        <w:gridCol w:w="2237"/>
       </w:tblGrid>
       <w:tr>
         <w:trPr>
@@ -222,7 +222,7 @@
         <w:tc>
           <w:tcPr>
             <w:vAlign w:val="center"/>
-            <w:tcW w:type="pct" w:w="765"/>
+            <w:tcW w:type="pct" w:w="726"/>
           </w:tcPr>
           <w:p>
             <w:pPr>
@@ -291,7 +291,7 @@
         <w:tc>
           <w:tcPr>
             <w:vAlign w:val="center"/>
-            <w:tcW w:type="pct" w:w="765"/>
+            <w:tcW w:type="pct" w:w="726"/>
           </w:tcPr>
           <w:p>
             <w:pPr>
@@ -306,7 +306,7 @@
           <w:tcPr>
             <w:shd w:val="clear" w:color="auto" w:fill="F2F2F2"/>
             <w:vAlign w:val="center"/>
-            <w:tcW w:type="pct" w:w="949"/>
+            <w:tcW w:type="pct" w:w="1067"/>
           </w:tcPr>
           <w:p>
             <w:pPr>
@@ -323,7 +323,7 @@
                 <w:color w:val="000000"/>
                 <w:sz w:val="20"/>
               </w:rPr>
-              <w:t>Возило / пакување</w:t>
+              <w:t>Возило (регистарски број)</w:t>
             </w:r>
             <w:r>
               <w:rPr>
@@ -343,14 +343,14 @@
                 <w:color w:val="000000"/>
                 <w:sz w:val="16"/>
               </w:rPr>
-              <w:t>Vehicle / packaging</w:t>
-            </w:r>
-          </w:p>
-        </w:tc>
-        <w:tc>
-          <w:tcPr>
-            <w:vAlign w:val="center"/>
-            <w:tcW w:type="pct" w:w="765"/>
+              <w:t>Vehicle (registration)</w:t>
+            </w:r>
+          </w:p>
+        </w:tc>
+        <w:tc>
+          <w:tcPr>
+            <w:vAlign w:val="center"/>
+            <w:tcW w:type="pct" w:w="726"/>
           </w:tcPr>
           <w:p>
             <w:pPr>
@@ -380,12 +380,8 @@
         </w:tblBorders>
       </w:tblPr>
       <w:tblGrid>
-        <w:gridCol w:w="1156"/>
-        <w:gridCol w:w="3432"/>
-        <w:gridCol w:w="1020"/>
-        <w:gridCol w:w="3432"/>
-        <w:gridCol w:w="2925"/>
-        <w:gridCol w:w="3432"/>
+        <w:gridCol w:w="3288"/>
+        <w:gridCol w:w="12111"/>
       </w:tblGrid>
       <w:tr>
         <w:trPr>
@@ -395,6 +391,184 @@
           <w:tcPr>
             <w:shd w:val="clear" w:color="auto" w:fill="F2F2F2"/>
             <w:vAlign w:val="center"/>
+            <w:tcW w:type="pct" w:w="1067"/>
+          </w:tcPr>
+          <w:p>
+            <w:pPr>
+              <w:keepNext/>
+              <w:spacing w:before="20" w:after="20"/>
+              <w:jc w:val="left"/>
+            </w:pPr>
+            <w:r/>
+            <w:r>
+              <w:rPr>
+                <w:rFonts w:ascii="Calibri" w:hAnsi="Calibri"/>
+                <w:b/>
+                <w:i w:val="0"/>
+                <w:color w:val="000000"/>
+                <w:sz w:val="20"/>
+              </w:rPr>
+              <w:t>Контрола на температура</w:t>
+            </w:r>
+            <w:r>
+              <w:rPr>
+                <w:rFonts w:ascii="Calibri" w:hAnsi="Calibri"/>
+                <w:b w:val="0"/>
+                <w:i w:val="0"/>
+                <w:color w:val="000000"/>
+                <w:sz w:val="16"/>
+              </w:rPr>
+              <w:t xml:space="preserve"> | </w:t>
+            </w:r>
+            <w:r>
+              <w:rPr>
+                <w:rFonts w:ascii="Calibri" w:hAnsi="Calibri"/>
+                <w:b w:val="0"/>
+                <w:i w:val="0"/>
+                <w:color w:val="000000"/>
+                <w:sz w:val="16"/>
+              </w:rPr>
+              <w:t>Temperature control</w:t>
+            </w:r>
+          </w:p>
+        </w:tc>
+        <w:tc>
+          <w:tcPr>
+            <w:vAlign w:val="center"/>
+            <w:tcW w:type="pct" w:w="3932"/>
+          </w:tcPr>
+          <w:p>
+            <w:pPr>
+              <w:keepNext/>
+              <w:spacing w:before="20" w:after="20"/>
+              <w:jc w:val="center"/>
+            </w:pPr>
+            <w:r/>
+            <w:r>
+              <w:rPr>
+                <w:rFonts w:ascii="Calibri" w:hAnsi="Calibri"/>
+                <w:b w:val="0"/>
+                <w:i w:val="0"/>
+                <w:color w:val="000000"/>
+                <w:sz w:val="20"/>
+              </w:rPr>
+              <w:t>☐ Активна</w:t>
+            </w:r>
+            <w:r>
+              <w:rPr>
+                <w:rFonts w:ascii="Calibri" w:hAnsi="Calibri"/>
+                <w:b w:val="0"/>
+                <w:i w:val="0"/>
+                <w:color w:val="000000"/>
+                <w:sz w:val="16"/>
+              </w:rPr>
+              <w:t xml:space="preserve"> | </w:t>
+            </w:r>
+            <w:r>
+              <w:rPr>
+                <w:rFonts w:ascii="Calibri" w:hAnsi="Calibri"/>
+                <w:b w:val="0"/>
+                <w:i/>
+                <w:color w:val="000000"/>
+                <w:sz w:val="16"/>
+              </w:rPr>
+              <w:t>Active   ☐ Пасивна | Passive</w:t>
+            </w:r>
+          </w:p>
+        </w:tc>
+      </w:tr>
+    </w:tbl>
+    <w:tbl>
+      <w:tblPr>
+        <w:jc w:val="center"/>
+        <w:tblLook w:firstColumn="1" w:firstRow="1" w:lastColumn="0" w:lastRow="0" w:noHBand="0" w:noVBand="1" w:val="04A0"/>
+        <w:tblLayout w:type="fixed"/>
+        <w:tblW w:type="pct" w:w="5000"/>
+        <w:tblInd w:type="dxa" w:w="0"/>
+        <w:tblBorders>
+          <w:top w:val="single" w:sz="4" w:space="0" w:color="2B547E"/>
+          <w:left w:val="single" w:sz="4" w:space="0" w:color="2B547E"/>
+          <w:bottom w:val="single" w:sz="4" w:space="0" w:color="2B547E"/>
+          <w:right w:val="single" w:sz="4" w:space="0" w:color="2B547E"/>
+          <w:insideH w:val="single" w:sz="4" w:space="0" w:color="2B547E"/>
+          <w:insideV w:val="single" w:sz="4" w:space="0" w:color="2B547E"/>
+        </w:tblBorders>
+      </w:tblPr>
+      <w:tblGrid>
+        <w:gridCol w:w="2109"/>
+        <w:gridCol w:w="2046"/>
+        <w:gridCol w:w="1156"/>
+        <w:gridCol w:w="2046"/>
+        <w:gridCol w:w="1020"/>
+        <w:gridCol w:w="2046"/>
+        <w:gridCol w:w="2925"/>
+        <w:gridCol w:w="2046"/>
+      </w:tblGrid>
+      <w:tr>
+        <w:trPr>
+          <w:cantSplit/>
+        </w:trPr>
+        <w:tc>
+          <w:tcPr>
+            <w:shd w:val="clear" w:color="auto" w:fill="F2F2F2"/>
+            <w:vAlign w:val="center"/>
+            <w:tcW w:type="pct" w:w="684"/>
+          </w:tcPr>
+          <w:p>
+            <w:pPr>
+              <w:spacing w:before="20" w:after="20"/>
+              <w:jc w:val="left"/>
+            </w:pPr>
+            <w:r/>
+            <w:r>
+              <w:rPr>
+                <w:rFonts w:ascii="Calibri" w:hAnsi="Calibri"/>
+                <w:b/>
+                <w:i w:val="0"/>
+                <w:color w:val="000000"/>
+                <w:sz w:val="20"/>
+              </w:rPr>
+              <w:t>Палети G / M</w:t>
+            </w:r>
+            <w:r>
+              <w:rPr>
+                <w:rFonts w:ascii="Calibri" w:hAnsi="Calibri"/>
+                <w:b w:val="0"/>
+                <w:i w:val="0"/>
+                <w:color w:val="000000"/>
+                <w:sz w:val="16"/>
+              </w:rPr>
+              <w:t xml:space="preserve"> | </w:t>
+            </w:r>
+            <w:r>
+              <w:rPr>
+                <w:rFonts w:ascii="Calibri" w:hAnsi="Calibri"/>
+                <w:b w:val="0"/>
+                <w:i w:val="0"/>
+                <w:color w:val="000000"/>
+                <w:sz w:val="16"/>
+              </w:rPr>
+              <w:t>Pallets L / S</w:t>
+            </w:r>
+          </w:p>
+        </w:tc>
+        <w:tc>
+          <w:tcPr>
+            <w:vAlign w:val="center"/>
+            <w:tcW w:type="pct" w:w="664"/>
+          </w:tcPr>
+          <w:p>
+            <w:pPr>
+              <w:spacing w:before="20" w:after="20"/>
+              <w:jc w:val="center"/>
+            </w:pPr>
+            <w:r/>
+          </w:p>
+        </w:tc>
+        <w:tc>
+          <w:tcPr>
+            <w:shd w:val="clear" w:color="auto" w:fill="F2F2F2"/>
+            <w:vAlign w:val="center"/>
             <w:tcW w:type="pct" w:w="375"/>
           </w:tcPr>
           <w:p>
@@ -438,7 +612,7 @@
         <w:tc>
           <w:tcPr>
             <w:vAlign w:val="center"/>
-            <w:tcW w:type="pct" w:w="1114"/>
+            <w:tcW w:type="pct" w:w="664"/>
           </w:tcPr>
           <w:p>
             <w:pPr>
@@ -495,7 +669,7 @@
         <w:tc>
           <w:tcPr>
             <w:vAlign w:val="center"/>
-            <w:tcW w:type="pct" w:w="1114"/>
+            <w:tcW w:type="pct" w:w="664"/>
           </w:tcPr>
           <w:p>
             <w:pPr>
@@ -552,7 +726,7 @@
         <w:tc>
           <w:tcPr>
             <w:vAlign w:val="center"/>
-            <w:tcW w:type="pct" w:w="1114"/>
+            <w:tcW w:type="pct" w:w="664"/>
           </w:tcPr>
           <w:p>
             <w:pPr>
@@ -617,6 +791,56 @@
     <w:p>
       <w:pPr>
         <w:keepNext/>
+        <w:spacing w:before="0" w:after="0" w:lineRule="exact" w:line="160"/>
+      </w:pPr>
+    </w:p>
+    <w:p>
+      <w:pPr>
+        <w:spacing w:before="0" w:after="0"/>
+        <w:jc w:val="center"/>
+        <w:keepNext/>
+        <w:pBdr>
+          <w:top w:val="single" w:sz="4" w:space="2" w:color="2B547E"/>
+          <w:left w:val="single" w:sz="4" w:space="4" w:color="2B547E"/>
+          <w:bottom w:val="single" w:sz="4" w:space="2" w:color="2B547E"/>
+          <w:right w:val="single" w:sz="4" w:space="4" w:color="2B547E"/>
+        </w:pBdr>
+        <w:shd w:val="clear" w:color="auto" w:fill="F2F2F2"/>
+      </w:pPr>
+      <w:r>
+        <w:rPr>
+          <w:rFonts w:ascii="Calibri" w:hAnsi="Calibri"/>
+          <w:b/>
+          <w:i w:val="0"/>
+          <w:color w:val="2B547E"/>
+          <w:sz w:val="20"/>
+        </w:rPr>
+        <w:t>2.1 USB логери во товарниот простор (10)</w:t>
+      </w:r>
+      <w:r>
+        <w:rPr>
+          <w:rFonts w:ascii="Calibri" w:hAnsi="Calibri"/>
+          <w:b w:val="0"/>
+          <w:i w:val="0"/>
+          <w:color w:val="2B547E"/>
+          <w:sz w:val="16"/>
+        </w:rPr>
+        <w:t xml:space="preserve"> | </w:t>
+      </w:r>
+      <w:r>
+        <w:rPr>
+          <w:rFonts w:ascii="Calibri" w:hAnsi="Calibri"/>
+          <w:b w:val="0"/>
+          <w:i w:val="0"/>
+          <w:color w:val="2B547E"/>
+          <w:sz w:val="16"/>
+        </w:rPr>
+        <w:t>USB loggers in the load space (10)</w:t>
+      </w:r>
+    </w:p>
+    <w:p>
+      <w:pPr>
+        <w:keepNext/>
         <w:spacing w:before="0" w:after="0" w:lineRule="exact" w:line="40"/>
       </w:pPr>
     </w:p>
@@ -969,7 +1193,7 @@
                 <w:color w:val="000000"/>
                 <w:sz w:val="18"/>
               </w:rPr>
-              <w:t>Горе напред лево</w:t>
+              <w:t>Горе напред лево (кон кабината)</w:t>
             </w:r>
             <w:r>
               <w:rPr>
@@ -989,7 +1213,7 @@
                 <w:color w:val="000000"/>
                 <w:sz w:val="14"/>
               </w:rPr>
-              <w:t>Top front left</w:t>
+              <w:t>Top front left (cab side)</w:t>
             </w:r>
           </w:p>
         </w:tc>
@@ -1232,7 +1456,7 @@
                 <w:color w:val="000000"/>
                 <w:sz w:val="18"/>
               </w:rPr>
-              <w:t>Горе назад лево</w:t>
+              <w:t>Горе назад лево (кон вратите)</w:t>
             </w:r>
             <w:r>
               <w:rPr>
@@ -1252,7 +1476,7 @@
                 <w:color w:val="000000"/>
                 <w:sz w:val="14"/>
               </w:rPr>
-              <w:t>Top rear left</w:t>
+              <w:t>Top rear left (door side)</w:t>
             </w:r>
           </w:p>
         </w:tc>
@@ -1357,7 +1581,7 @@
                 <w:color w:val="000000"/>
                 <w:sz w:val="18"/>
               </w:rPr>
-              <w:t>Горе назад десно</w:t>
+              <w:t>Горе назад десно (кон вратите)</w:t>
             </w:r>
             <w:r>
               <w:rPr>
@@ -1377,7 +1601,7 @@
                 <w:color w:val="000000"/>
                 <w:sz w:val="14"/>
               </w:rPr>
-              <w:t>Top rear right</w:t>
+              <w:t>Top rear right (door side)</w:t>
             </w:r>
           </w:p>
         </w:tc>
@@ -1738,7 +1962,7 @@
                 <w:color w:val="000000"/>
                 <w:sz w:val="18"/>
               </w:rPr>
-              <w:t>Долу назад лево</w:t>
+              <w:t>Долу назад лево (кон вратите)</w:t>
             </w:r>
             <w:r>
               <w:rPr>
@@ -1758,7 +1982,7 @@
                 <w:color w:val="000000"/>
                 <w:sz w:val="14"/>
               </w:rPr>
-              <w:t>Bottom rear left</w:t>
+              <w:t>Bottom rear left (door side)</w:t>
             </w:r>
           </w:p>
         </w:tc>
@@ -1863,7 +2087,7 @@
                 <w:color w:val="000000"/>
                 <w:sz w:val="18"/>
               </w:rPr>
-              <w:t>Долу назад десно</w:t>
+              <w:t>Долу назад десно (кон вратите)</w:t>
             </w:r>
             <w:r>
               <w:rPr>
@@ -1883,7 +2107,7 @@
                 <w:color w:val="000000"/>
                 <w:sz w:val="14"/>
               </w:rPr>
-              <w:t>Bottom rear right</w:t>
+              <w:t>Bottom rear right (door side)</w:t>
             </w:r>
           </w:p>
         </w:tc>
@@ -2116,7 +2340,7 @@
                 <w:color w:val="000000"/>
                 <w:sz w:val="18"/>
               </w:rPr>
-              <w:t>Кај вратата</w:t>
+              <w:t>Амбиент (надвор, во сенка)</w:t>
             </w:r>
             <w:r>
               <w:rPr>
@@ -2136,7 +2360,7 @@
                 <w:color w:val="000000"/>
                 <w:sz w:val="14"/>
               </w:rPr>
-              <w:t>At the door</w:t>
+              <w:t>Ambient (outside, shaded)</w:t>
             </w:r>
           </w:p>
         </w:tc>
@@ -2194,6 +2418,363 @@
               <w:jc w:val="center"/>
             </w:pPr>
             <w:r/>
+          </w:p>
+        </w:tc>
+      </w:tr>
+    </w:tbl>
+    <w:p>
+      <w:pPr>
+        <w:keepNext/>
+        <w:spacing w:before="0" w:after="0" w:lineRule="exact" w:line="160"/>
+      </w:pPr>
+    </w:p>
+    <w:p>
+      <w:pPr>
+        <w:spacing w:before="0" w:after="0"/>
+        <w:jc w:val="center"/>
+        <w:keepNext/>
+        <w:pBdr>
+          <w:top w:val="single" w:sz="4" w:space="2" w:color="2B547E"/>
+          <w:left w:val="single" w:sz="4" w:space="4" w:color="2B547E"/>
+          <w:bottom w:val="single" w:sz="4" w:space="2" w:color="2B547E"/>
+          <w:right w:val="single" w:sz="4" w:space="4" w:color="2B547E"/>
+        </w:pBdr>
+        <w:shd w:val="clear" w:color="auto" w:fill="F2F2F2"/>
+      </w:pPr>
+      <w:r>
+        <w:rPr>
+          <w:rFonts w:ascii="Calibri" w:hAnsi="Calibri"/>
+          <w:b/>
+          <w:i w:val="0"/>
+          <w:color w:val="2B547E"/>
+          <w:sz w:val="20"/>
+        </w:rPr>
+        <w:t>2.2 Логери за еднократна употреба во палетите (тестови со товар)</w:t>
+      </w:r>
+      <w:r>
+        <w:rPr>
+          <w:rFonts w:ascii="Calibri" w:hAnsi="Calibri"/>
+          <w:b w:val="0"/>
+          <w:i w:val="0"/>
+          <w:color w:val="2B547E"/>
+          <w:sz w:val="16"/>
+        </w:rPr>
+        <w:t xml:space="preserve"> | </w:t>
+      </w:r>
+      <w:r>
+        <w:rPr>
+          <w:rFonts w:ascii="Calibri" w:hAnsi="Calibri"/>
+          <w:b w:val="0"/>
+          <w:i w:val="0"/>
+          <w:color w:val="2B547E"/>
+          <w:sz w:val="16"/>
+        </w:rPr>
+        <w:t>Single-use loggers in the pallets (loaded tests)</w:t>
+      </w:r>
+    </w:p>
+    <w:p>
+      <w:pPr>
+        <w:keepNext/>
+        <w:spacing w:before="0" w:after="0" w:lineRule="exact" w:line="40"/>
+      </w:pPr>
+    </w:p>
+    <w:tbl>
+      <w:tblPr>
+        <w:tblLook w:firstColumn="1" w:firstRow="1" w:lastColumn="0" w:lastRow="0" w:noHBand="0" w:noVBand="1" w:val="04A0"/>
+        <w:tblLayout w:type="fixed"/>
+        <w:tblW w:type="dxa" w:w="15399"/>
+        <w:tblInd w:type="dxa" w:w="0"/>
+        <w:jc w:val="center"/>
+        <w:tblBorders>
+          <w:top w:val="single" w:sz="4" w:space="0" w:color="2B547E"/>
+          <w:left w:val="single" w:sz="4" w:space="0" w:color="2B547E"/>
+          <w:bottom w:val="single" w:sz="4" w:space="0" w:color="2B547E"/>
+          <w:right w:val="single" w:sz="4" w:space="0" w:color="2B547E"/>
+          <w:insideH w:val="single" w:sz="4" w:space="0" w:color="2B547E"/>
+          <w:insideV w:val="single" w:sz="4" w:space="0" w:color="2B547E"/>
+        </w:tblBorders>
+      </w:tblPr>
+      <w:tblGrid>
+        <w:gridCol w:w="2007"/>
+        <w:gridCol w:w="1533"/>
+        <w:gridCol w:w="2948"/>
+        <w:gridCol w:w="2970"/>
+        <w:gridCol w:w="2970"/>
+        <w:gridCol w:w="2970"/>
+      </w:tblGrid>
+      <w:tr>
+        <w:trPr>
+          <w:tblHeader w:val="true"/>
+          <w:cantSplit/>
+        </w:trPr>
+        <w:tc>
+          <w:tcPr>
+            <w:shd w:val="clear" w:color="auto" w:fill="2B547E"/>
+            <w:vAlign w:val="center"/>
+            <w:tcW w:type="dxa" w:w="2007"/>
+          </w:tcPr>
+          <w:p>
+            <w:pPr>
+              <w:keepNext/>
+              <w:spacing w:before="20" w:after="20"/>
+              <w:jc w:val="center"/>
+            </w:pPr>
+            <w:r/>
+            <w:r>
+              <w:rPr>
+                <w:rFonts w:ascii="Calibri" w:hAnsi="Calibri"/>
+                <w:b/>
+                <w:i w:val="0"/>
+                <w:color w:val="FFFFFF"/>
+                <w:sz w:val="18"/>
+              </w:rPr>
+              <w:t>ID на палета</w:t>
+            </w:r>
+            <w:r>
+              <w:rPr>
+                <w:rFonts w:ascii="Calibri" w:hAnsi="Calibri"/>
+                <w:b w:val="0"/>
+                <w:i w:val="0"/>
+                <w:color w:val="FFFFFF"/>
+                <w:sz w:val="14"/>
+              </w:rPr>
+              <w:t xml:space="preserve"> | </w:t>
+            </w:r>
+            <w:r>
+              <w:rPr>
+                <w:rFonts w:ascii="Calibri" w:hAnsi="Calibri"/>
+                <w:b w:val="0"/>
+                <w:i w:val="0"/>
+                <w:color w:val="FFFFFF"/>
+                <w:sz w:val="14"/>
+              </w:rPr>
+              <w:t>Pallet ID</w:t>
+            </w:r>
+          </w:p>
+        </w:tc>
+        <w:tc>
+          <w:tcPr>
+            <w:shd w:val="clear" w:color="auto" w:fill="2B547E"/>
+            <w:vAlign w:val="center"/>
+            <w:tcW w:type="dxa" w:w="1533"/>
+          </w:tcPr>
+          <w:p>
+            <w:pPr>
+              <w:keepNext/>
+              <w:spacing w:before="20" w:after="20"/>
+              <w:jc w:val="center"/>
+            </w:pPr>
+            <w:r/>
+            <w:r>
+              <w:rPr>
+                <w:rFonts w:ascii="Calibri" w:hAnsi="Calibri"/>
+                <w:b/>
+                <w:i w:val="0"/>
+                <w:color w:val="FFFFFF"/>
+                <w:sz w:val="18"/>
+              </w:rPr>
+              <w:t>Тип G/M</w:t>
+            </w:r>
+            <w:r>
+              <w:rPr>
+                <w:rFonts w:ascii="Calibri" w:hAnsi="Calibri"/>
+                <w:b w:val="0"/>
+                <w:i w:val="0"/>
+                <w:color w:val="FFFFFF"/>
+                <w:sz w:val="14"/>
+              </w:rPr>
+              <w:t xml:space="preserve"> | </w:t>
+            </w:r>
+            <w:r>
+              <w:rPr>
+                <w:rFonts w:ascii="Calibri" w:hAnsi="Calibri"/>
+                <w:b w:val="0"/>
+                <w:i w:val="0"/>
+                <w:color w:val="FFFFFF"/>
+                <w:sz w:val="14"/>
+              </w:rPr>
+              <w:t>Type L/S</w:t>
+            </w:r>
+          </w:p>
+        </w:tc>
+        <w:tc>
+          <w:tcPr>
+            <w:shd w:val="clear" w:color="auto" w:fill="2B547E"/>
+            <w:vAlign w:val="center"/>
+            <w:tcW w:type="dxa" w:w="2948"/>
+          </w:tcPr>
+          <w:p>
+            <w:pPr>
+              <w:keepNext/>
+              <w:spacing w:before="20" w:after="20"/>
+              <w:jc w:val="center"/>
+            </w:pPr>
+            <w:r/>
+            <w:r>
+              <w:rPr>
+                <w:rFonts w:ascii="Calibri" w:hAnsi="Calibri"/>
+                <w:b/>
+                <w:i w:val="0"/>
+                <w:color w:val="FFFFFF"/>
+                <w:sz w:val="18"/>
+              </w:rPr>
+              <w:t>Позиција во возилото</w:t>
+            </w:r>
+            <w:r>
+              <w:rPr>
+                <w:rFonts w:ascii="Calibri" w:hAnsi="Calibri"/>
+                <w:b w:val="0"/>
+                <w:i w:val="0"/>
+                <w:color w:val="FFFFFF"/>
+                <w:sz w:val="14"/>
+              </w:rPr>
+              <w:t xml:space="preserve"> | </w:t>
+            </w:r>
+            <w:r>
+              <w:rPr>
+                <w:rFonts w:ascii="Calibri" w:hAnsi="Calibri"/>
+                <w:b w:val="0"/>
+                <w:i w:val="0"/>
+                <w:color w:val="FFFFFF"/>
+                <w:sz w:val="14"/>
+              </w:rPr>
+              <w:t>Position in the vehicle</w:t>
+            </w:r>
+          </w:p>
+        </w:tc>
+        <w:tc>
+          <w:tcPr>
+            <w:shd w:val="clear" w:color="auto" w:fill="2B547E"/>
+            <w:vAlign w:val="center"/>
+            <w:tcW w:type="dxa" w:w="2970"/>
+          </w:tcPr>
+          <w:p>
+            <w:pPr>
+              <w:keepNext/>
+              <w:spacing w:before="20" w:after="20"/>
+              <w:jc w:val="center"/>
+            </w:pPr>
+            <w:r/>
+            <w:r>
+              <w:rPr>
+                <w:rFonts w:ascii="Calibri" w:hAnsi="Calibri"/>
+                <w:b/>
+                <w:i w:val="0"/>
+                <w:color w:val="FFFFFF"/>
+                <w:sz w:val="18"/>
+              </w:rPr>
+              <w:t>Е1 — горен слој, кон вратите (сер. бр.)</w:t>
+            </w:r>
+            <w:r>
+              <w:rPr>
+                <w:rFonts w:ascii="Calibri" w:hAnsi="Calibri"/>
+                <w:b w:val="0"/>
+                <w:i w:val="0"/>
+                <w:color w:val="FFFFFF"/>
+                <w:sz w:val="14"/>
+              </w:rPr>
+              <w:t xml:space="preserve"> | </w:t>
+            </w:r>
+            <w:r>
+              <w:rPr>
+                <w:rFonts w:ascii="Calibri" w:hAnsi="Calibri"/>
+                <w:b w:val="0"/>
+                <w:i w:val="0"/>
+                <w:color w:val="FFFFFF"/>
+                <w:sz w:val="14"/>
+              </w:rPr>
+              <w:t>E1 — top layer, door side (serial)</w:t>
+            </w:r>
+          </w:p>
+        </w:tc>
+        <w:tc>
+          <w:tcPr>
+            <w:shd w:val="clear" w:color="auto" w:fill="2B547E"/>
+            <w:vAlign w:val="center"/>
+            <w:tcW w:type="dxa" w:w="2970"/>
+          </w:tcPr>
+          <w:p>
+            <w:pPr>
+              <w:keepNext/>
+              <w:spacing w:before="20" w:after="20"/>
+              <w:jc w:val="center"/>
+            </w:pPr>
+            <w:r/>
+            <w:r>
+              <w:rPr>
+                <w:rFonts w:ascii="Calibri" w:hAnsi="Calibri"/>
+                <w:b/>
+                <w:i w:val="0"/>
+                <w:color w:val="FFFFFF"/>
+                <w:sz w:val="18"/>
+              </w:rPr>
+              <w:t>Е2 — долен слој, центар (сер. бр.)</w:t>
+            </w:r>
+            <w:r>
+              <w:rPr>
+                <w:rFonts w:ascii="Calibri" w:hAnsi="Calibri"/>
+                <w:b w:val="0"/>
+                <w:i w:val="0"/>
+                <w:color w:val="FFFFFF"/>
+                <w:sz w:val="14"/>
+              </w:rPr>
+              <w:t xml:space="preserve"> | </w:t>
+            </w:r>
+            <w:r>
+              <w:rPr>
+                <w:rFonts w:ascii="Calibri" w:hAnsi="Calibri"/>
+                <w:b w:val="0"/>
+                <w:i w:val="0"/>
+                <w:color w:val="FFFFFF"/>
+                <w:sz w:val="14"/>
+              </w:rPr>
+              <w:t>E2 — bottom layer, centre (serial)</w:t>
+            </w:r>
+          </w:p>
+        </w:tc>
+        <w:tc>
+          <w:tcPr>
+            <w:shd w:val="clear" w:color="auto" w:fill="2B547E"/>
+            <w:vAlign w:val="center"/>
+            <w:tcW w:type="dxa" w:w="2970"/>
+          </w:tcPr>
+          <w:p>
+            <w:pPr>
+              <w:keepNext/>
+              <w:spacing w:before="20" w:after="20"/>
+              <w:jc w:val="center"/>
+            </w:pPr>
+            <w:r/>
+            <w:r>
+              <w:rPr>
+                <w:rFonts w:ascii="Calibri" w:hAnsi="Calibri"/>
+                <w:b/>
+                <w:i w:val="0"/>
+                <w:color w:val="FFFFFF"/>
+                <w:sz w:val="18"/>
+              </w:rPr>
+              <w:t>Сертификат на серијата</w:t>
+            </w:r>
+            <w:r>
+              <w:rPr>
+                <w:rFonts w:ascii="Calibri" w:hAnsi="Calibri"/>
+                <w:b w:val="0"/>
+                <w:i w:val="0"/>
+                <w:color w:val="FFFFFF"/>
+                <w:sz w:val="14"/>
+              </w:rPr>
+              <w:t xml:space="preserve"> | </w:t>
+            </w:r>
+            <w:r>
+              <w:rPr>
+                <w:rFonts w:ascii="Calibri" w:hAnsi="Calibri"/>
+                <w:b w:val="0"/>
+                <w:i w:val="0"/>
+                <w:color w:val="FFFFFF"/>
+                <w:sz w:val="14"/>
+              </w:rPr>
+              <w:t>Lot certificate</w:t>
+            </w:r>
           </w:p>
         </w:tc>
       </w:tr>
@@ -2203,117 +2784,82 @@
         </w:trPr>
         <w:tc>
           <w:tcPr>
-            <w:shd w:val="clear" w:color="auto" w:fill="F2F2F2"/>
+            <w:vAlign w:val="center"/>
+            <w:tcW w:type="dxa" w:w="2007"/>
+          </w:tcPr>
+          <w:p>
+            <w:pPr>
+              <w:keepNext/>
+              <w:spacing w:before="20" w:after="20"/>
+              <w:jc w:val="center"/>
+            </w:pPr>
+            <w:r/>
+          </w:p>
+        </w:tc>
+        <w:tc>
+          <w:tcPr>
+            <w:vAlign w:val="center"/>
+            <w:tcW w:type="dxa" w:w="1533"/>
+          </w:tcPr>
+          <w:p>
+            <w:pPr>
+              <w:keepNext/>
+              <w:spacing w:before="20" w:after="20"/>
+              <w:jc w:val="center"/>
+            </w:pPr>
+            <w:r/>
+          </w:p>
+        </w:tc>
+        <w:tc>
+          <w:tcPr>
             <w:vAlign w:val="center"/>
             <w:tcW w:type="dxa" w:w="2948"/>
           </w:tcPr>
           <w:p>
             <w:pPr>
-              <w:spacing w:before="20" w:after="20"/>
-              <w:jc w:val="center"/>
-            </w:pPr>
-            <w:r/>
-            <w:r>
-              <w:rPr>
-                <w:rFonts w:ascii="Calibri" w:hAnsi="Calibri"/>
-                <w:b w:val="0"/>
-                <w:i w:val="0"/>
-                <w:color w:val="000000"/>
-                <w:sz w:val="18"/>
-              </w:rPr>
-              <w:t>P11</w:t>
-            </w:r>
-          </w:p>
-        </w:tc>
-        <w:tc>
-          <w:tcPr>
-            <w:vAlign w:val="center"/>
-            <w:tcW w:type="dxa" w:w="2650"/>
-          </w:tcPr>
-          <w:p>
-            <w:pPr>
-              <w:spacing w:before="20" w:after="20"/>
-              <w:jc w:val="center"/>
-            </w:pPr>
-            <w:r/>
-            <w:r>
-              <w:rPr>
-                <w:rFonts w:ascii="Calibri" w:hAnsi="Calibri"/>
-                <w:b w:val="0"/>
-                <w:i w:val="0"/>
-                <w:color w:val="000000"/>
-                <w:sz w:val="18"/>
-              </w:rPr>
-              <w:t>Излез на климатизацијата</w:t>
-            </w:r>
-            <w:r>
-              <w:rPr>
-                <w:rFonts w:ascii="Calibri" w:hAnsi="Calibri"/>
-                <w:b w:val="0"/>
-                <w:i w:val="0"/>
-                <w:color w:val="000000"/>
-                <w:sz w:val="14"/>
-              </w:rPr>
-              <w:t xml:space="preserve"> | </w:t>
-            </w:r>
-            <w:r>
-              <w:rPr>
-                <w:rFonts w:ascii="Calibri" w:hAnsi="Calibri"/>
-                <w:b w:val="0"/>
-                <w:i/>
-                <w:color w:val="000000"/>
-                <w:sz w:val="14"/>
-              </w:rPr>
-              <w:t>Climate-control outlet</w:t>
-            </w:r>
-          </w:p>
-        </w:tc>
-        <w:tc>
-          <w:tcPr>
-            <w:vAlign w:val="center"/>
-            <w:tcW w:type="dxa" w:w="1849"/>
-          </w:tcPr>
-          <w:p>
-            <w:pPr>
-              <w:spacing w:before="20" w:after="20"/>
-              <w:jc w:val="center"/>
-            </w:pPr>
-            <w:r/>
-          </w:p>
-        </w:tc>
-        <w:tc>
-          <w:tcPr>
-            <w:vAlign w:val="center"/>
-            <w:tcW w:type="dxa" w:w="2650"/>
-          </w:tcPr>
-          <w:p>
-            <w:pPr>
-              <w:spacing w:before="20" w:after="20"/>
-              <w:jc w:val="center"/>
-            </w:pPr>
-            <w:r/>
-          </w:p>
-        </w:tc>
-        <w:tc>
-          <w:tcPr>
-            <w:vAlign w:val="center"/>
-            <w:tcW w:type="dxa" w:w="2650"/>
-          </w:tcPr>
-          <w:p>
-            <w:pPr>
-              <w:spacing w:before="20" w:after="20"/>
-              <w:jc w:val="center"/>
-            </w:pPr>
-            <w:r/>
-          </w:p>
-        </w:tc>
-        <w:tc>
-          <w:tcPr>
-            <w:vAlign w:val="center"/>
-            <w:tcW w:type="dxa" w:w="2650"/>
-          </w:tcPr>
-          <w:p>
-            <w:pPr>
+              <w:keepNext/>
+              <w:spacing w:before="20" w:after="20"/>
+              <w:jc w:val="center"/>
+            </w:pPr>
+            <w:r/>
+          </w:p>
+        </w:tc>
+        <w:tc>
+          <w:tcPr>
+            <w:vAlign w:val="center"/>
+            <w:tcW w:type="dxa" w:w="2970"/>
+          </w:tcPr>
+          <w:p>
+            <w:pPr>
+              <w:keepNext/>
+              <w:spacing w:before="20" w:after="20"/>
+              <w:jc w:val="center"/>
+            </w:pPr>
+            <w:r/>
+          </w:p>
+        </w:tc>
+        <w:tc>
+          <w:tcPr>
+            <w:vAlign w:val="center"/>
+            <w:tcW w:type="dxa" w:w="2970"/>
+          </w:tcPr>
+          <w:p>
+            <w:pPr>
+              <w:keepNext/>
+              <w:spacing w:before="20" w:after="20"/>
+              <w:jc w:val="center"/>
+            </w:pPr>
+            <w:r/>
+          </w:p>
+        </w:tc>
+        <w:tc>
+          <w:tcPr>
+            <w:vAlign w:val="center"/>
+            <w:tcW w:type="dxa" w:w="2970"/>
+          </w:tcPr>
+          <w:p>
+            <w:pPr>
+              <w:keepNext/>
               <w:spacing w:before="20" w:after="20"/>
               <w:jc w:val="center"/>
             </w:pPr>
@@ -2327,80 +2873,73 @@
         </w:trPr>
         <w:tc>
           <w:tcPr>
-            <w:shd w:val="clear" w:color="auto" w:fill="F2F2F2"/>
+            <w:shd w:val="clear" w:color="auto" w:fill="F7FAFC"/>
+            <w:vAlign w:val="center"/>
+            <w:tcW w:type="dxa" w:w="2007"/>
+          </w:tcPr>
+          <w:p>
+            <w:pPr>
+              <w:keepNext/>
+              <w:spacing w:before="20" w:after="20"/>
+              <w:jc w:val="center"/>
+            </w:pPr>
+            <w:r/>
+          </w:p>
+        </w:tc>
+        <w:tc>
+          <w:tcPr>
+            <w:shd w:val="clear" w:color="auto" w:fill="F7FAFC"/>
+            <w:vAlign w:val="center"/>
+            <w:tcW w:type="dxa" w:w="1533"/>
+          </w:tcPr>
+          <w:p>
+            <w:pPr>
+              <w:keepNext/>
+              <w:spacing w:before="20" w:after="20"/>
+              <w:jc w:val="center"/>
+            </w:pPr>
+            <w:r/>
+          </w:p>
+        </w:tc>
+        <w:tc>
+          <w:tcPr>
+            <w:shd w:val="clear" w:color="auto" w:fill="F7FAFC"/>
             <w:vAlign w:val="center"/>
             <w:tcW w:type="dxa" w:w="2948"/>
           </w:tcPr>
           <w:p>
             <w:pPr>
-              <w:spacing w:before="20" w:after="20"/>
-              <w:jc w:val="center"/>
-            </w:pPr>
-            <w:r/>
-            <w:r>
-              <w:rPr>
-                <w:rFonts w:ascii="Calibri" w:hAnsi="Calibri"/>
-                <w:b w:val="0"/>
-                <w:i w:val="0"/>
-                <w:color w:val="000000"/>
-                <w:sz w:val="18"/>
-              </w:rPr>
-              <w:t>P12</w:t>
-            </w:r>
+              <w:keepNext/>
+              <w:spacing w:before="20" w:after="20"/>
+              <w:jc w:val="center"/>
+            </w:pPr>
+            <w:r/>
           </w:p>
         </w:tc>
         <w:tc>
           <w:tcPr>
             <w:shd w:val="clear" w:color="auto" w:fill="F7FAFC"/>
             <w:vAlign w:val="center"/>
-            <w:tcW w:type="dxa" w:w="2650"/>
-          </w:tcPr>
-          <w:p>
-            <w:pPr>
-              <w:spacing w:before="20" w:after="20"/>
-              <w:jc w:val="center"/>
-            </w:pPr>
-            <w:r/>
-            <w:r>
-              <w:rPr>
-                <w:rFonts w:ascii="Calibri" w:hAnsi="Calibri"/>
-                <w:b w:val="0"/>
-                <w:i w:val="0"/>
-                <w:color w:val="000000"/>
-                <w:sz w:val="18"/>
-              </w:rPr>
-              <w:t>Амбиент (надвор)</w:t>
-            </w:r>
-            <w:r>
-              <w:rPr>
-                <w:rFonts w:ascii="Calibri" w:hAnsi="Calibri"/>
-                <w:b w:val="0"/>
-                <w:i w:val="0"/>
-                <w:color w:val="000000"/>
-                <w:sz w:val="14"/>
-              </w:rPr>
-              <w:t xml:space="preserve"> | </w:t>
-            </w:r>
-            <w:r>
-              <w:rPr>
-                <w:rFonts w:ascii="Calibri" w:hAnsi="Calibri"/>
-                <w:b w:val="0"/>
-                <w:i/>
-                <w:color w:val="000000"/>
-                <w:sz w:val="14"/>
-              </w:rPr>
-              <w:t>Ambient (outside)</w:t>
-            </w:r>
+            <w:tcW w:type="dxa" w:w="2970"/>
+          </w:tcPr>
+          <w:p>
+            <w:pPr>
+              <w:keepNext/>
+              <w:spacing w:before="20" w:after="20"/>
+              <w:jc w:val="center"/>
+            </w:pPr>
+            <w:r/>
           </w:p>
         </w:tc>
         <w:tc>
           <w:tcPr>
             <w:shd w:val="clear" w:color="auto" w:fill="F7FAFC"/>
             <w:vAlign w:val="center"/>
-            <w:tcW w:type="dxa" w:w="1849"/>
-          </w:tcPr>
-          <w:p>
-            <w:pPr>
+            <w:tcW w:type="dxa" w:w="2970"/>
+          </w:tcPr>
+          <w:p>
+            <w:pPr>
+              <w:keepNext/>
               <w:spacing w:before="20" w:after="20"/>
               <w:jc w:val="center"/>
             </w:pPr>
@@ -2411,24 +2950,120 @@
           <w:tcPr>
             <w:shd w:val="clear" w:color="auto" w:fill="F7FAFC"/>
             <w:vAlign w:val="center"/>
-            <w:tcW w:type="dxa" w:w="2650"/>
-          </w:tcPr>
-          <w:p>
-            <w:pPr>
-              <w:spacing w:before="20" w:after="20"/>
-              <w:jc w:val="center"/>
-            </w:pPr>
-            <w:r/>
-          </w:p>
-        </w:tc>
+            <w:tcW w:type="dxa" w:w="2970"/>
+          </w:tcPr>
+          <w:p>
+            <w:pPr>
+              <w:keepNext/>
+              <w:spacing w:before="20" w:after="20"/>
+              <w:jc w:val="center"/>
+            </w:pPr>
+            <w:r/>
+          </w:p>
+        </w:tc>
+      </w:tr>
+      <w:tr>
+        <w:trPr>
+          <w:cantSplit/>
+        </w:trPr>
+        <w:tc>
+          <w:tcPr>
+            <w:vAlign w:val="center"/>
+            <w:tcW w:type="dxa" w:w="2007"/>
+          </w:tcPr>
+          <w:p>
+            <w:pPr>
+              <w:keepNext/>
+              <w:spacing w:before="20" w:after="20"/>
+              <w:jc w:val="center"/>
+            </w:pPr>
+            <w:r/>
+          </w:p>
+        </w:tc>
+        <w:tc>
+          <w:tcPr>
+            <w:vAlign w:val="center"/>
+            <w:tcW w:type="dxa" w:w="1533"/>
+          </w:tcPr>
+          <w:p>
+            <w:pPr>
+              <w:keepNext/>
+              <w:spacing w:before="20" w:after="20"/>
+              <w:jc w:val="center"/>
+            </w:pPr>
+            <w:r/>
+          </w:p>
+        </w:tc>
+        <w:tc>
+          <w:tcPr>
+            <w:vAlign w:val="center"/>
+            <w:tcW w:type="dxa" w:w="2948"/>
+          </w:tcPr>
+          <w:p>
+            <w:pPr>
+              <w:keepNext/>
+              <w:spacing w:before="20" w:after="20"/>
+              <w:jc w:val="center"/>
+            </w:pPr>
+            <w:r/>
+          </w:p>
+        </w:tc>
+        <w:tc>
+          <w:tcPr>
+            <w:vAlign w:val="center"/>
+            <w:tcW w:type="dxa" w:w="2970"/>
+          </w:tcPr>
+          <w:p>
+            <w:pPr>
+              <w:keepNext/>
+              <w:spacing w:before="20" w:after="20"/>
+              <w:jc w:val="center"/>
+            </w:pPr>
+            <w:r/>
+          </w:p>
+        </w:tc>
+        <w:tc>
+          <w:tcPr>
+            <w:vAlign w:val="center"/>
+            <w:tcW w:type="dxa" w:w="2970"/>
+          </w:tcPr>
+          <w:p>
+            <w:pPr>
+              <w:keepNext/>
+              <w:spacing w:before="20" w:after="20"/>
+              <w:jc w:val="center"/>
+            </w:pPr>
+            <w:r/>
+          </w:p>
+        </w:tc>
+        <w:tc>
+          <w:tcPr>
+            <w:vAlign w:val="center"/>
+            <w:tcW w:type="dxa" w:w="2970"/>
+          </w:tcPr>
+          <w:p>
+            <w:pPr>
+              <w:keepNext/>
+              <w:spacing w:before="20" w:after="20"/>
+              <w:jc w:val="center"/>
+            </w:pPr>
+            <w:r/>
+          </w:p>
+        </w:tc>
+      </w:tr>
+      <w:tr>
+        <w:trPr>
+          <w:cantSplit/>
+        </w:trPr>
         <w:tc>
           <w:tcPr>
             <w:shd w:val="clear" w:color="auto" w:fill="F7FAFC"/>
             <w:vAlign w:val="center"/>
-            <w:tcW w:type="dxa" w:w="2650"/>
-          </w:tcPr>
-          <w:p>
-            <w:pPr>
+            <w:tcW w:type="dxa" w:w="2007"/>
+          </w:tcPr>
+          <w:p>
+            <w:pPr>
+              <w:keepNext/>
               <w:spacing w:before="20" w:after="20"/>
               <w:jc w:val="center"/>
             </w:pPr>
@@ -2439,7 +3074,246 @@
           <w:tcPr>
             <w:shd w:val="clear" w:color="auto" w:fill="F7FAFC"/>
             <w:vAlign w:val="center"/>
-            <w:tcW w:type="dxa" w:w="2650"/>
+            <w:tcW w:type="dxa" w:w="1533"/>
+          </w:tcPr>
+          <w:p>
+            <w:pPr>
+              <w:keepNext/>
+              <w:spacing w:before="20" w:after="20"/>
+              <w:jc w:val="center"/>
+            </w:pPr>
+            <w:r/>
+          </w:p>
+        </w:tc>
+        <w:tc>
+          <w:tcPr>
+            <w:shd w:val="clear" w:color="auto" w:fill="F7FAFC"/>
+            <w:vAlign w:val="center"/>
+            <w:tcW w:type="dxa" w:w="2948"/>
+          </w:tcPr>
+          <w:p>
+            <w:pPr>
+              <w:keepNext/>
+              <w:spacing w:before="20" w:after="20"/>
+              <w:jc w:val="center"/>
+            </w:pPr>
+            <w:r/>
+          </w:p>
+        </w:tc>
+        <w:tc>
+          <w:tcPr>
+            <w:shd w:val="clear" w:color="auto" w:fill="F7FAFC"/>
+            <w:vAlign w:val="center"/>
+            <w:tcW w:type="dxa" w:w="2970"/>
+          </w:tcPr>
+          <w:p>
+            <w:pPr>
+              <w:keepNext/>
+              <w:spacing w:before="20" w:after="20"/>
+              <w:jc w:val="center"/>
+            </w:pPr>
+            <w:r/>
+          </w:p>
+        </w:tc>
+        <w:tc>
+          <w:tcPr>
+            <w:shd w:val="clear" w:color="auto" w:fill="F7FAFC"/>
+            <w:vAlign w:val="center"/>
+            <w:tcW w:type="dxa" w:w="2970"/>
+          </w:tcPr>
+          <w:p>
+            <w:pPr>
+              <w:keepNext/>
+              <w:spacing w:before="20" w:after="20"/>
+              <w:jc w:val="center"/>
+            </w:pPr>
+            <w:r/>
+          </w:p>
+        </w:tc>
+        <w:tc>
+          <w:tcPr>
+            <w:shd w:val="clear" w:color="auto" w:fill="F7FAFC"/>
+            <w:vAlign w:val="center"/>
+            <w:tcW w:type="dxa" w:w="2970"/>
+          </w:tcPr>
+          <w:p>
+            <w:pPr>
+              <w:keepNext/>
+              <w:spacing w:before="20" w:after="20"/>
+              <w:jc w:val="center"/>
+            </w:pPr>
+            <w:r/>
+          </w:p>
+        </w:tc>
+      </w:tr>
+      <w:tr>
+        <w:trPr>
+          <w:cantSplit/>
+        </w:trPr>
+        <w:tc>
+          <w:tcPr>
+            <w:vAlign w:val="center"/>
+            <w:tcW w:type="dxa" w:w="2007"/>
+          </w:tcPr>
+          <w:p>
+            <w:pPr>
+              <w:keepNext/>
+              <w:spacing w:before="20" w:after="20"/>
+              <w:jc w:val="center"/>
+            </w:pPr>
+            <w:r/>
+          </w:p>
+        </w:tc>
+        <w:tc>
+          <w:tcPr>
+            <w:vAlign w:val="center"/>
+            <w:tcW w:type="dxa" w:w="1533"/>
+          </w:tcPr>
+          <w:p>
+            <w:pPr>
+              <w:keepNext/>
+              <w:spacing w:before="20" w:after="20"/>
+              <w:jc w:val="center"/>
+            </w:pPr>
+            <w:r/>
+          </w:p>
+        </w:tc>
+        <w:tc>
+          <w:tcPr>
+            <w:vAlign w:val="center"/>
+            <w:tcW w:type="dxa" w:w="2948"/>
+          </w:tcPr>
+          <w:p>
+            <w:pPr>
+              <w:keepNext/>
+              <w:spacing w:before="20" w:after="20"/>
+              <w:jc w:val="center"/>
+            </w:pPr>
+            <w:r/>
+          </w:p>
+        </w:tc>
+        <w:tc>
+          <w:tcPr>
+            <w:vAlign w:val="center"/>
+            <w:tcW w:type="dxa" w:w="2970"/>
+          </w:tcPr>
+          <w:p>
+            <w:pPr>
+              <w:keepNext/>
+              <w:spacing w:before="20" w:after="20"/>
+              <w:jc w:val="center"/>
+            </w:pPr>
+            <w:r/>
+          </w:p>
+        </w:tc>
+        <w:tc>
+          <w:tcPr>
+            <w:vAlign w:val="center"/>
+            <w:tcW w:type="dxa" w:w="2970"/>
+          </w:tcPr>
+          <w:p>
+            <w:pPr>
+              <w:keepNext/>
+              <w:spacing w:before="20" w:after="20"/>
+              <w:jc w:val="center"/>
+            </w:pPr>
+            <w:r/>
+          </w:p>
+        </w:tc>
+        <w:tc>
+          <w:tcPr>
+            <w:vAlign w:val="center"/>
+            <w:tcW w:type="dxa" w:w="2970"/>
+          </w:tcPr>
+          <w:p>
+            <w:pPr>
+              <w:keepNext/>
+              <w:spacing w:before="20" w:after="20"/>
+              <w:jc w:val="center"/>
+            </w:pPr>
+            <w:r/>
+          </w:p>
+        </w:tc>
+      </w:tr>
+      <w:tr>
+        <w:trPr>
+          <w:cantSplit/>
+        </w:trPr>
+        <w:tc>
+          <w:tcPr>
+            <w:shd w:val="clear" w:color="auto" w:fill="F7FAFC"/>
+            <w:vAlign w:val="center"/>
+            <w:tcW w:type="dxa" w:w="2007"/>
+          </w:tcPr>
+          <w:p>
+            <w:pPr>
+              <w:spacing w:before="20" w:after="20"/>
+              <w:jc w:val="center"/>
+            </w:pPr>
+            <w:r/>
+          </w:p>
+        </w:tc>
+        <w:tc>
+          <w:tcPr>
+            <w:shd w:val="clear" w:color="auto" w:fill="F7FAFC"/>
+            <w:vAlign w:val="center"/>
+            <w:tcW w:type="dxa" w:w="1533"/>
+          </w:tcPr>
+          <w:p>
+            <w:pPr>
+              <w:spacing w:before="20" w:after="20"/>
+              <w:jc w:val="center"/>
+            </w:pPr>
+            <w:r/>
+          </w:p>
+        </w:tc>
+        <w:tc>
+          <w:tcPr>
+            <w:shd w:val="clear" w:color="auto" w:fill="F7FAFC"/>
+            <w:vAlign w:val="center"/>
+            <w:tcW w:type="dxa" w:w="2948"/>
+          </w:tcPr>
+          <w:p>
+            <w:pPr>
+              <w:spacing w:before="20" w:after="20"/>
+              <w:jc w:val="center"/>
+            </w:pPr>
+            <w:r/>
+          </w:p>
+        </w:tc>
+        <w:tc>
+          <w:tcPr>
+            <w:shd w:val="clear" w:color="auto" w:fill="F7FAFC"/>
+            <w:vAlign w:val="center"/>
+            <w:tcW w:type="dxa" w:w="2970"/>
+          </w:tcPr>
+          <w:p>
+            <w:pPr>
+              <w:spacing w:before="20" w:after="20"/>
+              <w:jc w:val="center"/>
+            </w:pPr>
+            <w:r/>
+          </w:p>
+        </w:tc>
+        <w:tc>
+          <w:tcPr>
+            <w:shd w:val="clear" w:color="auto" w:fill="F7FAFC"/>
+            <w:vAlign w:val="center"/>
+            <w:tcW w:type="dxa" w:w="2970"/>
+          </w:tcPr>
+          <w:p>
+            <w:pPr>
+              <w:spacing w:before="20" w:after="20"/>
+              <w:jc w:val="center"/>
+            </w:pPr>
+            <w:r/>
+          </w:p>
+        </w:tc>
+        <w:tc>
+          <w:tcPr>
+            <w:shd w:val="clear" w:color="auto" w:fill="F7FAFC"/>
+            <w:vAlign w:val="center"/>
+            <w:tcW w:type="dxa" w:w="2970"/>
           </w:tcPr>
           <w:p>
             <w:pPr>
@@ -2452,9 +3326,10 @@
       </w:tr>
     </w:tbl>
     <w:p>
-      <w:r>
-        <w:br w:type="page"/>
-      </w:r>
+      <w:pPr>
+        <w:keepNext/>
+        <w:spacing w:before="0" w:after="0" w:lineRule="exact" w:line="240"/>
+      </w:pPr>
     </w:p>
     <w:p>
       <w:pPr>
@@ -2523,15 +3398,15 @@
         </w:tblBorders>
       </w:tblPr>
       <w:tblGrid>
-        <w:gridCol w:w="1911"/>
-        <w:gridCol w:w="936"/>
+        <w:gridCol w:w="2092"/>
+        <w:gridCol w:w="944"/>
+        <w:gridCol w:w="678"/>
+        <w:gridCol w:w="2091"/>
+        <w:gridCol w:w="2937"/>
+        <w:gridCol w:w="2091"/>
         <w:gridCol w:w="637"/>
-        <w:gridCol w:w="1906"/>
-        <w:gridCol w:w="2898"/>
-        <w:gridCol w:w="2898"/>
-        <w:gridCol w:w="637"/>
-        <w:gridCol w:w="1803"/>
-        <w:gridCol w:w="1769"/>
+        <w:gridCol w:w="1985"/>
+        <w:gridCol w:w="1941"/>
       </w:tblGrid>
       <w:tr>
         <w:trPr>
@@ -2542,7 +3417,7 @@
           <w:tcPr>
             <w:shd w:val="clear" w:color="auto" w:fill="2B547E"/>
             <w:vAlign w:val="center"/>
-            <w:tcW w:type="dxa" w:w="1911"/>
+            <w:tcW w:type="dxa" w:w="2092"/>
           </w:tcPr>
           <w:p>
             <w:pPr>
@@ -2587,7 +3462,7 @@
           <w:tcPr>
             <w:shd w:val="clear" w:color="auto" w:fill="2B547E"/>
             <w:vAlign w:val="center"/>
-            <w:tcW w:type="dxa" w:w="936"/>
+            <w:tcW w:type="dxa" w:w="944"/>
           </w:tcPr>
           <w:p>
             <w:pPr>
@@ -2632,6 +3507,186 @@
           <w:tcPr>
             <w:shd w:val="clear" w:color="auto" w:fill="2B547E"/>
             <w:vAlign w:val="center"/>
+            <w:tcW w:type="dxa" w:w="678"/>
+          </w:tcPr>
+          <w:p>
+            <w:pPr>
+              <w:keepNext/>
+              <w:spacing w:before="20" w:after="20"/>
+              <w:jc w:val="center"/>
+            </w:pPr>
+            <w:r/>
+            <w:r>
+              <w:rPr>
+                <w:rFonts w:ascii="Calibri" w:hAnsi="Calibri"/>
+                <w:b/>
+                <w:i w:val="0"/>
+                <w:color w:val="FFFFFF"/>
+                <w:sz w:val="18"/>
+              </w:rPr>
+              <w:t>Крај</w:t>
+            </w:r>
+            <w:r>
+              <w:rPr>
+                <w:rFonts w:ascii="Calibri" w:hAnsi="Calibri"/>
+                <w:b w:val="0"/>
+                <w:i w:val="0"/>
+                <w:color w:val="FFFFFF"/>
+                <w:sz w:val="14"/>
+              </w:rPr>
+              <w:t xml:space="preserve"> | </w:t>
+            </w:r>
+            <w:r>
+              <w:rPr>
+                <w:rFonts w:ascii="Calibri" w:hAnsi="Calibri"/>
+                <w:b w:val="0"/>
+                <w:i w:val="0"/>
+                <w:color w:val="FFFFFF"/>
+                <w:sz w:val="14"/>
+              </w:rPr>
+              <w:t>End</w:t>
+            </w:r>
+          </w:p>
+        </w:tc>
+        <w:tc>
+          <w:tcPr>
+            <w:shd w:val="clear" w:color="auto" w:fill="2B547E"/>
+            <w:vAlign w:val="center"/>
+            <w:tcW w:type="dxa" w:w="2091"/>
+          </w:tcPr>
+          <w:p>
+            <w:pPr>
+              <w:keepNext/>
+              <w:spacing w:before="20" w:after="20"/>
+              <w:jc w:val="center"/>
+            </w:pPr>
+            <w:r/>
+            <w:r>
+              <w:rPr>
+                <w:rFonts w:ascii="Calibri" w:hAnsi="Calibri"/>
+                <w:b/>
+                <w:i w:val="0"/>
+                <w:color w:val="FFFFFF"/>
+                <w:sz w:val="18"/>
+              </w:rPr>
+              <w:t>Амбиент мин./макс. (°C)</w:t>
+            </w:r>
+            <w:r>
+              <w:rPr>
+                <w:rFonts w:ascii="Calibri" w:hAnsi="Calibri"/>
+                <w:b w:val="0"/>
+                <w:i w:val="0"/>
+                <w:color w:val="FFFFFF"/>
+                <w:sz w:val="14"/>
+              </w:rPr>
+              <w:t xml:space="preserve"> | </w:t>
+            </w:r>
+            <w:r>
+              <w:rPr>
+                <w:rFonts w:ascii="Calibri" w:hAnsi="Calibri"/>
+                <w:b w:val="0"/>
+                <w:i w:val="0"/>
+                <w:color w:val="FFFFFF"/>
+                <w:sz w:val="14"/>
+              </w:rPr>
+              <w:t>Ambient min./max. (°C)</w:t>
+            </w:r>
+          </w:p>
+        </w:tc>
+        <w:tc>
+          <w:tcPr>
+            <w:shd w:val="clear" w:color="auto" w:fill="2B547E"/>
+            <w:vAlign w:val="center"/>
+            <w:tcW w:type="dxa" w:w="2937"/>
+          </w:tcPr>
+          <w:p>
+            <w:pPr>
+              <w:keepNext/>
+              <w:spacing w:before="20" w:after="20"/>
+              <w:jc w:val="center"/>
+            </w:pPr>
+            <w:r/>
+            <w:r>
+              <w:rPr>
+                <w:rFonts w:ascii="Calibri" w:hAnsi="Calibri"/>
+                <w:b/>
+                <w:i w:val="0"/>
+                <w:color w:val="FFFFFF"/>
+                <w:sz w:val="18"/>
+              </w:rPr>
+              <w:t>Воздух мин./макс. (°C) / позиција</w:t>
+            </w:r>
+            <w:r>
+              <w:rPr>
+                <w:rFonts w:ascii="Calibri" w:hAnsi="Calibri"/>
+                <w:b w:val="0"/>
+                <w:i w:val="0"/>
+                <w:color w:val="FFFFFF"/>
+                <w:sz w:val="14"/>
+              </w:rPr>
+              <w:t xml:space="preserve"> | </w:t>
+            </w:r>
+            <w:r>
+              <w:rPr>
+                <w:rFonts w:ascii="Calibri" w:hAnsi="Calibri"/>
+                <w:b w:val="0"/>
+                <w:i w:val="0"/>
+                <w:color w:val="FFFFFF"/>
+                <w:sz w:val="14"/>
+              </w:rPr>
+              <w:t>Air min./max. (°C) / position</w:t>
+            </w:r>
+          </w:p>
+        </w:tc>
+        <w:tc>
+          <w:tcPr>
+            <w:shd w:val="clear" w:color="auto" w:fill="2B547E"/>
+            <w:vAlign w:val="center"/>
+            <w:tcW w:type="dxa" w:w="2091"/>
+          </w:tcPr>
+          <w:p>
+            <w:pPr>
+              <w:keepNext/>
+              <w:spacing w:before="20" w:after="20"/>
+              <w:jc w:val="center"/>
+            </w:pPr>
+            <w:r/>
+            <w:r>
+              <w:rPr>
+                <w:rFonts w:ascii="Calibri" w:hAnsi="Calibri"/>
+                <w:b/>
+                <w:i w:val="0"/>
+                <w:color w:val="FFFFFF"/>
+                <w:sz w:val="18"/>
+              </w:rPr>
+              <w:t>Палети мин./макс. (°C) / логер</w:t>
+            </w:r>
+            <w:r>
+              <w:rPr>
+                <w:rFonts w:ascii="Calibri" w:hAnsi="Calibri"/>
+                <w:b w:val="0"/>
+                <w:i w:val="0"/>
+                <w:color w:val="FFFFFF"/>
+                <w:sz w:val="14"/>
+              </w:rPr>
+              <w:t xml:space="preserve"> | </w:t>
+            </w:r>
+            <w:r>
+              <w:rPr>
+                <w:rFonts w:ascii="Calibri" w:hAnsi="Calibri"/>
+                <w:b w:val="0"/>
+                <w:i w:val="0"/>
+                <w:color w:val="FFFFFF"/>
+                <w:sz w:val="14"/>
+              </w:rPr>
+              <w:t>Pallets min./max. (°C) / logger</w:t>
+            </w:r>
+          </w:p>
+        </w:tc>
+        <w:tc>
+          <w:tcPr>
+            <w:shd w:val="clear" w:color="auto" w:fill="2B547E"/>
+            <w:vAlign w:val="center"/>
             <w:tcW w:type="dxa" w:w="637"/>
           </w:tcPr>
           <w:p>
@@ -2649,7 +3704,32 @@
                 <w:color w:val="FFFFFF"/>
                 <w:sz w:val="18"/>
               </w:rPr>
-              <w:t>Крај</w:t>
+              <w:t>MKT (°C)</w:t>
+            </w:r>
+          </w:p>
+        </w:tc>
+        <w:tc>
+          <w:tcPr>
+            <w:shd w:val="clear" w:color="auto" w:fill="2B547E"/>
+            <w:vAlign w:val="center"/>
+            <w:tcW w:type="dxa" w:w="1985"/>
+          </w:tcPr>
+          <w:p>
+            <w:pPr>
+              <w:keepNext/>
+              <w:spacing w:before="20" w:after="20"/>
+              <w:jc w:val="center"/>
+            </w:pPr>
+            <w:r/>
+            <w:r>
+              <w:rPr>
+                <w:rFonts w:ascii="Calibri" w:hAnsi="Calibri"/>
+                <w:b/>
+                <w:i w:val="0"/>
+                <w:color w:val="FFFFFF"/>
+                <w:sz w:val="18"/>
+              </w:rPr>
+              <w:t>Време надвор (мин)</w:t>
             </w:r>
             <w:r>
               <w:rPr>
@@ -2669,7 +3749,7 @@
                 <w:color w:val="FFFFFF"/>
                 <w:sz w:val="14"/>
               </w:rPr>
-              <w:t>End</w:t>
+              <w:t>Time out (min)</w:t>
             </w:r>
           </w:p>
         </w:tc>
@@ -2677,212 +3757,7 @@
           <w:tcPr>
             <w:shd w:val="clear" w:color="auto" w:fill="2B547E"/>
             <w:vAlign w:val="center"/>
-            <w:tcW w:type="dxa" w:w="1906"/>
-          </w:tcPr>
-          <w:p>
-            <w:pPr>
-              <w:keepNext/>
-              <w:spacing w:before="20" w:after="20"/>
-              <w:jc w:val="center"/>
-            </w:pPr>
-            <w:r/>
-            <w:r>
-              <w:rPr>
-                <w:rFonts w:ascii="Calibri" w:hAnsi="Calibri"/>
-                <w:b/>
-                <w:i w:val="0"/>
-                <w:color w:val="FFFFFF"/>
-                <w:sz w:val="18"/>
-              </w:rPr>
-              <w:t>Амбиент мин./макс. (°C)</w:t>
-            </w:r>
-            <w:r>
-              <w:rPr>
-                <w:rFonts w:ascii="Calibri" w:hAnsi="Calibri"/>
-                <w:b w:val="0"/>
-                <w:i w:val="0"/>
-                <w:color w:val="FFFFFF"/>
-                <w:sz w:val="14"/>
-              </w:rPr>
-              <w:t xml:space="preserve"> | </w:t>
-            </w:r>
-            <w:r>
-              <w:rPr>
-                <w:rFonts w:ascii="Calibri" w:hAnsi="Calibri"/>
-                <w:b w:val="0"/>
-                <w:i w:val="0"/>
-                <w:color w:val="FFFFFF"/>
-                <w:sz w:val="14"/>
-              </w:rPr>
-              <w:t>Ambient min./max. (°C)</w:t>
-            </w:r>
-          </w:p>
-        </w:tc>
-        <w:tc>
-          <w:tcPr>
-            <w:shd w:val="clear" w:color="auto" w:fill="2B547E"/>
-            <w:vAlign w:val="center"/>
-            <w:tcW w:type="dxa" w:w="2898"/>
-          </w:tcPr>
-          <w:p>
-            <w:pPr>
-              <w:keepNext/>
-              <w:spacing w:before="20" w:after="20"/>
-              <w:jc w:val="center"/>
-            </w:pPr>
-            <w:r/>
-            <w:r>
-              <w:rPr>
-                <w:rFonts w:ascii="Calibri" w:hAnsi="Calibri"/>
-                <w:b/>
-                <w:i w:val="0"/>
-                <w:color w:val="FFFFFF"/>
-                <w:sz w:val="18"/>
-              </w:rPr>
-              <w:t>Мин. (°C) / позиција</w:t>
-            </w:r>
-            <w:r>
-              <w:rPr>
-                <w:rFonts w:ascii="Calibri" w:hAnsi="Calibri"/>
-                <w:b w:val="0"/>
-                <w:i w:val="0"/>
-                <w:color w:val="FFFFFF"/>
-                <w:sz w:val="14"/>
-              </w:rPr>
-              <w:t xml:space="preserve"> | </w:t>
-            </w:r>
-            <w:r>
-              <w:rPr>
-                <w:rFonts w:ascii="Calibri" w:hAnsi="Calibri"/>
-                <w:b w:val="0"/>
-                <w:i w:val="0"/>
-                <w:color w:val="FFFFFF"/>
-                <w:sz w:val="14"/>
-              </w:rPr>
-              <w:t>Min. (°C) / position</w:t>
-            </w:r>
-          </w:p>
-        </w:tc>
-        <w:tc>
-          <w:tcPr>
-            <w:shd w:val="clear" w:color="auto" w:fill="2B547E"/>
-            <w:vAlign w:val="center"/>
-            <w:tcW w:type="dxa" w:w="2898"/>
-          </w:tcPr>
-          <w:p>
-            <w:pPr>
-              <w:keepNext/>
-              <w:spacing w:before="20" w:after="20"/>
-              <w:jc w:val="center"/>
-            </w:pPr>
-            <w:r/>
-            <w:r>
-              <w:rPr>
-                <w:rFonts w:ascii="Calibri" w:hAnsi="Calibri"/>
-                <w:b/>
-                <w:i w:val="0"/>
-                <w:color w:val="FFFFFF"/>
-                <w:sz w:val="18"/>
-              </w:rPr>
-              <w:t>Макс. (°C) / позиција</w:t>
-            </w:r>
-            <w:r>
-              <w:rPr>
-                <w:rFonts w:ascii="Calibri" w:hAnsi="Calibri"/>
-                <w:b w:val="0"/>
-                <w:i w:val="0"/>
-                <w:color w:val="FFFFFF"/>
-                <w:sz w:val="14"/>
-              </w:rPr>
-              <w:t xml:space="preserve"> | </w:t>
-            </w:r>
-            <w:r>
-              <w:rPr>
-                <w:rFonts w:ascii="Calibri" w:hAnsi="Calibri"/>
-                <w:b w:val="0"/>
-                <w:i w:val="0"/>
-                <w:color w:val="FFFFFF"/>
-                <w:sz w:val="14"/>
-              </w:rPr>
-              <w:t>Max. (°C) / position</w:t>
-            </w:r>
-          </w:p>
-        </w:tc>
-        <w:tc>
-          <w:tcPr>
-            <w:shd w:val="clear" w:color="auto" w:fill="2B547E"/>
-            <w:vAlign w:val="center"/>
-            <w:tcW w:type="dxa" w:w="637"/>
-          </w:tcPr>
-          <w:p>
-            <w:pPr>
-              <w:keepNext/>
-              <w:spacing w:before="20" w:after="20"/>
-              <w:jc w:val="center"/>
-            </w:pPr>
-            <w:r/>
-            <w:r>
-              <w:rPr>
-                <w:rFonts w:ascii="Calibri" w:hAnsi="Calibri"/>
-                <w:b/>
-                <w:i w:val="0"/>
-                <w:color w:val="FFFFFF"/>
-                <w:sz w:val="18"/>
-              </w:rPr>
-              <w:t>MKT (°C)</w:t>
-            </w:r>
-          </w:p>
-        </w:tc>
-        <w:tc>
-          <w:tcPr>
-            <w:shd w:val="clear" w:color="auto" w:fill="2B547E"/>
-            <w:vAlign w:val="center"/>
-            <w:tcW w:type="dxa" w:w="1803"/>
-          </w:tcPr>
-          <w:p>
-            <w:pPr>
-              <w:keepNext/>
-              <w:spacing w:before="20" w:after="20"/>
-              <w:jc w:val="center"/>
-            </w:pPr>
-            <w:r/>
-            <w:r>
-              <w:rPr>
-                <w:rFonts w:ascii="Calibri" w:hAnsi="Calibri"/>
-                <w:b/>
-                <w:i w:val="0"/>
-                <w:color w:val="FFFFFF"/>
-                <w:sz w:val="18"/>
-              </w:rPr>
-              <w:t>Време надвор (мин)</w:t>
-            </w:r>
-            <w:r>
-              <w:rPr>
-                <w:rFonts w:ascii="Calibri" w:hAnsi="Calibri"/>
-                <w:b w:val="0"/>
-                <w:i w:val="0"/>
-                <w:color w:val="FFFFFF"/>
-                <w:sz w:val="14"/>
-              </w:rPr>
-              <w:t xml:space="preserve"> | </w:t>
-            </w:r>
-            <w:r>
-              <w:rPr>
-                <w:rFonts w:ascii="Calibri" w:hAnsi="Calibri"/>
-                <w:b w:val="0"/>
-                <w:i w:val="0"/>
-                <w:color w:val="FFFFFF"/>
-                <w:sz w:val="14"/>
-              </w:rPr>
-              <w:t>Time out (min)</w:t>
-            </w:r>
-          </w:p>
-        </w:tc>
-        <w:tc>
-          <w:tcPr>
-            <w:shd w:val="clear" w:color="auto" w:fill="2B547E"/>
-            <w:vAlign w:val="center"/>
-            <w:tcW w:type="dxa" w:w="1769"/>
+            <w:tcW w:type="dxa" w:w="1941"/>
           </w:tcPr>
           <w:p>
             <w:pPr>
@@ -2932,7 +3807,7 @@
           <w:tcPr>
             <w:shd w:val="clear" w:color="auto" w:fill="F2F2F2"/>
             <w:vAlign w:val="center"/>
-            <w:tcW w:type="dxa" w:w="1911"/>
+            <w:tcW w:type="dxa" w:w="2092"/>
           </w:tcPr>
           <w:p>
             <w:pPr>
@@ -2949,7 +3824,7 @@
                 <w:color w:val="000000"/>
                 <w:sz w:val="18"/>
               </w:rPr>
-              <w:t>OQ-1 Празно — стабилизација</w:t>
+              <w:t>OQ-1 Празно возило</w:t>
             </w:r>
             <w:r>
               <w:rPr>
@@ -2969,22 +3844,88 @@
                 <w:color w:val="000000"/>
                 <w:sz w:val="14"/>
               </w:rPr>
-              <w:t>Empty — stabilisation</w:t>
-            </w:r>
-          </w:p>
-        </w:tc>
-        <w:tc>
-          <w:tcPr>
-            <w:vAlign w:val="center"/>
-            <w:tcW w:type="dxa" w:w="936"/>
-          </w:tcPr>
-          <w:p>
-            <w:pPr>
-              <w:keepNext/>
-              <w:spacing w:before="20" w:after="20"/>
-              <w:jc w:val="center"/>
-            </w:pPr>
-            <w:r/>
+              <w:t>Empty vehicle</w:t>
+            </w:r>
+          </w:p>
+        </w:tc>
+        <w:tc>
+          <w:tcPr>
+            <w:vAlign w:val="center"/>
+            <w:tcW w:type="dxa" w:w="944"/>
+          </w:tcPr>
+          <w:p>
+            <w:pPr>
+              <w:keepNext/>
+              <w:spacing w:before="20" w:after="20"/>
+              <w:jc w:val="center"/>
+            </w:pPr>
+            <w:r/>
+          </w:p>
+        </w:tc>
+        <w:tc>
+          <w:tcPr>
+            <w:vAlign w:val="center"/>
+            <w:tcW w:type="dxa" w:w="678"/>
+          </w:tcPr>
+          <w:p>
+            <w:pPr>
+              <w:keepNext/>
+              <w:spacing w:before="20" w:after="20"/>
+              <w:jc w:val="center"/>
+            </w:pPr>
+            <w:r/>
+          </w:p>
+        </w:tc>
+        <w:tc>
+          <w:tcPr>
+            <w:vAlign w:val="center"/>
+            <w:tcW w:type="dxa" w:w="2091"/>
+          </w:tcPr>
+          <w:p>
+            <w:pPr>
+              <w:keepNext/>
+              <w:spacing w:before="20" w:after="20"/>
+              <w:jc w:val="center"/>
+            </w:pPr>
+            <w:r/>
+          </w:p>
+        </w:tc>
+        <w:tc>
+          <w:tcPr>
+            <w:vAlign w:val="center"/>
+            <w:tcW w:type="dxa" w:w="2937"/>
+          </w:tcPr>
+          <w:p>
+            <w:pPr>
+              <w:keepNext/>
+              <w:spacing w:before="20" w:after="20"/>
+              <w:jc w:val="center"/>
+            </w:pPr>
+            <w:r/>
+          </w:p>
+        </w:tc>
+        <w:tc>
+          <w:tcPr>
+            <w:vAlign w:val="center"/>
+            <w:tcW w:type="dxa" w:w="2091"/>
+          </w:tcPr>
+          <w:p>
+            <w:pPr>
+              <w:keepNext/>
+              <w:spacing w:before="20" w:after="20"/>
+              <w:jc w:val="center"/>
+            </w:pPr>
+            <w:r/>
+            <w:r>
+              <w:rPr>
+                <w:rFonts w:ascii="Calibri" w:hAnsi="Calibri"/>
+                <w:b w:val="0"/>
+                <w:i w:val="0"/>
+                <w:color w:val="000000"/>
+                <w:sz w:val="18"/>
+              </w:rPr>
+              <w:t>—</w:t>
+            </w:r>
           </w:p>
         </w:tc>
         <w:tc>
@@ -3004,77 +3945,21 @@
         <w:tc>
           <w:tcPr>
             <w:vAlign w:val="center"/>
-            <w:tcW w:type="dxa" w:w="1906"/>
-          </w:tcPr>
-          <w:p>
-            <w:pPr>
-              <w:keepNext/>
-              <w:spacing w:before="20" w:after="20"/>
-              <w:jc w:val="center"/>
-            </w:pPr>
-            <w:r/>
-          </w:p>
-        </w:tc>
-        <w:tc>
-          <w:tcPr>
-            <w:vAlign w:val="center"/>
-            <w:tcW w:type="dxa" w:w="2898"/>
-          </w:tcPr>
-          <w:p>
-            <w:pPr>
-              <w:keepNext/>
-              <w:spacing w:before="20" w:after="20"/>
-              <w:jc w:val="center"/>
-            </w:pPr>
-            <w:r/>
-          </w:p>
-        </w:tc>
-        <w:tc>
-          <w:tcPr>
-            <w:vAlign w:val="center"/>
-            <w:tcW w:type="dxa" w:w="2898"/>
-          </w:tcPr>
-          <w:p>
-            <w:pPr>
-              <w:keepNext/>
-              <w:spacing w:before="20" w:after="20"/>
-              <w:jc w:val="center"/>
-            </w:pPr>
-            <w:r/>
-          </w:p>
-        </w:tc>
-        <w:tc>
-          <w:tcPr>
-            <w:vAlign w:val="center"/>
-            <w:tcW w:type="dxa" w:w="637"/>
-          </w:tcPr>
-          <w:p>
-            <w:pPr>
-              <w:keepNext/>
-              <w:spacing w:before="20" w:after="20"/>
-              <w:jc w:val="center"/>
-            </w:pPr>
-            <w:r/>
-          </w:p>
-        </w:tc>
-        <w:tc>
-          <w:tcPr>
-            <w:vAlign w:val="center"/>
-            <w:tcW w:type="dxa" w:w="1803"/>
-          </w:tcPr>
-          <w:p>
-            <w:pPr>
-              <w:keepNext/>
-              <w:spacing w:before="20" w:after="20"/>
-              <w:jc w:val="center"/>
-            </w:pPr>
-            <w:r/>
-          </w:p>
-        </w:tc>
-        <w:tc>
-          <w:tcPr>
-            <w:vAlign w:val="center"/>
-            <w:tcW w:type="dxa" w:w="1769"/>
+            <w:tcW w:type="dxa" w:w="1985"/>
+          </w:tcPr>
+          <w:p>
+            <w:pPr>
+              <w:keepNext/>
+              <w:spacing w:before="20" w:after="20"/>
+              <w:jc w:val="center"/>
+            </w:pPr>
+            <w:r/>
+          </w:p>
+        </w:tc>
+        <w:tc>
+          <w:tcPr>
+            <w:vAlign w:val="center"/>
+            <w:tcW w:type="dxa" w:w="1941"/>
           </w:tcPr>
           <w:p>
             <w:pPr>
@@ -3094,7 +3979,7 @@
           <w:tcPr>
             <w:shd w:val="clear" w:color="auto" w:fill="F2F2F2"/>
             <w:vAlign w:val="center"/>
-            <w:tcW w:type="dxa" w:w="1911"/>
+            <w:tcW w:type="dxa" w:w="2092"/>
           </w:tcPr>
           <w:p>
             <w:pPr>
@@ -3139,7 +4024,7 @@
           <w:tcPr>
             <w:shd w:val="clear" w:color="auto" w:fill="F7FAFC"/>
             <w:vAlign w:val="center"/>
-            <w:tcW w:type="dxa" w:w="936"/>
+            <w:tcW w:type="dxa" w:w="944"/>
           </w:tcPr>
           <w:p>
             <w:pPr>
@@ -3154,6 +4039,66 @@
           <w:tcPr>
             <w:shd w:val="clear" w:color="auto" w:fill="F7FAFC"/>
             <w:vAlign w:val="center"/>
+            <w:tcW w:type="dxa" w:w="678"/>
+          </w:tcPr>
+          <w:p>
+            <w:pPr>
+              <w:keepNext/>
+              <w:spacing w:before="20" w:after="20"/>
+              <w:jc w:val="center"/>
+            </w:pPr>
+            <w:r/>
+          </w:p>
+        </w:tc>
+        <w:tc>
+          <w:tcPr>
+            <w:shd w:val="clear" w:color="auto" w:fill="F7FAFC"/>
+            <w:vAlign w:val="center"/>
+            <w:tcW w:type="dxa" w:w="2091"/>
+          </w:tcPr>
+          <w:p>
+            <w:pPr>
+              <w:keepNext/>
+              <w:spacing w:before="20" w:after="20"/>
+              <w:jc w:val="center"/>
+            </w:pPr>
+            <w:r/>
+          </w:p>
+        </w:tc>
+        <w:tc>
+          <w:tcPr>
+            <w:shd w:val="clear" w:color="auto" w:fill="F7FAFC"/>
+            <w:vAlign w:val="center"/>
+            <w:tcW w:type="dxa" w:w="2937"/>
+          </w:tcPr>
+          <w:p>
+            <w:pPr>
+              <w:keepNext/>
+              <w:spacing w:before="20" w:after="20"/>
+              <w:jc w:val="center"/>
+            </w:pPr>
+            <w:r/>
+          </w:p>
+        </w:tc>
+        <w:tc>
+          <w:tcPr>
+            <w:shd w:val="clear" w:color="auto" w:fill="F7FAFC"/>
+            <w:vAlign w:val="center"/>
+            <w:tcW w:type="dxa" w:w="2091"/>
+          </w:tcPr>
+          <w:p>
+            <w:pPr>
+              <w:keepNext/>
+              <w:spacing w:before="20" w:after="20"/>
+              <w:jc w:val="center"/>
+            </w:pPr>
+            <w:r/>
+          </w:p>
+        </w:tc>
+        <w:tc>
+          <w:tcPr>
+            <w:shd w:val="clear" w:color="auto" w:fill="F7FAFC"/>
+            <w:vAlign w:val="center"/>
             <w:tcW w:type="dxa" w:w="637"/>
           </w:tcPr>
           <w:p>
@@ -3169,7 +4114,7 @@
           <w:tcPr>
             <w:shd w:val="clear" w:color="auto" w:fill="F7FAFC"/>
             <w:vAlign w:val="center"/>
-            <w:tcW w:type="dxa" w:w="1906"/>
+            <w:tcW w:type="dxa" w:w="1985"/>
           </w:tcPr>
           <w:p>
             <w:pPr>
@@ -3184,67 +4129,7 @@
           <w:tcPr>
             <w:shd w:val="clear" w:color="auto" w:fill="F7FAFC"/>
             <w:vAlign w:val="center"/>
-            <w:tcW w:type="dxa" w:w="2898"/>
-          </w:tcPr>
-          <w:p>
-            <w:pPr>
-              <w:keepNext/>
-              <w:spacing w:before="20" w:after="20"/>
-              <w:jc w:val="center"/>
-            </w:pPr>
-            <w:r/>
-          </w:p>
-        </w:tc>
-        <w:tc>
-          <w:tcPr>
-            <w:shd w:val="clear" w:color="auto" w:fill="F7FAFC"/>
-            <w:vAlign w:val="center"/>
-            <w:tcW w:type="dxa" w:w="2898"/>
-          </w:tcPr>
-          <w:p>
-            <w:pPr>
-              <w:keepNext/>
-              <w:spacing w:before="20" w:after="20"/>
-              <w:jc w:val="center"/>
-            </w:pPr>
-            <w:r/>
-          </w:p>
-        </w:tc>
-        <w:tc>
-          <w:tcPr>
-            <w:shd w:val="clear" w:color="auto" w:fill="F7FAFC"/>
-            <w:vAlign w:val="center"/>
-            <w:tcW w:type="dxa" w:w="637"/>
-          </w:tcPr>
-          <w:p>
-            <w:pPr>
-              <w:keepNext/>
-              <w:spacing w:before="20" w:after="20"/>
-              <w:jc w:val="center"/>
-            </w:pPr>
-            <w:r/>
-          </w:p>
-        </w:tc>
-        <w:tc>
-          <w:tcPr>
-            <w:shd w:val="clear" w:color="auto" w:fill="F7FAFC"/>
-            <w:vAlign w:val="center"/>
-            <w:tcW w:type="dxa" w:w="1803"/>
-          </w:tcPr>
-          <w:p>
-            <w:pPr>
-              <w:keepNext/>
-              <w:spacing w:before="20" w:after="20"/>
-              <w:jc w:val="center"/>
-            </w:pPr>
-            <w:r/>
-          </w:p>
-        </w:tc>
-        <w:tc>
-          <w:tcPr>
-            <w:shd w:val="clear" w:color="auto" w:fill="F7FAFC"/>
-            <w:vAlign w:val="center"/>
-            <w:tcW w:type="dxa" w:w="1769"/>
+            <w:tcW w:type="dxa" w:w="1941"/>
           </w:tcPr>
           <w:p>
             <w:pPr>
@@ -3264,7 +4149,7 @@
           <w:tcPr>
             <w:shd w:val="clear" w:color="auto" w:fill="F2F2F2"/>
             <w:vAlign w:val="center"/>
-            <w:tcW w:type="dxa" w:w="1911"/>
+            <w:tcW w:type="dxa" w:w="2092"/>
           </w:tcPr>
           <w:p>
             <w:pPr>
@@ -3308,7 +4193,63 @@
         <w:tc>
           <w:tcPr>
             <w:vAlign w:val="center"/>
-            <w:tcW w:type="dxa" w:w="936"/>
+            <w:tcW w:type="dxa" w:w="944"/>
+          </w:tcPr>
+          <w:p>
+            <w:pPr>
+              <w:keepNext/>
+              <w:spacing w:before="20" w:after="20"/>
+              <w:jc w:val="center"/>
+            </w:pPr>
+            <w:r/>
+          </w:p>
+        </w:tc>
+        <w:tc>
+          <w:tcPr>
+            <w:vAlign w:val="center"/>
+            <w:tcW w:type="dxa" w:w="678"/>
+          </w:tcPr>
+          <w:p>
+            <w:pPr>
+              <w:keepNext/>
+              <w:spacing w:before="20" w:after="20"/>
+              <w:jc w:val="center"/>
+            </w:pPr>
+            <w:r/>
+          </w:p>
+        </w:tc>
+        <w:tc>
+          <w:tcPr>
+            <w:vAlign w:val="center"/>
+            <w:tcW w:type="dxa" w:w="2091"/>
+          </w:tcPr>
+          <w:p>
+            <w:pPr>
+              <w:keepNext/>
+              <w:spacing w:before="20" w:after="20"/>
+              <w:jc w:val="center"/>
+            </w:pPr>
+            <w:r/>
+          </w:p>
+        </w:tc>
+        <w:tc>
+          <w:tcPr>
+            <w:vAlign w:val="center"/>
+            <w:tcW w:type="dxa" w:w="2937"/>
+          </w:tcPr>
+          <w:p>
+            <w:pPr>
+              <w:keepNext/>
+              <w:spacing w:before="20" w:after="20"/>
+              <w:jc w:val="center"/>
+            </w:pPr>
+            <w:r/>
+          </w:p>
+        </w:tc>
+        <w:tc>
+          <w:tcPr>
+            <w:vAlign w:val="center"/>
+            <w:tcW w:type="dxa" w:w="2091"/>
           </w:tcPr>
           <w:p>
             <w:pPr>
@@ -3336,77 +4277,21 @@
         <w:tc>
           <w:tcPr>
             <w:vAlign w:val="center"/>
-            <w:tcW w:type="dxa" w:w="1906"/>
-          </w:tcPr>
-          <w:p>
-            <w:pPr>
-              <w:keepNext/>
-              <w:spacing w:before="20" w:after="20"/>
-              <w:jc w:val="center"/>
-            </w:pPr>
-            <w:r/>
-          </w:p>
-        </w:tc>
-        <w:tc>
-          <w:tcPr>
-            <w:vAlign w:val="center"/>
-            <w:tcW w:type="dxa" w:w="2898"/>
-          </w:tcPr>
-          <w:p>
-            <w:pPr>
-              <w:keepNext/>
-              <w:spacing w:before="20" w:after="20"/>
-              <w:jc w:val="center"/>
-            </w:pPr>
-            <w:r/>
-          </w:p>
-        </w:tc>
-        <w:tc>
-          <w:tcPr>
-            <w:vAlign w:val="center"/>
-            <w:tcW w:type="dxa" w:w="2898"/>
-          </w:tcPr>
-          <w:p>
-            <w:pPr>
-              <w:keepNext/>
-              <w:spacing w:before="20" w:after="20"/>
-              <w:jc w:val="center"/>
-            </w:pPr>
-            <w:r/>
-          </w:p>
-        </w:tc>
-        <w:tc>
-          <w:tcPr>
-            <w:vAlign w:val="center"/>
-            <w:tcW w:type="dxa" w:w="637"/>
-          </w:tcPr>
-          <w:p>
-            <w:pPr>
-              <w:keepNext/>
-              <w:spacing w:before="20" w:after="20"/>
-              <w:jc w:val="center"/>
-            </w:pPr>
-            <w:r/>
-          </w:p>
-        </w:tc>
-        <w:tc>
-          <w:tcPr>
-            <w:vAlign w:val="center"/>
-            <w:tcW w:type="dxa" w:w="1803"/>
-          </w:tcPr>
-          <w:p>
-            <w:pPr>
-              <w:keepNext/>
-              <w:spacing w:before="20" w:after="20"/>
-              <w:jc w:val="center"/>
-            </w:pPr>
-            <w:r/>
-          </w:p>
-        </w:tc>
-        <w:tc>
-          <w:tcPr>
-            <w:vAlign w:val="center"/>
-            <w:tcW w:type="dxa" w:w="1769"/>
+            <w:tcW w:type="dxa" w:w="1985"/>
+          </w:tcPr>
+          <w:p>
+            <w:pPr>
+              <w:keepNext/>
+              <w:spacing w:before="20" w:after="20"/>
+              <w:jc w:val="center"/>
+            </w:pPr>
+            <w:r/>
+          </w:p>
+        </w:tc>
+        <w:tc>
+          <w:tcPr>
+            <w:vAlign w:val="center"/>
+            <w:tcW w:type="dxa" w:w="1941"/>
           </w:tcPr>
           <w:p>
             <w:pPr>
@@ -3426,7 +4311,7 @@
           <w:tcPr>
             <w:shd w:val="clear" w:color="auto" w:fill="F2F2F2"/>
             <w:vAlign w:val="center"/>
-            <w:tcW w:type="dxa" w:w="1911"/>
+            <w:tcW w:type="dxa" w:w="2092"/>
           </w:tcPr>
           <w:p>
             <w:pPr>
@@ -3443,7 +4328,7 @@
                 <w:color w:val="000000"/>
                 <w:sz w:val="18"/>
               </w:rPr>
-              <w:t>OQ-4 Прекин на напојување</w:t>
+              <w:t>OQ-4 Прекин на напојување (само активна; ☐ N/A)</w:t>
             </w:r>
             <w:r>
               <w:rPr>
@@ -3463,7 +4348,7 @@
                 <w:color w:val="000000"/>
                 <w:sz w:val="14"/>
               </w:rPr>
-              <w:t>Power interruption</w:t>
+              <w:t>Power interruption (active only; ☐ N/A)</w:t>
             </w:r>
           </w:p>
         </w:tc>
@@ -3471,7 +4356,7 @@
           <w:tcPr>
             <w:shd w:val="clear" w:color="auto" w:fill="F7FAFC"/>
             <w:vAlign w:val="center"/>
-            <w:tcW w:type="dxa" w:w="936"/>
+            <w:tcW w:type="dxa" w:w="944"/>
           </w:tcPr>
           <w:p>
             <w:pPr>
@@ -3486,6 +4371,66 @@
           <w:tcPr>
             <w:shd w:val="clear" w:color="auto" w:fill="F7FAFC"/>
             <w:vAlign w:val="center"/>
+            <w:tcW w:type="dxa" w:w="678"/>
+          </w:tcPr>
+          <w:p>
+            <w:pPr>
+              <w:keepNext/>
+              <w:spacing w:before="20" w:after="20"/>
+              <w:jc w:val="center"/>
+            </w:pPr>
+            <w:r/>
+          </w:p>
+        </w:tc>
+        <w:tc>
+          <w:tcPr>
+            <w:shd w:val="clear" w:color="auto" w:fill="F7FAFC"/>
+            <w:vAlign w:val="center"/>
+            <w:tcW w:type="dxa" w:w="2091"/>
+          </w:tcPr>
+          <w:p>
+            <w:pPr>
+              <w:keepNext/>
+              <w:spacing w:before="20" w:after="20"/>
+              <w:jc w:val="center"/>
+            </w:pPr>
+            <w:r/>
+          </w:p>
+        </w:tc>
+        <w:tc>
+          <w:tcPr>
+            <w:shd w:val="clear" w:color="auto" w:fill="F7FAFC"/>
+            <w:vAlign w:val="center"/>
+            <w:tcW w:type="dxa" w:w="2937"/>
+          </w:tcPr>
+          <w:p>
+            <w:pPr>
+              <w:keepNext/>
+              <w:spacing w:before="20" w:after="20"/>
+              <w:jc w:val="center"/>
+            </w:pPr>
+            <w:r/>
+          </w:p>
+        </w:tc>
+        <w:tc>
+          <w:tcPr>
+            <w:shd w:val="clear" w:color="auto" w:fill="F7FAFC"/>
+            <w:vAlign w:val="center"/>
+            <w:tcW w:type="dxa" w:w="2091"/>
+          </w:tcPr>
+          <w:p>
+            <w:pPr>
+              <w:keepNext/>
+              <w:spacing w:before="20" w:after="20"/>
+              <w:jc w:val="center"/>
+            </w:pPr>
+            <w:r/>
+          </w:p>
+        </w:tc>
+        <w:tc>
+          <w:tcPr>
+            <w:shd w:val="clear" w:color="auto" w:fill="F7FAFC"/>
+            <w:vAlign w:val="center"/>
             <w:tcW w:type="dxa" w:w="637"/>
           </w:tcPr>
           <w:p>
@@ -3501,7 +4446,7 @@
           <w:tcPr>
             <w:shd w:val="clear" w:color="auto" w:fill="F7FAFC"/>
             <w:vAlign w:val="center"/>
-            <w:tcW w:type="dxa" w:w="1906"/>
+            <w:tcW w:type="dxa" w:w="1985"/>
           </w:tcPr>
           <w:p>
             <w:pPr>
@@ -3516,67 +4461,7 @@
           <w:tcPr>
             <w:shd w:val="clear" w:color="auto" w:fill="F7FAFC"/>
             <w:vAlign w:val="center"/>
-            <w:tcW w:type="dxa" w:w="2898"/>
-          </w:tcPr>
-          <w:p>
-            <w:pPr>
-              <w:keepNext/>
-              <w:spacing w:before="20" w:after="20"/>
-              <w:jc w:val="center"/>
-            </w:pPr>
-            <w:r/>
-          </w:p>
-        </w:tc>
-        <w:tc>
-          <w:tcPr>
-            <w:shd w:val="clear" w:color="auto" w:fill="F7FAFC"/>
-            <w:vAlign w:val="center"/>
-            <w:tcW w:type="dxa" w:w="2898"/>
-          </w:tcPr>
-          <w:p>
-            <w:pPr>
-              <w:keepNext/>
-              <w:spacing w:before="20" w:after="20"/>
-              <w:jc w:val="center"/>
-            </w:pPr>
-            <w:r/>
-          </w:p>
-        </w:tc>
-        <w:tc>
-          <w:tcPr>
-            <w:shd w:val="clear" w:color="auto" w:fill="F7FAFC"/>
-            <w:vAlign w:val="center"/>
-            <w:tcW w:type="dxa" w:w="637"/>
-          </w:tcPr>
-          <w:p>
-            <w:pPr>
-              <w:keepNext/>
-              <w:spacing w:before="20" w:after="20"/>
-              <w:jc w:val="center"/>
-            </w:pPr>
-            <w:r/>
-          </w:p>
-        </w:tc>
-        <w:tc>
-          <w:tcPr>
-            <w:shd w:val="clear" w:color="auto" w:fill="F7FAFC"/>
-            <w:vAlign w:val="center"/>
-            <w:tcW w:type="dxa" w:w="1803"/>
-          </w:tcPr>
-          <w:p>
-            <w:pPr>
-              <w:keepNext/>
-              <w:spacing w:before="20" w:after="20"/>
-              <w:jc w:val="center"/>
-            </w:pPr>
-            <w:r/>
-          </w:p>
-        </w:tc>
-        <w:tc>
-          <w:tcPr>
-            <w:shd w:val="clear" w:color="auto" w:fill="F7FAFC"/>
-            <w:vAlign w:val="center"/>
-            <w:tcW w:type="dxa" w:w="1769"/>
+            <w:tcW w:type="dxa" w:w="1941"/>
           </w:tcPr>
           <w:p>
             <w:pPr>
@@ -3596,7 +4481,7 @@
           <w:tcPr>
             <w:shd w:val="clear" w:color="auto" w:fill="F2F2F2"/>
             <w:vAlign w:val="center"/>
-            <w:tcW w:type="dxa" w:w="1911"/>
+            <w:tcW w:type="dxa" w:w="2092"/>
           </w:tcPr>
           <w:p>
             <w:pPr>
@@ -3613,7 +4498,7 @@
                 <w:color w:val="000000"/>
                 <w:sz w:val="18"/>
               </w:rPr>
-              <w:t>OQ-5 Летно мапирање</w:t>
+              <w:t>OQ-5 Летно мапирање со товар</w:t>
             </w:r>
             <w:r>
               <w:rPr>
@@ -3633,14 +4518,70 @@
                 <w:color w:val="000000"/>
                 <w:sz w:val="14"/>
               </w:rPr>
-              <w:t>Summer mapping</w:t>
-            </w:r>
-          </w:p>
-        </w:tc>
-        <w:tc>
-          <w:tcPr>
-            <w:vAlign w:val="center"/>
-            <w:tcW w:type="dxa" w:w="936"/>
+              <w:t>Summer mapping, loaded</w:t>
+            </w:r>
+          </w:p>
+        </w:tc>
+        <w:tc>
+          <w:tcPr>
+            <w:vAlign w:val="center"/>
+            <w:tcW w:type="dxa" w:w="944"/>
+          </w:tcPr>
+          <w:p>
+            <w:pPr>
+              <w:keepNext/>
+              <w:spacing w:before="20" w:after="20"/>
+              <w:jc w:val="center"/>
+            </w:pPr>
+            <w:r/>
+          </w:p>
+        </w:tc>
+        <w:tc>
+          <w:tcPr>
+            <w:vAlign w:val="center"/>
+            <w:tcW w:type="dxa" w:w="678"/>
+          </w:tcPr>
+          <w:p>
+            <w:pPr>
+              <w:keepNext/>
+              <w:spacing w:before="20" w:after="20"/>
+              <w:jc w:val="center"/>
+            </w:pPr>
+            <w:r/>
+          </w:p>
+        </w:tc>
+        <w:tc>
+          <w:tcPr>
+            <w:vAlign w:val="center"/>
+            <w:tcW w:type="dxa" w:w="2091"/>
+          </w:tcPr>
+          <w:p>
+            <w:pPr>
+              <w:keepNext/>
+              <w:spacing w:before="20" w:after="20"/>
+              <w:jc w:val="center"/>
+            </w:pPr>
+            <w:r/>
+          </w:p>
+        </w:tc>
+        <w:tc>
+          <w:tcPr>
+            <w:vAlign w:val="center"/>
+            <w:tcW w:type="dxa" w:w="2937"/>
+          </w:tcPr>
+          <w:p>
+            <w:pPr>
+              <w:keepNext/>
+              <w:spacing w:before="20" w:after="20"/>
+              <w:jc w:val="center"/>
+            </w:pPr>
+            <w:r/>
+          </w:p>
+        </w:tc>
+        <w:tc>
+          <w:tcPr>
+            <w:vAlign w:val="center"/>
+            <w:tcW w:type="dxa" w:w="2091"/>
           </w:tcPr>
           <w:p>
             <w:pPr>
@@ -3668,77 +4609,21 @@
         <w:tc>
           <w:tcPr>
             <w:vAlign w:val="center"/>
-            <w:tcW w:type="dxa" w:w="1906"/>
-          </w:tcPr>
-          <w:p>
-            <w:pPr>
-              <w:keepNext/>
-              <w:spacing w:before="20" w:after="20"/>
-              <w:jc w:val="center"/>
-            </w:pPr>
-            <w:r/>
-          </w:p>
-        </w:tc>
-        <w:tc>
-          <w:tcPr>
-            <w:vAlign w:val="center"/>
-            <w:tcW w:type="dxa" w:w="2898"/>
-          </w:tcPr>
-          <w:p>
-            <w:pPr>
-              <w:keepNext/>
-              <w:spacing w:before="20" w:after="20"/>
-              <w:jc w:val="center"/>
-            </w:pPr>
-            <w:r/>
-          </w:p>
-        </w:tc>
-        <w:tc>
-          <w:tcPr>
-            <w:vAlign w:val="center"/>
-            <w:tcW w:type="dxa" w:w="2898"/>
-          </w:tcPr>
-          <w:p>
-            <w:pPr>
-              <w:keepNext/>
-              <w:spacing w:before="20" w:after="20"/>
-              <w:jc w:val="center"/>
-            </w:pPr>
-            <w:r/>
-          </w:p>
-        </w:tc>
-        <w:tc>
-          <w:tcPr>
-            <w:vAlign w:val="center"/>
-            <w:tcW w:type="dxa" w:w="637"/>
-          </w:tcPr>
-          <w:p>
-            <w:pPr>
-              <w:keepNext/>
-              <w:spacing w:before="20" w:after="20"/>
-              <w:jc w:val="center"/>
-            </w:pPr>
-            <w:r/>
-          </w:p>
-        </w:tc>
-        <w:tc>
-          <w:tcPr>
-            <w:vAlign w:val="center"/>
-            <w:tcW w:type="dxa" w:w="1803"/>
-          </w:tcPr>
-          <w:p>
-            <w:pPr>
-              <w:keepNext/>
-              <w:spacing w:before="20" w:after="20"/>
-              <w:jc w:val="center"/>
-            </w:pPr>
-            <w:r/>
-          </w:p>
-        </w:tc>
-        <w:tc>
-          <w:tcPr>
-            <w:vAlign w:val="center"/>
-            <w:tcW w:type="dxa" w:w="1769"/>
+            <w:tcW w:type="dxa" w:w="1985"/>
+          </w:tcPr>
+          <w:p>
+            <w:pPr>
+              <w:keepNext/>
+              <w:spacing w:before="20" w:after="20"/>
+              <w:jc w:val="center"/>
+            </w:pPr>
+            <w:r/>
+          </w:p>
+        </w:tc>
+        <w:tc>
+          <w:tcPr>
+            <w:vAlign w:val="center"/>
+            <w:tcW w:type="dxa" w:w="1941"/>
           </w:tcPr>
           <w:p>
             <w:pPr>
@@ -3758,7 +4643,7 @@
           <w:tcPr>
             <w:shd w:val="clear" w:color="auto" w:fill="F2F2F2"/>
             <w:vAlign w:val="center"/>
-            <w:tcW w:type="dxa" w:w="1911"/>
+            <w:tcW w:type="dxa" w:w="2092"/>
           </w:tcPr>
           <w:p>
             <w:pPr>
@@ -3774,7 +4659,7 @@
                 <w:color w:val="000000"/>
                 <w:sz w:val="18"/>
               </w:rPr>
-              <w:t>OQ-6 Зимско мапирање</w:t>
+              <w:t>OQ-6 Зимско мапирање со товар</w:t>
             </w:r>
             <w:r>
               <w:rPr>
@@ -3794,7 +4679,7 @@
                 <w:color w:val="000000"/>
                 <w:sz w:val="14"/>
               </w:rPr>
-              <w:t>Winter mapping</w:t>
+              <w:t>Winter mapping, loaded</w:t>
             </w:r>
           </w:p>
         </w:tc>
@@ -3802,7 +4687,7 @@
           <w:tcPr>
             <w:shd w:val="clear" w:color="auto" w:fill="F7FAFC"/>
             <w:vAlign w:val="center"/>
-            <w:tcW w:type="dxa" w:w="936"/>
+            <w:tcW w:type="dxa" w:w="944"/>
           </w:tcPr>
           <w:p>
             <w:pPr>
@@ -3816,6 +4701,62 @@
           <w:tcPr>
             <w:shd w:val="clear" w:color="auto" w:fill="F7FAFC"/>
             <w:vAlign w:val="center"/>
+            <w:tcW w:type="dxa" w:w="678"/>
+          </w:tcPr>
+          <w:p>
+            <w:pPr>
+              <w:spacing w:before="20" w:after="20"/>
+              <w:jc w:val="center"/>
+            </w:pPr>
+            <w:r/>
+          </w:p>
+        </w:tc>
+        <w:tc>
+          <w:tcPr>
+            <w:shd w:val="clear" w:color="auto" w:fill="F7FAFC"/>
+            <w:vAlign w:val="center"/>
+            <w:tcW w:type="dxa" w:w="2091"/>
+          </w:tcPr>
+          <w:p>
+            <w:pPr>
+              <w:spacing w:before="20" w:after="20"/>
+              <w:jc w:val="center"/>
+            </w:pPr>
+            <w:r/>
+          </w:p>
+        </w:tc>
+        <w:tc>
+          <w:tcPr>
+            <w:shd w:val="clear" w:color="auto" w:fill="F7FAFC"/>
+            <w:vAlign w:val="center"/>
+            <w:tcW w:type="dxa" w:w="2937"/>
+          </w:tcPr>
+          <w:p>
+            <w:pPr>
+              <w:spacing w:before="20" w:after="20"/>
+              <w:jc w:val="center"/>
+            </w:pPr>
+            <w:r/>
+          </w:p>
+        </w:tc>
+        <w:tc>
+          <w:tcPr>
+            <w:shd w:val="clear" w:color="auto" w:fill="F7FAFC"/>
+            <w:vAlign w:val="center"/>
+            <w:tcW w:type="dxa" w:w="2091"/>
+          </w:tcPr>
+          <w:p>
+            <w:pPr>
+              <w:spacing w:before="20" w:after="20"/>
+              <w:jc w:val="center"/>
+            </w:pPr>
+            <w:r/>
+          </w:p>
+        </w:tc>
+        <w:tc>
+          <w:tcPr>
+            <w:shd w:val="clear" w:color="auto" w:fill="F7FAFC"/>
+            <w:vAlign w:val="center"/>
             <w:tcW w:type="dxa" w:w="637"/>
           </w:tcPr>
           <w:p>
@@ -3830,7 +4771,7 @@
           <w:tcPr>
             <w:shd w:val="clear" w:color="auto" w:fill="F7FAFC"/>
             <w:vAlign w:val="center"/>
-            <w:tcW w:type="dxa" w:w="1906"/>
+            <w:tcW w:type="dxa" w:w="1985"/>
           </w:tcPr>
           <w:p>
             <w:pPr>
@@ -3844,63 +4785,7 @@
           <w:tcPr>
             <w:shd w:val="clear" w:color="auto" w:fill="F7FAFC"/>
             <w:vAlign w:val="center"/>
-            <w:tcW w:type="dxa" w:w="2898"/>
-          </w:tcPr>
-          <w:p>
-            <w:pPr>
-              <w:spacing w:before="20" w:after="20"/>
-              <w:jc w:val="center"/>
-            </w:pPr>
-            <w:r/>
-          </w:p>
-        </w:tc>
-        <w:tc>
-          <w:tcPr>
-            <w:shd w:val="clear" w:color="auto" w:fill="F7FAFC"/>
-            <w:vAlign w:val="center"/>
-            <w:tcW w:type="dxa" w:w="2898"/>
-          </w:tcPr>
-          <w:p>
-            <w:pPr>
-              <w:spacing w:before="20" w:after="20"/>
-              <w:jc w:val="center"/>
-            </w:pPr>
-            <w:r/>
-          </w:p>
-        </w:tc>
-        <w:tc>
-          <w:tcPr>
-            <w:shd w:val="clear" w:color="auto" w:fill="F7FAFC"/>
-            <w:vAlign w:val="center"/>
-            <w:tcW w:type="dxa" w:w="637"/>
-          </w:tcPr>
-          <w:p>
-            <w:pPr>
-              <w:spacing w:before="20" w:after="20"/>
-              <w:jc w:val="center"/>
-            </w:pPr>
-            <w:r/>
-          </w:p>
-        </w:tc>
-        <w:tc>
-          <w:tcPr>
-            <w:shd w:val="clear" w:color="auto" w:fill="F7FAFC"/>
-            <w:vAlign w:val="center"/>
-            <w:tcW w:type="dxa" w:w="1803"/>
-          </w:tcPr>
-          <w:p>
-            <w:pPr>
-              <w:spacing w:before="20" w:after="20"/>
-              <w:jc w:val="center"/>
-            </w:pPr>
-            <w:r/>
-          </w:p>
-        </w:tc>
-        <w:tc>
-          <w:tcPr>
-            <w:shd w:val="clear" w:color="auto" w:fill="F7FAFC"/>
-            <w:vAlign w:val="center"/>
-            <w:tcW w:type="dxa" w:w="1769"/>
+            <w:tcW w:type="dxa" w:w="1941"/>
           </w:tcPr>
           <w:p>
             <w:pPr>
@@ -3967,7 +4852,7 @@
                 <w:color w:val="000000"/>
                 <w:sz w:val="20"/>
               </w:rPr>
-              <w:t>Време до опсег по вклучување (мин)</w:t>
+              <w:t>Време до опсег по вклучување (мин; само активна)</w:t>
             </w:r>
             <w:r>
               <w:rPr>
@@ -3987,7 +4872,7 @@
                 <w:color w:val="000000"/>
                 <w:sz w:val="16"/>
               </w:rPr>
-              <w:t>Time to range after start (min)</w:t>
+              <w:t>Time to range after start (min; active only)</w:t>
             </w:r>
           </w:p>
         </w:tc>
@@ -4142,12 +5027,12 @@
         </w:tblBorders>
       </w:tblPr>
       <w:tblGrid>
-        <w:gridCol w:w="1837"/>
-        <w:gridCol w:w="2721"/>
-        <w:gridCol w:w="2109"/>
-        <w:gridCol w:w="2721"/>
         <w:gridCol w:w="3288"/>
-        <w:gridCol w:w="2721"/>
+        <w:gridCol w:w="1844"/>
+        <w:gridCol w:w="3288"/>
+        <w:gridCol w:w="1844"/>
+        <w:gridCol w:w="3288"/>
+        <w:gridCol w:w="1844"/>
       </w:tblGrid>
       <w:tr>
         <w:trPr>
@@ -4157,10 +5042,11 @@
           <w:tcPr>
             <w:shd w:val="clear" w:color="auto" w:fill="F2F2F2"/>
             <w:vAlign w:val="center"/>
-            <w:tcW w:type="pct" w:w="596"/>
-          </w:tcPr>
-          <w:p>
-            <w:pPr>
+            <w:tcW w:type="pct" w:w="1067"/>
+          </w:tcPr>
+          <w:p>
+            <w:pPr>
+              <w:keepNext/>
               <w:spacing w:before="20" w:after="20"/>
               <w:jc w:val="left"/>
             </w:pPr>
@@ -4173,7 +5059,7 @@
                 <w:color w:val="000000"/>
                 <w:sz w:val="20"/>
               </w:rPr>
-              <w:t>Жешка точка</w:t>
+              <w:t>Жешка точка (воздух / палета)</w:t>
             </w:r>
             <w:r>
               <w:rPr>
@@ -4193,17 +5079,18 @@
                 <w:color w:val="000000"/>
                 <w:sz w:val="16"/>
               </w:rPr>
-              <w:t>Hot spot</w:t>
-            </w:r>
-          </w:p>
-        </w:tc>
-        <w:tc>
-          <w:tcPr>
-            <w:vAlign w:val="center"/>
-            <w:tcW w:type="pct" w:w="883"/>
-          </w:tcPr>
-          <w:p>
-            <w:pPr>
+              <w:t>Hot spot (air / pallet)</w:t>
+            </w:r>
+          </w:p>
+        </w:tc>
+        <w:tc>
+          <w:tcPr>
+            <w:vAlign w:val="center"/>
+            <w:tcW w:type="pct" w:w="598"/>
+          </w:tcPr>
+          <w:p>
+            <w:pPr>
+              <w:keepNext/>
               <w:spacing w:before="20" w:after="20"/>
               <w:jc w:val="center"/>
             </w:pPr>
@@ -4214,10 +5101,11 @@
           <w:tcPr>
             <w:shd w:val="clear" w:color="auto" w:fill="F2F2F2"/>
             <w:vAlign w:val="center"/>
-            <w:tcW w:type="pct" w:w="684"/>
-          </w:tcPr>
-          <w:p>
-            <w:pPr>
+            <w:tcW w:type="pct" w:w="1067"/>
+          </w:tcPr>
+          <w:p>
+            <w:pPr>
+              <w:keepNext/>
               <w:spacing w:before="20" w:after="20"/>
               <w:jc w:val="left"/>
             </w:pPr>
@@ -4230,7 +5118,7 @@
                 <w:color w:val="000000"/>
                 <w:sz w:val="20"/>
               </w:rPr>
-              <w:t>Студена точка</w:t>
+              <w:t>Студена точка (воздух / палета)</w:t>
             </w:r>
             <w:r>
               <w:rPr>
@@ -4250,17 +5138,18 @@
                 <w:color w:val="000000"/>
                 <w:sz w:val="16"/>
               </w:rPr>
-              <w:t>Cold spot</w:t>
-            </w:r>
-          </w:p>
-        </w:tc>
-        <w:tc>
-          <w:tcPr>
-            <w:vAlign w:val="center"/>
-            <w:tcW w:type="pct" w:w="883"/>
-          </w:tcPr>
-          <w:p>
-            <w:pPr>
+              <w:t>Cold spot (air / pallet)</w:t>
+            </w:r>
+          </w:p>
+        </w:tc>
+        <w:tc>
+          <w:tcPr>
+            <w:vAlign w:val="center"/>
+            <w:tcW w:type="pct" w:w="598"/>
+          </w:tcPr>
+          <w:p>
+            <w:pPr>
+              <w:keepNext/>
               <w:spacing w:before="20" w:after="20"/>
               <w:jc w:val="center"/>
             </w:pPr>
@@ -4275,6 +5164,7 @@
           </w:tcPr>
           <w:p>
             <w:pPr>
+              <w:keepNext/>
               <w:spacing w:before="20" w:after="20"/>
               <w:jc w:val="left"/>
             </w:pPr>
@@ -4287,7 +5177,7 @@
                 <w:color w:val="000000"/>
                 <w:sz w:val="20"/>
               </w:rPr>
-              <w:t>Позиција за рутинскиот логер</w:t>
+              <w:t>Рутинска позиција: USB логер</w:t>
             </w:r>
             <w:r>
               <w:rPr>
@@ -4307,14 +5197,98 @@
                 <w:color w:val="000000"/>
                 <w:sz w:val="16"/>
               </w:rPr>
-              <w:t>Position for the routine logger</w:t>
-            </w:r>
-          </w:p>
-        </w:tc>
-        <w:tc>
-          <w:tcPr>
-            <w:vAlign w:val="center"/>
-            <w:tcW w:type="pct" w:w="883"/>
+              <w:t>Routine position: USB logger</w:t>
+            </w:r>
+          </w:p>
+        </w:tc>
+        <w:tc>
+          <w:tcPr>
+            <w:vAlign w:val="center"/>
+            <w:tcW w:type="pct" w:w="598"/>
+          </w:tcPr>
+          <w:p>
+            <w:pPr>
+              <w:keepNext/>
+              <w:spacing w:before="20" w:after="20"/>
+              <w:jc w:val="center"/>
+            </w:pPr>
+            <w:r/>
+          </w:p>
+        </w:tc>
+      </w:tr>
+    </w:tbl>
+    <w:tbl>
+      <w:tblPr>
+        <w:jc w:val="center"/>
+        <w:tblLook w:firstColumn="1" w:firstRow="1" w:lastColumn="0" w:lastRow="0" w:noHBand="0" w:noVBand="1" w:val="04A0"/>
+        <w:tblLayout w:type="fixed"/>
+        <w:tblW w:type="pct" w:w="5000"/>
+        <w:tblInd w:type="dxa" w:w="0"/>
+        <w:tblBorders>
+          <w:top w:val="single" w:sz="4" w:space="0" w:color="2B547E"/>
+          <w:left w:val="single" w:sz="4" w:space="0" w:color="2B547E"/>
+          <w:bottom w:val="single" w:sz="4" w:space="0" w:color="2B547E"/>
+          <w:right w:val="single" w:sz="4" w:space="0" w:color="2B547E"/>
+          <w:insideH w:val="single" w:sz="4" w:space="0" w:color="2B547E"/>
+          <w:insideV w:val="single" w:sz="4" w:space="0" w:color="2B547E"/>
+        </w:tblBorders>
+      </w:tblPr>
+      <w:tblGrid>
+        <w:gridCol w:w="3288"/>
+        <w:gridCol w:w="12111"/>
+      </w:tblGrid>
+      <w:tr>
+        <w:trPr>
+          <w:cantSplit/>
+        </w:trPr>
+        <w:tc>
+          <w:tcPr>
+            <w:shd w:val="clear" w:color="auto" w:fill="F2F2F2"/>
+            <w:vAlign w:val="center"/>
+            <w:tcW w:type="pct" w:w="1067"/>
+          </w:tcPr>
+          <w:p>
+            <w:pPr>
+              <w:spacing w:before="20" w:after="20"/>
+              <w:jc w:val="left"/>
+            </w:pPr>
+            <w:r/>
+            <w:r>
+              <w:rPr>
+                <w:rFonts w:ascii="Calibri" w:hAnsi="Calibri"/>
+                <w:b/>
+                <w:i w:val="0"/>
+                <w:color w:val="000000"/>
+                <w:sz w:val="20"/>
+              </w:rPr>
+              <w:t>Рутинска позиција: логер во палета (Е1 / Е2)</w:t>
+            </w:r>
+            <w:r>
+              <w:rPr>
+                <w:rFonts w:ascii="Calibri" w:hAnsi="Calibri"/>
+                <w:b w:val="0"/>
+                <w:i w:val="0"/>
+                <w:color w:val="000000"/>
+                <w:sz w:val="16"/>
+              </w:rPr>
+              <w:t xml:space="preserve"> | </w:t>
+            </w:r>
+            <w:r>
+              <w:rPr>
+                <w:rFonts w:ascii="Calibri" w:hAnsi="Calibri"/>
+                <w:b w:val="0"/>
+                <w:i w:val="0"/>
+                <w:color w:val="000000"/>
+                <w:sz w:val="16"/>
+              </w:rPr>
+              <w:t>Routine position: pallet logger (E1 / E2)</w:t>
+            </w:r>
+          </w:p>
+        </w:tc>
+        <w:tc>
+          <w:tcPr>
+            <w:vAlign w:val="center"/>
+            <w:tcW w:type="pct" w:w="3932"/>
           </w:tcPr>
           <w:p>
             <w:pPr>
@@ -4345,7 +5319,7 @@
           <w:color w:val="000000"/>
           <w:sz w:val="22"/>
         </w:rPr>
-        <w:t>Необработените податоци (извоз од секој логер, со сериски број и временски печат) се прилагаат и се чуваат со овој запис; печатените вредности мора да се пресметаат од нив.</w:t>
+        <w:t>Необработените податоци (изворна датотека од секој USB логер со SHA-256 и PDF-извештај од секој логер за еднократна употреба, со сериски број и временски печат) се прилагаат и се чуваат со овој запис; печатените вредности мора да се пресметаат од нив.</w:t>
       </w:r>
       <w:r>
         <w:rPr>
@@ -4365,13 +5339,14 @@
           <w:color w:val="595959"/>
           <w:sz w:val="16"/>
         </w:rPr>
-        <w:t>The raw data (export from each logger, with serial number and timestamps) are attached and retained with this record; the printed values must be calculated from them.</w:t>
+        <w:t>The raw data (original file of each USB logger with SHA-256 and the PDF report of each single-use logger, with serial number and timestamps) are attached and retained with this record; the printed values must be calculated from them.</w:t>
       </w:r>
     </w:p>
     <w:p>
-      <w:r>
-        <w:br w:type="page"/>
-      </w:r>
+      <w:pPr>
+        <w:keepNext/>
+        <w:spacing w:before="0" w:after="0" w:lineRule="exact" w:line="240"/>
+      </w:pPr>
     </w:p>
     <w:p>
       <w:pPr>

--- a/deliverables/inland_transport_2026-10/docx/QASOP_0XX_A03.docx
+++ b/deliverables/inland_transport_2026-10/docx/QASOP_0XX_A03.docx
@@ -323,7 +323,7 @@
                 <w:color w:val="000000"/>
                 <w:sz w:val="20"/>
               </w:rPr>
-              <w:t>Возило (регистарски број)</w:t>
+              <w:t>Превозник / возило (регистарски број)</w:t>
             </w:r>
             <w:r>
               <w:rPr>
@@ -343,7 +343,7 @@
                 <w:color w:val="000000"/>
                 <w:sz w:val="16"/>
               </w:rPr>
-              <w:t>Vehicle (registration)</w:t>
+              <w:t>Carrier / vehicle (registration)</w:t>
             </w:r>
           </w:p>
         </w:tc>

--- a/deliverables/inland_transport_2026-10/docx/QASOP_0XX_A03.docx
+++ b/deliverables/inland_transport_2026-10/docx/QASOP_0XX_A03.docx
@@ -740,7 +740,7 @@
     </w:tbl>
     <w:p>
       <w:pPr>
-        <w:keepNext/>
+        <w:keepNext w:val="0"/>
         <w:spacing w:before="0" w:after="0" w:lineRule="exact" w:line="240"/>
       </w:pPr>
     </w:p>
@@ -790,7 +790,7 @@
     </w:p>
     <w:p>
       <w:pPr>
-        <w:keepNext/>
+        <w:keepNext w:val="0"/>
         <w:spacing w:before="0" w:after="0" w:lineRule="exact" w:line="160"/>
       </w:pPr>
     </w:p>
@@ -2424,7 +2424,7 @@
     </w:tbl>
     <w:p>
       <w:pPr>
-        <w:keepNext/>
+        <w:keepNext w:val="0"/>
         <w:spacing w:before="0" w:after="0" w:lineRule="exact" w:line="160"/>
       </w:pPr>
     </w:p>
@@ -3327,7 +3327,7 @@
     </w:tbl>
     <w:p>
       <w:pPr>
-        <w:keepNext/>
+        <w:keepNext w:val="0"/>
         <w:spacing w:before="0" w:after="0" w:lineRule="exact" w:line="240"/>
       </w:pPr>
     </w:p>
@@ -4799,7 +4799,7 @@
     </w:tbl>
     <w:p>
       <w:pPr>
-        <w:keepNext/>
+        <w:keepNext w:val="0"/>
         <w:spacing w:before="0" w:after="0" w:lineRule="exact" w:line="120"/>
       </w:pPr>
     </w:p>
@@ -5302,7 +5302,7 @@
     </w:tbl>
     <w:p>
       <w:pPr>
-        <w:keepNext/>
+        <w:keepNext w:val="0"/>
         <w:spacing w:before="0" w:after="0" w:lineRule="exact" w:line="80"/>
       </w:pPr>
     </w:p>
@@ -5344,7 +5344,7 @@
     </w:p>
     <w:p>
       <w:pPr>
-        <w:keepNext/>
+        <w:keepNext w:val="0"/>
         <w:spacing w:before="0" w:after="0" w:lineRule="exact" w:line="240"/>
       </w:pPr>
     </w:p>
@@ -5725,7 +5725,7 @@
     </w:tbl>
     <w:p>
       <w:pPr>
-        <w:keepNext/>
+        <w:keepNext w:val="0"/>
         <w:spacing w:before="0" w:after="0" w:lineRule="exact" w:line="240"/>
       </w:pPr>
     </w:p>
@@ -6559,7 +6559,7 @@
     </w:tbl>
     <w:p>
       <w:pPr>
-        <w:keepNext/>
+        <w:keepNext w:val="0"/>
         <w:spacing w:before="0" w:after="0" w:lineRule="exact" w:line="120"/>
       </w:pPr>
     </w:p>
@@ -6742,7 +6742,7 @@
     </w:tbl>
     <w:p>
       <w:pPr>
-        <w:keepNext/>
+        <w:keepNext w:val="0"/>
         <w:spacing w:before="0" w:after="0" w:lineRule="exact" w:line="120"/>
       </w:pPr>
     </w:p>
